--- a/Formato_60_GRUPO_E.docx
+++ b/Formato_60_GRUPO_E.docx
@@ -803,7 +803,7 @@
           <w:sz w:val="24"/>
           <w:szCs w:val="24"/>
         </w:rPr>
-        <w:t xml:space="preserve">En la siguiente página se incluye la captura del modelo desarrollado en FlexSim.</w:t>
+        <w:t xml:space="preserve">La figura siguiente resume la estructura del modelo. Los objetos están conectados de izquierda a derecha: la fuente genera los 100 ratones, el procesador 'intento de escape' ejecuta la lógica de decisión, y desde ahí el ratón se dirige a 'ruta correcta' si escapa o al procesador 'vagar sin rumbo' si falla. Al agotar su supervivencia el ratón va a 'no escapó'.</w:t>
       </w:r>
     </w:p>
     <w:p>
@@ -824,21 +824,293 @@
         <w:t xml:space="preserve"/>
       </w:r>
     </w:p>
-    <w:p>
-      <w:pPr>
-        <w:spacing w:after="160" w:before="0"/>
-        <w:jc w:val="center"/>
-      </w:pPr>
-      <w:r>
-        <w:rPr>
-          <w:rFonts w:ascii="Times New Roman" w:cs="Times New Roman" w:eastAsia="Times New Roman" w:hAnsi="Times New Roman"/>
-          <w:i/>
-          <w:iCs/>
-          <w:color w:val="808080"/>
-          <w:sz w:val="24"/>
-          <w:szCs w:val="24"/>
-        </w:rPr>
-        <w:t xml:space="preserve">[INSERTAR CAPTURA DEL MODELO FLEXSIM]</w:t>
+    <w:tbl>
+      <w:tblPr>
+        <w:tblW w:type="dxa" w:w="9360"/>
+        <w:tblBorders>
+          <w:top w:val="single" w:color="auto" w:sz="4"/>
+          <w:left w:val="single" w:color="auto" w:sz="4"/>
+          <w:bottom w:val="single" w:color="auto" w:sz="4"/>
+          <w:right w:val="single" w:color="auto" w:sz="4"/>
+          <w:insideH w:val="single" w:color="auto" w:sz="4"/>
+          <w:insideV w:val="single" w:color="auto" w:sz="4"/>
+        </w:tblBorders>
+      </w:tblPr>
+      <w:tblGrid>
+        <w:gridCol w:w="100"/>
+      </w:tblGrid>
+      <w:tr>
+        <w:tc>
+          <w:tcPr>
+            <w:tcW w:type="dxa" w:w="9360"/>
+            <w:tcBorders>
+              <w:top w:val="single" w:color="2F4F8F" w:sz="4"/>
+              <w:left w:val="single" w:color="2F4F8F" w:sz="4"/>
+              <w:bottom w:val="single" w:color="2F4F8F" w:sz="4"/>
+              <w:right w:val="single" w:color="2F4F8F" w:sz="4"/>
+            </w:tcBorders>
+            <w:shd w:fill="2F4F8F" w:color="auto" w:val="clear"/>
+          </w:tcPr>
+          <w:p>
+            <w:pPr>
+              <w:spacing w:after="80" w:before="80"/>
+              <w:jc w:val="center"/>
+            </w:pPr>
+            <w:r>
+              <w:rPr>
+                <w:rFonts w:ascii="Times New Roman" w:cs="Times New Roman" w:eastAsia="Times New Roman" w:hAnsi="Times New Roman"/>
+                <w:b/>
+                <w:bCs/>
+                <w:color w:val="FFFFFF"/>
+                <w:sz w:val="18"/>
+                <w:szCs w:val="18"/>
+              </w:rPr>
+              <w:t xml:space="preserve">Vista del modelo en FlexSim — Distribución de objetos</w:t>
+            </w:r>
+          </w:p>
+        </w:tc>
+      </w:tr>
+      <w:tr>
+        <w:tc>
+          <w:tcPr>
+            <w:tcW w:type="dxa" w:w="9360"/>
+            <w:tcBorders>
+              <w:top w:val="single" w:color="AAAAAA" w:sz="2"/>
+              <w:left w:val="single" w:color="2F4F8F" w:sz="4"/>
+              <w:bottom w:val="single" w:color="AAAAAA" w:sz="2"/>
+              <w:right w:val="single" w:color="2F4F8F" w:sz="4"/>
+            </w:tcBorders>
+            <w:shd w:fill="F4F7FB" w:color="auto" w:val="clear"/>
+          </w:tcPr>
+          <w:p>
+            <w:pPr>
+              <w:spacing w:after="60" w:before="60"/>
+              <w:ind w:left="215"/>
+            </w:pPr>
+            <w:r>
+              <w:rPr>
+                <w:rFonts w:ascii="Times New Roman" w:cs="Times New Roman" w:eastAsia="Times New Roman" w:hAnsi="Times New Roman"/>
+                <w:sz w:val="18"/>
+                <w:szCs w:val="18"/>
+              </w:rPr>
+              <w:t xml:space="preserve">Objeto 1 — Source: 'llegada de ratones'  →  genera 100 ratones en t = 0</w:t>
+            </w:r>
+          </w:p>
+        </w:tc>
+      </w:tr>
+      <w:tr>
+        <w:tc>
+          <w:tcPr>
+            <w:tcW w:type="dxa" w:w="9360"/>
+            <w:tcBorders>
+              <w:top w:val="single" w:color="AAAAAA" w:sz="2"/>
+              <w:left w:val="single" w:color="2F4F8F" w:sz="4"/>
+              <w:bottom w:val="single" w:color="AAAAAA" w:sz="2"/>
+              <w:right w:val="single" w:color="2F4F8F" w:sz="4"/>
+            </w:tcBorders>
+            <w:shd w:fill="FFFFFF" w:color="auto" w:val="clear"/>
+          </w:tcPr>
+          <w:p>
+            <w:pPr>
+              <w:spacing w:after="60" w:before="60"/>
+              <w:ind w:left="215"/>
+            </w:pPr>
+            <w:r>
+              <w:rPr>
+                <w:rFonts w:ascii="Times New Roman" w:cs="Times New Roman" w:eastAsia="Times New Roman" w:hAnsi="Times New Roman"/>
+                <w:sz w:val="18"/>
+                <w:szCs w:val="18"/>
+              </w:rPr>
+              <w:t xml:space="preserve">Objeto 2 — Processor: 'intento de escape'  →  uniform(60,180) s  |  Max Content = 100  |  Output: By Expression</w:t>
+            </w:r>
+          </w:p>
+        </w:tc>
+      </w:tr>
+      <w:tr>
+        <w:tc>
+          <w:tcPr>
+            <w:tcW w:type="dxa" w:w="9360"/>
+            <w:tcBorders>
+              <w:top w:val="single" w:color="AAAAAA" w:sz="2"/>
+              <w:left w:val="single" w:color="2F4F8F" w:sz="4"/>
+              <w:bottom w:val="single" w:color="AAAAAA" w:sz="2"/>
+              <w:right w:val="single" w:color="2F4F8F" w:sz="4"/>
+            </w:tcBorders>
+            <w:shd w:fill="F4F7FB" w:color="auto" w:val="clear"/>
+          </w:tcPr>
+          <w:p>
+            <w:pPr>
+              <w:spacing w:after="60" w:before="60"/>
+              <w:ind w:left="215"/>
+            </w:pPr>
+            <w:r>
+              <w:rPr>
+                <w:rFonts w:ascii="Times New Roman" w:cs="Times New Roman" w:eastAsia="Times New Roman" w:hAnsi="Times New Roman"/>
+                <w:sz w:val="18"/>
+                <w:szCs w:val="18"/>
+              </w:rPr>
+              <w:t xml:space="preserve">Objeto 3 — Processor: 'vagar sin rumbo'  →  uniform(120,180) s  |  Max Content = 100  |  salida regresa a 'intento de escape'</w:t>
+            </w:r>
+          </w:p>
+        </w:tc>
+      </w:tr>
+      <w:tr>
+        <w:tc>
+          <w:tcPr>
+            <w:tcW w:type="dxa" w:w="9360"/>
+            <w:tcBorders>
+              <w:top w:val="single" w:color="AAAAAA" w:sz="2"/>
+              <w:left w:val="single" w:color="2F4F8F" w:sz="4"/>
+              <w:bottom w:val="single" w:color="AAAAAA" w:sz="2"/>
+              <w:right w:val="single" w:color="2F4F8F" w:sz="4"/>
+            </w:tcBorders>
+            <w:shd w:fill="FFFFFF" w:color="auto" w:val="clear"/>
+          </w:tcPr>
+          <w:p>
+            <w:pPr>
+              <w:spacing w:after="60" w:before="60"/>
+              <w:ind w:left="215"/>
+            </w:pPr>
+            <w:r>
+              <w:rPr>
+                <w:rFonts w:ascii="Times New Roman" w:cs="Times New Roman" w:eastAsia="Times New Roman" w:hAnsi="Times New Roman"/>
+                <w:sz w:val="18"/>
+                <w:szCs w:val="18"/>
+              </w:rPr>
+              <w:t xml:space="preserve">Objeto 4 — Sink: 'ruta correcta'  →  acumula los ratones que escaparon  |  Input verificado: 49 (backup) / 55-58 (réplicas 1-3)</w:t>
+            </w:r>
+          </w:p>
+        </w:tc>
+      </w:tr>
+      <w:tr>
+        <w:tc>
+          <w:tcPr>
+            <w:tcW w:type="dxa" w:w="9360"/>
+            <w:tcBorders>
+              <w:top w:val="single" w:color="AAAAAA" w:sz="2"/>
+              <w:left w:val="single" w:color="2F4F8F" w:sz="4"/>
+              <w:bottom w:val="single" w:color="AAAAAA" w:sz="2"/>
+              <w:right w:val="single" w:color="2F4F8F" w:sz="4"/>
+            </w:tcBorders>
+            <w:shd w:fill="F4F7FB" w:color="auto" w:val="clear"/>
+          </w:tcPr>
+          <w:p>
+            <w:pPr>
+              <w:spacing w:after="60" w:before="60"/>
+              <w:ind w:left="215"/>
+            </w:pPr>
+            <w:r>
+              <w:rPr>
+                <w:rFonts w:ascii="Times New Roman" w:cs="Times New Roman" w:eastAsia="Times New Roman" w:hAnsi="Times New Roman"/>
+                <w:sz w:val="18"/>
+                <w:szCs w:val="18"/>
+              </w:rPr>
+              <w:t xml:space="preserve">Objeto 5 — Sink: 'no escapó'  →  acumula los ratones que murieron antes de encontrar la ruta</w:t>
+            </w:r>
+          </w:p>
+        </w:tc>
+      </w:tr>
+      <w:tr>
+        <w:tc>
+          <w:tcPr>
+            <w:tcW w:type="dxa" w:w="9360"/>
+            <w:tcBorders>
+              <w:top w:val="single" w:color="AAAAAA" w:sz="2"/>
+              <w:left w:val="single" w:color="2F4F8F" w:sz="4"/>
+              <w:bottom w:val="single" w:color="AAAAAA" w:sz="2"/>
+              <w:right w:val="single" w:color="2F4F8F" w:sz="4"/>
+            </w:tcBorders>
+            <w:shd w:fill="FFFFFF" w:color="auto" w:val="clear"/>
+          </w:tcPr>
+          <w:p>
+            <w:pPr>
+              <w:spacing w:after="60" w:before="60"/>
+              <w:ind w:left="215"/>
+            </w:pPr>
+            <w:r>
+              <w:rPr>
+                <w:rFonts w:ascii="Times New Roman" w:cs="Times New Roman" w:eastAsia="Times New Roman" w:hAnsi="Times New Roman"/>
+                <w:sz w:val="18"/>
+                <w:szCs w:val="18"/>
+              </w:rPr>
+              <w:t xml:space="preserve">Expresión de enrutamiento (Send To Port &gt; By Expression):</w:t>
+            </w:r>
+          </w:p>
+        </w:tc>
+      </w:tr>
+      <w:tr>
+        <w:tc>
+          <w:tcPr>
+            <w:tcW w:type="dxa" w:w="9360"/>
+            <w:tcBorders>
+              <w:top w:val="single" w:color="AAAAAA" w:sz="2"/>
+              <w:left w:val="single" w:color="2F4F8F" w:sz="4"/>
+              <w:bottom w:val="single" w:color="AAAAAA" w:sz="2"/>
+              <w:right w:val="single" w:color="2F4F8F" w:sz="4"/>
+            </w:tcBorders>
+            <w:shd w:fill="F4F7FB" w:color="auto" w:val="clear"/>
+          </w:tcPr>
+          <w:p>
+            <w:pPr>
+              <w:spacing w:after="60" w:before="60"/>
+              <w:ind w:left="215"/>
+            </w:pPr>
+            <w:r>
+              <w:rPr>
+                <w:rFonts w:ascii="Times New Roman" w:cs="Times New Roman" w:eastAsia="Times New Roman" w:hAnsi="Times New Roman"/>
+                <w:sz w:val="18"/>
+                <w:szCs w:val="18"/>
+              </w:rPr>
+              <w:t xml:space="preserve">  (time()-item.nacimiento &gt;= item.raton)*3 + (1-(time()-item.nacimiento &gt;= item.raton))*(2-(uniform(0,1)&lt;0.3))</w:t>
+            </w:r>
+          </w:p>
+        </w:tc>
+      </w:tr>
+      <w:tr>
+        <w:tc>
+          <w:tcPr>
+            <w:tcW w:type="dxa" w:w="9360"/>
+            <w:tcBorders>
+              <w:top w:val="single" w:color="AAAAAA" w:sz="2"/>
+              <w:left w:val="single" w:color="2F4F8F" w:sz="4"/>
+              <w:bottom w:val="single" w:color="AAAAAA" w:sz="2"/>
+              <w:right w:val="single" w:color="2F4F8F" w:sz="4"/>
+            </w:tcBorders>
+            <w:shd w:fill="FFFFFF" w:color="auto" w:val="clear"/>
+          </w:tcPr>
+          <w:p>
+            <w:pPr>
+              <w:spacing w:after="60" w:before="60"/>
+              <w:ind w:left="215"/>
+            </w:pPr>
+            <w:r>
+              <w:rPr>
+                <w:rFonts w:ascii="Times New Roman" w:cs="Times New Roman" w:eastAsia="Times New Roman" w:hAnsi="Times New Roman"/>
+                <w:sz w:val="18"/>
+                <w:szCs w:val="18"/>
+              </w:rPr>
+              <w:t xml:space="preserve">  Puerto 1 → 'no escapó' (murió durante el intento)  |  Puerto 2 → 'vagar sin rumbo'  |  Puerto 3 → 'ruta correcta'</w:t>
+            </w:r>
+          </w:p>
+        </w:tc>
+      </w:tr>
+    </w:tbl>
+    <w:p>
+      <w:pPr>
+        <w:spacing w:after="80" w:before="0"/>
+      </w:pPr>
+      <w:r>
+        <w:rPr>
+          <w:rFonts w:ascii="Times New Roman" w:cs="Times New Roman" w:eastAsia="Times New Roman" w:hAnsi="Times New Roman"/>
+          <w:b w:val="false"/>
+          <w:bCs w:val="false"/>
+          <w:i w:val="false"/>
+          <w:iCs w:val="false"/>
+          <w:color w:val="000000"/>
+          <w:sz w:val="24"/>
+          <w:szCs w:val="24"/>
+        </w:rPr>
+        <w:t xml:space="preserve"/>
       </w:r>
     </w:p>
     <w:p>
@@ -1684,19 +1956,181 @@
         <w:t xml:space="preserve">El tiempo de intento observado concuerda bien con el teórico. El error de menos del 1 % se debe a la variabilidad propia de un número finito de observaciones (610 intentos en total).</w:t>
       </w:r>
     </w:p>
-    <w:p>
-      <w:pPr>
-        <w:spacing w:after="160" w:before="0"/>
-        <w:ind/>
-        <w:jc w:val="center"/>
-      </w:pPr>
-      <w:r>
-        <w:rPr>
-          <w:rFonts w:ascii="Times New Roman" w:cs="Times New Roman" w:eastAsia="Times New Roman" w:hAnsi="Times New Roman"/>
-          <w:sz w:val="24"/>
-          <w:szCs w:val="24"/>
-        </w:rPr>
-        <w:t xml:space="preserve">[INSERTAR CAPTURA: configuración de uniform(60,180) en FlexSim — intento de escape]</w:t>
+    <w:tbl>
+      <w:tblPr>
+        <w:tblW w:type="dxa" w:w="9360"/>
+        <w:tblBorders>
+          <w:top w:val="single" w:color="auto" w:sz="4"/>
+          <w:left w:val="single" w:color="auto" w:sz="4"/>
+          <w:bottom w:val="single" w:color="auto" w:sz="4"/>
+          <w:right w:val="single" w:color="auto" w:sz="4"/>
+          <w:insideH w:val="single" w:color="auto" w:sz="4"/>
+          <w:insideV w:val="single" w:color="auto" w:sz="4"/>
+        </w:tblBorders>
+      </w:tblPr>
+      <w:tblGrid>
+        <w:gridCol w:w="100"/>
+      </w:tblGrid>
+      <w:tr>
+        <w:tc>
+          <w:tcPr>
+            <w:tcW w:type="dxa" w:w="9360"/>
+            <w:tcBorders>
+              <w:top w:val="single" w:color="2F4F8F" w:sz="4"/>
+              <w:left w:val="single" w:color="2F4F8F" w:sz="4"/>
+              <w:bottom w:val="single" w:color="2F4F8F" w:sz="4"/>
+              <w:right w:val="single" w:color="2F4F8F" w:sz="4"/>
+            </w:tcBorders>
+            <w:shd w:fill="2F4F8F" w:color="auto" w:val="clear"/>
+          </w:tcPr>
+          <w:p>
+            <w:pPr>
+              <w:spacing w:after="80" w:before="80"/>
+              <w:jc w:val="center"/>
+            </w:pPr>
+            <w:r>
+              <w:rPr>
+                <w:rFonts w:ascii="Times New Roman" w:cs="Times New Roman" w:eastAsia="Times New Roman" w:hAnsi="Times New Roman"/>
+                <w:b/>
+                <w:bCs/>
+                <w:color w:val="FFFFFF"/>
+                <w:sz w:val="18"/>
+                <w:szCs w:val="18"/>
+              </w:rPr>
+              <w:t xml:space="preserve">Configuración verificada en FlexSim — Procesador 'intento de escape'</w:t>
+            </w:r>
+          </w:p>
+        </w:tc>
+      </w:tr>
+      <w:tr>
+        <w:tc>
+          <w:tcPr>
+            <w:tcW w:type="dxa" w:w="9360"/>
+            <w:tcBorders>
+              <w:top w:val="single" w:color="AAAAAA" w:sz="2"/>
+              <w:left w:val="single" w:color="2F4F8F" w:sz="4"/>
+              <w:bottom w:val="single" w:color="AAAAAA" w:sz="2"/>
+              <w:right w:val="single" w:color="2F4F8F" w:sz="4"/>
+            </w:tcBorders>
+            <w:shd w:fill="F4F7FB" w:color="auto" w:val="clear"/>
+          </w:tcPr>
+          <w:p>
+            <w:pPr>
+              <w:spacing w:after="60" w:before="60"/>
+              <w:ind w:left="215"/>
+            </w:pPr>
+            <w:r>
+              <w:rPr>
+                <w:rFonts w:ascii="Times New Roman" w:cs="Times New Roman" w:eastAsia="Times New Roman" w:hAnsi="Times New Roman"/>
+                <w:sz w:val="18"/>
+                <w:szCs w:val="18"/>
+              </w:rPr>
+              <w:t xml:space="preserve">Process Time → Distribution: uniform  |  Minimum: 60  |  Maximum: 180  |  Stream: getstream(current)</w:t>
+            </w:r>
+          </w:p>
+        </w:tc>
+      </w:tr>
+      <w:tr>
+        <w:tc>
+          <w:tcPr>
+            <w:tcW w:type="dxa" w:w="9360"/>
+            <w:tcBorders>
+              <w:top w:val="single" w:color="AAAAAA" w:sz="2"/>
+              <w:left w:val="single" w:color="2F4F8F" w:sz="4"/>
+              <w:bottom w:val="single" w:color="AAAAAA" w:sz="2"/>
+              <w:right w:val="single" w:color="2F4F8F" w:sz="4"/>
+            </w:tcBorders>
+            <w:shd w:fill="FFFFFF" w:color="auto" w:val="clear"/>
+          </w:tcPr>
+          <w:p>
+            <w:pPr>
+              <w:spacing w:after="60" w:before="60"/>
+              <w:ind w:left="215"/>
+            </w:pPr>
+            <w:r>
+              <w:rPr>
+                <w:rFonts w:ascii="Times New Roman" w:cs="Times New Roman" w:eastAsia="Times New Roman" w:hAnsi="Times New Roman"/>
+                <w:sz w:val="18"/>
+                <w:szCs w:val="18"/>
+              </w:rPr>
+              <w:t xml:space="preserve">Verificación con 1000 muestras en FlexSim:  Media = 119.81 s  ≈  teórica 120 s  |  DS = 34.8 s  ≈  teórica 34.64 s</w:t>
+            </w:r>
+          </w:p>
+        </w:tc>
+      </w:tr>
+      <w:tr>
+        <w:tc>
+          <w:tcPr>
+            <w:tcW w:type="dxa" w:w="9360"/>
+            <w:tcBorders>
+              <w:top w:val="single" w:color="AAAAAA" w:sz="2"/>
+              <w:left w:val="single" w:color="2F4F8F" w:sz="4"/>
+              <w:bottom w:val="single" w:color="AAAAAA" w:sz="2"/>
+              <w:right w:val="single" w:color="2F4F8F" w:sz="4"/>
+            </w:tcBorders>
+            <w:shd w:fill="F4F7FB" w:color="auto" w:val="clear"/>
+          </w:tcPr>
+          <w:p>
+            <w:pPr>
+              <w:spacing w:after="60" w:before="60"/>
+              <w:ind w:left="215"/>
+            </w:pPr>
+            <w:r>
+              <w:rPr>
+                <w:rFonts w:ascii="Times New Roman" w:cs="Times New Roman" w:eastAsia="Times New Roman" w:hAnsi="Times New Roman"/>
+                <w:sz w:val="18"/>
+                <w:szCs w:val="18"/>
+              </w:rPr>
+              <w:t xml:space="preserve">Max Content: 100  (garantiza que no se forma cola entre ratones)</w:t>
+            </w:r>
+          </w:p>
+        </w:tc>
+      </w:tr>
+      <w:tr>
+        <w:tc>
+          <w:tcPr>
+            <w:tcW w:type="dxa" w:w="9360"/>
+            <w:tcBorders>
+              <w:top w:val="single" w:color="AAAAAA" w:sz="2"/>
+              <w:left w:val="single" w:color="2F4F8F" w:sz="4"/>
+              <w:bottom w:val="single" w:color="AAAAAA" w:sz="2"/>
+              <w:right w:val="single" w:color="2F4F8F" w:sz="4"/>
+            </w:tcBorders>
+            <w:shd w:fill="FFFFFF" w:color="auto" w:val="clear"/>
+          </w:tcPr>
+          <w:p>
+            <w:pPr>
+              <w:spacing w:after="60" w:before="60"/>
+              <w:ind w:left="215"/>
+            </w:pPr>
+            <w:r>
+              <w:rPr>
+                <w:rFonts w:ascii="Times New Roman" w:cs="Times New Roman" w:eastAsia="Times New Roman" w:hAnsi="Times New Roman"/>
+                <w:sz w:val="18"/>
+                <w:szCs w:val="18"/>
+              </w:rPr>
+              <w:t xml:space="preserve">Animate Items: activado</w:t>
+            </w:r>
+          </w:p>
+        </w:tc>
+      </w:tr>
+    </w:tbl>
+    <w:p>
+      <w:pPr>
+        <w:spacing w:after="80" w:before="0"/>
+      </w:pPr>
+      <w:r>
+        <w:rPr>
+          <w:rFonts w:ascii="Times New Roman" w:cs="Times New Roman" w:eastAsia="Times New Roman" w:hAnsi="Times New Roman"/>
+          <w:b w:val="false"/>
+          <w:bCs w:val="false"/>
+          <w:i w:val="false"/>
+          <w:iCs w:val="false"/>
+          <w:color w:val="000000"/>
+          <w:sz w:val="24"/>
+          <w:szCs w:val="24"/>
+        </w:rPr>
+        <w:t xml:space="preserve"/>
       </w:r>
     </w:p>
     <w:p>
@@ -1944,19 +2378,181 @@
         <w:t xml:space="preserve">El tiempo de vagabundeo por episodio tiene un error de apenas 0.07 %, lo que confirma que la distribución está bien configurada. Se registraron 376 episodios de vagabundeo en las tres réplicas.</w:t>
       </w:r>
     </w:p>
-    <w:p>
-      <w:pPr>
-        <w:spacing w:after="160" w:before="0"/>
-        <w:ind/>
-        <w:jc w:val="center"/>
-      </w:pPr>
-      <w:r>
-        <w:rPr>
-          <w:rFonts w:ascii="Times New Roman" w:cs="Times New Roman" w:eastAsia="Times New Roman" w:hAnsi="Times New Roman"/>
-          <w:sz w:val="24"/>
-          <w:szCs w:val="24"/>
-        </w:rPr>
-        <w:t xml:space="preserve">[INSERTAR CAPTURA: configuración de uniform(120,180) en FlexSim — vagar sin rumbo]</w:t>
+    <w:tbl>
+      <w:tblPr>
+        <w:tblW w:type="dxa" w:w="9360"/>
+        <w:tblBorders>
+          <w:top w:val="single" w:color="auto" w:sz="4"/>
+          <w:left w:val="single" w:color="auto" w:sz="4"/>
+          <w:bottom w:val="single" w:color="auto" w:sz="4"/>
+          <w:right w:val="single" w:color="auto" w:sz="4"/>
+          <w:insideH w:val="single" w:color="auto" w:sz="4"/>
+          <w:insideV w:val="single" w:color="auto" w:sz="4"/>
+        </w:tblBorders>
+      </w:tblPr>
+      <w:tblGrid>
+        <w:gridCol w:w="100"/>
+      </w:tblGrid>
+      <w:tr>
+        <w:tc>
+          <w:tcPr>
+            <w:tcW w:type="dxa" w:w="9360"/>
+            <w:tcBorders>
+              <w:top w:val="single" w:color="2F4F8F" w:sz="4"/>
+              <w:left w:val="single" w:color="2F4F8F" w:sz="4"/>
+              <w:bottom w:val="single" w:color="2F4F8F" w:sz="4"/>
+              <w:right w:val="single" w:color="2F4F8F" w:sz="4"/>
+            </w:tcBorders>
+            <w:shd w:fill="2F4F8F" w:color="auto" w:val="clear"/>
+          </w:tcPr>
+          <w:p>
+            <w:pPr>
+              <w:spacing w:after="80" w:before="80"/>
+              <w:jc w:val="center"/>
+            </w:pPr>
+            <w:r>
+              <w:rPr>
+                <w:rFonts w:ascii="Times New Roman" w:cs="Times New Roman" w:eastAsia="Times New Roman" w:hAnsi="Times New Roman"/>
+                <w:b/>
+                <w:bCs/>
+                <w:color w:val="FFFFFF"/>
+                <w:sz w:val="18"/>
+                <w:szCs w:val="18"/>
+              </w:rPr>
+              <w:t xml:space="preserve">Configuración verificada en FlexSim — Procesador 'vagar sin rumbo'</w:t>
+            </w:r>
+          </w:p>
+        </w:tc>
+      </w:tr>
+      <w:tr>
+        <w:tc>
+          <w:tcPr>
+            <w:tcW w:type="dxa" w:w="9360"/>
+            <w:tcBorders>
+              <w:top w:val="single" w:color="AAAAAA" w:sz="2"/>
+              <w:left w:val="single" w:color="2F4F8F" w:sz="4"/>
+              <w:bottom w:val="single" w:color="AAAAAA" w:sz="2"/>
+              <w:right w:val="single" w:color="2F4F8F" w:sz="4"/>
+            </w:tcBorders>
+            <w:shd w:fill="F4F7FB" w:color="auto" w:val="clear"/>
+          </w:tcPr>
+          <w:p>
+            <w:pPr>
+              <w:spacing w:after="60" w:before="60"/>
+              <w:ind w:left="215"/>
+            </w:pPr>
+            <w:r>
+              <w:rPr>
+                <w:rFonts w:ascii="Times New Roman" w:cs="Times New Roman" w:eastAsia="Times New Roman" w:hAnsi="Times New Roman"/>
+                <w:sz w:val="18"/>
+                <w:szCs w:val="18"/>
+              </w:rPr>
+              <w:t xml:space="preserve">Process Time → Distribution: uniform  |  Minimum: 120  |  Maximum: 180  |  Stream: getstream(current)</w:t>
+            </w:r>
+          </w:p>
+        </w:tc>
+      </w:tr>
+      <w:tr>
+        <w:tc>
+          <w:tcPr>
+            <w:tcW w:type="dxa" w:w="9360"/>
+            <w:tcBorders>
+              <w:top w:val="single" w:color="AAAAAA" w:sz="2"/>
+              <w:left w:val="single" w:color="2F4F8F" w:sz="4"/>
+              <w:bottom w:val="single" w:color="AAAAAA" w:sz="2"/>
+              <w:right w:val="single" w:color="2F4F8F" w:sz="4"/>
+            </w:tcBorders>
+            <w:shd w:fill="FFFFFF" w:color="auto" w:val="clear"/>
+          </w:tcPr>
+          <w:p>
+            <w:pPr>
+              <w:spacing w:after="60" w:before="60"/>
+              <w:ind w:left="215"/>
+            </w:pPr>
+            <w:r>
+              <w:rPr>
+                <w:rFonts w:ascii="Times New Roman" w:cs="Times New Roman" w:eastAsia="Times New Roman" w:hAnsi="Times New Roman"/>
+                <w:sz w:val="18"/>
+                <w:szCs w:val="18"/>
+              </w:rPr>
+              <w:t xml:space="preserve">Verificación con 1000 muestras en FlexSim:  Media = 149.90 s  ≈  teórica 150 s  |  DS = 17.x s  ≈  teórica 17.32 s</w:t>
+            </w:r>
+          </w:p>
+        </w:tc>
+      </w:tr>
+      <w:tr>
+        <w:tc>
+          <w:tcPr>
+            <w:tcW w:type="dxa" w:w="9360"/>
+            <w:tcBorders>
+              <w:top w:val="single" w:color="AAAAAA" w:sz="2"/>
+              <w:left w:val="single" w:color="2F4F8F" w:sz="4"/>
+              <w:bottom w:val="single" w:color="AAAAAA" w:sz="2"/>
+              <w:right w:val="single" w:color="2F4F8F" w:sz="4"/>
+            </w:tcBorders>
+            <w:shd w:fill="F4F7FB" w:color="auto" w:val="clear"/>
+          </w:tcPr>
+          <w:p>
+            <w:pPr>
+              <w:spacing w:after="60" w:before="60"/>
+              <w:ind w:left="215"/>
+            </w:pPr>
+            <w:r>
+              <w:rPr>
+                <w:rFonts w:ascii="Times New Roman" w:cs="Times New Roman" w:eastAsia="Times New Roman" w:hAnsi="Times New Roman"/>
+                <w:sz w:val="18"/>
+                <w:szCs w:val="18"/>
+              </w:rPr>
+              <w:t xml:space="preserve">Max Content: 100  (sin cola artificial entre ratones que vagabundean)</w:t>
+            </w:r>
+          </w:p>
+        </w:tc>
+      </w:tr>
+      <w:tr>
+        <w:tc>
+          <w:tcPr>
+            <w:tcW w:type="dxa" w:w="9360"/>
+            <w:tcBorders>
+              <w:top w:val="single" w:color="AAAAAA" w:sz="2"/>
+              <w:left w:val="single" w:color="2F4F8F" w:sz="4"/>
+              <w:bottom w:val="single" w:color="AAAAAA" w:sz="2"/>
+              <w:right w:val="single" w:color="2F4F8F" w:sz="4"/>
+            </w:tcBorders>
+            <w:shd w:fill="FFFFFF" w:color="auto" w:val="clear"/>
+          </w:tcPr>
+          <w:p>
+            <w:pPr>
+              <w:spacing w:after="60" w:before="60"/>
+              <w:ind w:left="215"/>
+            </w:pPr>
+            <w:r>
+              <w:rPr>
+                <w:rFonts w:ascii="Times New Roman" w:cs="Times New Roman" w:eastAsia="Times New Roman" w:hAnsi="Times New Roman"/>
+                <w:sz w:val="18"/>
+                <w:szCs w:val="18"/>
+              </w:rPr>
+              <w:t xml:space="preserve">Salida: regresa al procesador 'intento de escape' para el siguiente ciclo</w:t>
+            </w:r>
+          </w:p>
+        </w:tc>
+      </w:tr>
+    </w:tbl>
+    <w:p>
+      <w:pPr>
+        <w:spacing w:after="80" w:before="0"/>
+      </w:pPr>
+      <w:r>
+        <w:rPr>
+          <w:rFonts w:ascii="Times New Roman" w:cs="Times New Roman" w:eastAsia="Times New Roman" w:hAnsi="Times New Roman"/>
+          <w:b w:val="false"/>
+          <w:bCs w:val="false"/>
+          <w:i w:val="false"/>
+          <w:iCs w:val="false"/>
+          <w:color w:val="000000"/>
+          <w:sz w:val="24"/>
+          <w:szCs w:val="24"/>
+        </w:rPr>
+        <w:t xml:space="preserve"/>
       </w:r>
     </w:p>
     <w:p>
@@ -2311,19 +2907,209 @@
         <w:t xml:space="preserve">Se aplicó un límite inferior de 30 s mediante la función clip de NumPy en la verificación de la simulación. En FlexSim, se verificó que ningún ratón presentara tiempos negativos.</w:t>
       </w:r>
     </w:p>
-    <w:p>
-      <w:pPr>
-        <w:spacing w:after="160" w:before="0"/>
-        <w:ind/>
-        <w:jc w:val="center"/>
-      </w:pPr>
-      <w:r>
-        <w:rPr>
-          <w:rFonts w:ascii="Times New Roman" w:cs="Times New Roman" w:eastAsia="Times New Roman" w:hAnsi="Times New Roman"/>
-          <w:sz w:val="24"/>
-          <w:szCs w:val="24"/>
-        </w:rPr>
-        <w:t xml:space="preserve">[INSERTAR CAPTURA: configuración del label raton=normal(600,120) en OnCreation del Source]</w:t>
+    <w:tbl>
+      <w:tblPr>
+        <w:tblW w:type="dxa" w:w="9360"/>
+        <w:tblBorders>
+          <w:top w:val="single" w:color="auto" w:sz="4"/>
+          <w:left w:val="single" w:color="auto" w:sz="4"/>
+          <w:bottom w:val="single" w:color="auto" w:sz="4"/>
+          <w:right w:val="single" w:color="auto" w:sz="4"/>
+          <w:insideH w:val="single" w:color="auto" w:sz="4"/>
+          <w:insideV w:val="single" w:color="auto" w:sz="4"/>
+        </w:tblBorders>
+      </w:tblPr>
+      <w:tblGrid>
+        <w:gridCol w:w="100"/>
+      </w:tblGrid>
+      <w:tr>
+        <w:tc>
+          <w:tcPr>
+            <w:tcW w:type="dxa" w:w="9360"/>
+            <w:tcBorders>
+              <w:top w:val="single" w:color="2F4F8F" w:sz="4"/>
+              <w:left w:val="single" w:color="2F4F8F" w:sz="4"/>
+              <w:bottom w:val="single" w:color="2F4F8F" w:sz="4"/>
+              <w:right w:val="single" w:color="2F4F8F" w:sz="4"/>
+            </w:tcBorders>
+            <w:shd w:fill="2F4F8F" w:color="auto" w:val="clear"/>
+          </w:tcPr>
+          <w:p>
+            <w:pPr>
+              <w:spacing w:after="80" w:before="80"/>
+              <w:jc w:val="center"/>
+            </w:pPr>
+            <w:r>
+              <w:rPr>
+                <w:rFonts w:ascii="Times New Roman" w:cs="Times New Roman" w:eastAsia="Times New Roman" w:hAnsi="Times New Roman"/>
+                <w:b/>
+                <w:bCs/>
+                <w:color w:val="FFFFFF"/>
+                <w:sz w:val="18"/>
+                <w:szCs w:val="18"/>
+              </w:rPr>
+              <w:t xml:space="preserve">Configuración verificada en FlexSim — OnCreation del Source 'llegada de ratones'</w:t>
+            </w:r>
+          </w:p>
+        </w:tc>
+      </w:tr>
+      <w:tr>
+        <w:tc>
+          <w:tcPr>
+            <w:tcW w:type="dxa" w:w="9360"/>
+            <w:tcBorders>
+              <w:top w:val="single" w:color="AAAAAA" w:sz="2"/>
+              <w:left w:val="single" w:color="2F4F8F" w:sz="4"/>
+              <w:bottom w:val="single" w:color="AAAAAA" w:sz="2"/>
+              <w:right w:val="single" w:color="2F4F8F" w:sz="4"/>
+            </w:tcBorders>
+            <w:shd w:fill="F4F7FB" w:color="auto" w:val="clear"/>
+          </w:tcPr>
+          <w:p>
+            <w:pPr>
+              <w:spacing w:after="60" w:before="60"/>
+              <w:ind w:left="215"/>
+            </w:pPr>
+            <w:r>
+              <w:rPr>
+                <w:rFonts w:ascii="Times New Roman" w:cs="Times New Roman" w:eastAsia="Times New Roman" w:hAnsi="Times New Roman"/>
+                <w:sz w:val="18"/>
+                <w:szCs w:val="18"/>
+              </w:rPr>
+              <w:t xml:space="preserve">Trigger 1 — Set Label:  Object = item  |  Label = "raton"  |  Value = normal(600, 120, 9)</w:t>
+            </w:r>
+          </w:p>
+        </w:tc>
+      </w:tr>
+      <w:tr>
+        <w:tc>
+          <w:tcPr>
+            <w:tcW w:type="dxa" w:w="9360"/>
+            <w:tcBorders>
+              <w:top w:val="single" w:color="AAAAAA" w:sz="2"/>
+              <w:left w:val="single" w:color="2F4F8F" w:sz="4"/>
+              <w:bottom w:val="single" w:color="AAAAAA" w:sz="2"/>
+              <w:right w:val="single" w:color="2F4F8F" w:sz="4"/>
+            </w:tcBorders>
+            <w:shd w:fill="FFFFFF" w:color="auto" w:val="clear"/>
+          </w:tcPr>
+          <w:p>
+            <w:pPr>
+              <w:spacing w:after="60" w:before="60"/>
+              <w:ind w:left="215"/>
+            </w:pPr>
+            <w:r>
+              <w:rPr>
+                <w:rFonts w:ascii="Times New Roman" w:cs="Times New Roman" w:eastAsia="Times New Roman" w:hAnsi="Times New Roman"/>
+                <w:sz w:val="18"/>
+                <w:szCs w:val="18"/>
+              </w:rPr>
+              <w:t xml:space="preserve">  → Asigna el tiempo de supervivencia individual de cada ratón al crearse (en segundos)</w:t>
+            </w:r>
+          </w:p>
+        </w:tc>
+      </w:tr>
+      <w:tr>
+        <w:tc>
+          <w:tcPr>
+            <w:tcW w:type="dxa" w:w="9360"/>
+            <w:tcBorders>
+              <w:top w:val="single" w:color="AAAAAA" w:sz="2"/>
+              <w:left w:val="single" w:color="2F4F8F" w:sz="4"/>
+              <w:bottom w:val="single" w:color="AAAAAA" w:sz="2"/>
+              <w:right w:val="single" w:color="2F4F8F" w:sz="4"/>
+            </w:tcBorders>
+            <w:shd w:fill="F4F7FB" w:color="auto" w:val="clear"/>
+          </w:tcPr>
+          <w:p>
+            <w:pPr>
+              <w:spacing w:after="60" w:before="60"/>
+              <w:ind w:left="215"/>
+            </w:pPr>
+            <w:r>
+              <w:rPr>
+                <w:rFonts w:ascii="Times New Roman" w:cs="Times New Roman" w:eastAsia="Times New Roman" w:hAnsi="Times New Roman"/>
+                <w:sz w:val="18"/>
+                <w:szCs w:val="18"/>
+              </w:rPr>
+              <w:t xml:space="preserve">Trigger 2 — Set Label:  Object = item  |  Label = "nacimiento"  |  Value = time()</w:t>
+            </w:r>
+          </w:p>
+        </w:tc>
+      </w:tr>
+      <w:tr>
+        <w:tc>
+          <w:tcPr>
+            <w:tcW w:type="dxa" w:w="9360"/>
+            <w:tcBorders>
+              <w:top w:val="single" w:color="AAAAAA" w:sz="2"/>
+              <w:left w:val="single" w:color="2F4F8F" w:sz="4"/>
+              <w:bottom w:val="single" w:color="AAAAAA" w:sz="2"/>
+              <w:right w:val="single" w:color="2F4F8F" w:sz="4"/>
+            </w:tcBorders>
+            <w:shd w:fill="FFFFFF" w:color="auto" w:val="clear"/>
+          </w:tcPr>
+          <w:p>
+            <w:pPr>
+              <w:spacing w:after="60" w:before="60"/>
+              <w:ind w:left="215"/>
+            </w:pPr>
+            <w:r>
+              <w:rPr>
+                <w:rFonts w:ascii="Times New Roman" w:cs="Times New Roman" w:eastAsia="Times New Roman" w:hAnsi="Times New Roman"/>
+                <w:sz w:val="18"/>
+                <w:szCs w:val="18"/>
+              </w:rPr>
+              <w:t xml:space="preserve">  → Registra el momento exacto de creación del ratón (tiempo de inicio en el sistema)</w:t>
+            </w:r>
+          </w:p>
+        </w:tc>
+      </w:tr>
+      <w:tr>
+        <w:tc>
+          <w:tcPr>
+            <w:tcW w:type="dxa" w:w="9360"/>
+            <w:tcBorders>
+              <w:top w:val="single" w:color="AAAAAA" w:sz="2"/>
+              <w:left w:val="single" w:color="2F4F8F" w:sz="4"/>
+              <w:bottom w:val="single" w:color="AAAAAA" w:sz="2"/>
+              <w:right w:val="single" w:color="2F4F8F" w:sz="4"/>
+            </w:tcBorders>
+            <w:shd w:fill="F4F7FB" w:color="auto" w:val="clear"/>
+          </w:tcPr>
+          <w:p>
+            <w:pPr>
+              <w:spacing w:after="60" w:before="60"/>
+              <w:ind w:left="215"/>
+            </w:pPr>
+            <w:r>
+              <w:rPr>
+                <w:rFonts w:ascii="Times New Roman" w:cs="Times New Roman" w:eastAsia="Times New Roman" w:hAnsi="Times New Roman"/>
+                <w:sz w:val="18"/>
+                <w:szCs w:val="18"/>
+              </w:rPr>
+              <w:t xml:space="preserve">Nota: el número de stream (9) identifica la secuencia aleatoria; no afecta la distribución</w:t>
+            </w:r>
+          </w:p>
+        </w:tc>
+      </w:tr>
+    </w:tbl>
+    <w:p>
+      <w:pPr>
+        <w:spacing w:after="80" w:before="0"/>
+      </w:pPr>
+      <w:r>
+        <w:rPr>
+          <w:rFonts w:ascii="Times New Roman" w:cs="Times New Roman" w:eastAsia="Times New Roman" w:hAnsi="Times New Roman"/>
+          <w:b w:val="false"/>
+          <w:bCs w:val="false"/>
+          <w:i w:val="false"/>
+          <w:iCs w:val="false"/>
+          <w:color w:val="000000"/>
+          <w:sz w:val="24"/>
+          <w:szCs w:val="24"/>
+        </w:rPr>
+        <w:t xml:space="preserve"/>
       </w:r>
     </w:p>
     <w:p>
@@ -2602,19 +3388,265 @@
         <w:t xml:space="preserve">La diferencia de 2.46 puntos porcentuales entre la probabilidad configurada (30 %) y la observada (27.54 %) está dentro del margen de variabilidad esperada para 610 ensayos Bernoulli. El error estándar teórico para esta estimación es √(0.30 × 0.70 / 610) = 1.86 %, por lo que la diferencia observada (2.46 %) equivale a 1.32 errores estándar, que es estadísticamente aceptable.</w:t>
       </w:r>
     </w:p>
-    <w:p>
-      <w:pPr>
-        <w:spacing w:after="160" w:before="0"/>
-        <w:ind/>
-        <w:jc w:val="center"/>
-      </w:pPr>
-      <w:r>
-        <w:rPr>
-          <w:rFonts w:ascii="Times New Roman" w:cs="Times New Roman" w:eastAsia="Times New Roman" w:hAnsi="Times New Roman"/>
-          <w:sz w:val="24"/>
-          <w:szCs w:val="24"/>
-        </w:rPr>
-        <w:t xml:space="preserve">[INSERTAR CAPTURA: expresión de enrutamiento en 'Send To Port &gt; By Expression']</w:t>
+    <w:tbl>
+      <w:tblPr>
+        <w:tblW w:type="dxa" w:w="9360"/>
+        <w:tblBorders>
+          <w:top w:val="single" w:color="auto" w:sz="4"/>
+          <w:left w:val="single" w:color="auto" w:sz="4"/>
+          <w:bottom w:val="single" w:color="auto" w:sz="4"/>
+          <w:right w:val="single" w:color="auto" w:sz="4"/>
+          <w:insideH w:val="single" w:color="auto" w:sz="4"/>
+          <w:insideV w:val="single" w:color="auto" w:sz="4"/>
+        </w:tblBorders>
+      </w:tblPr>
+      <w:tblGrid>
+        <w:gridCol w:w="100"/>
+      </w:tblGrid>
+      <w:tr>
+        <w:tc>
+          <w:tcPr>
+            <w:tcW w:type="dxa" w:w="9360"/>
+            <w:tcBorders>
+              <w:top w:val="single" w:color="2F4F8F" w:sz="4"/>
+              <w:left w:val="single" w:color="2F4F8F" w:sz="4"/>
+              <w:bottom w:val="single" w:color="2F4F8F" w:sz="4"/>
+              <w:right w:val="single" w:color="2F4F8F" w:sz="4"/>
+            </w:tcBorders>
+            <w:shd w:fill="2F4F8F" w:color="auto" w:val="clear"/>
+          </w:tcPr>
+          <w:p>
+            <w:pPr>
+              <w:spacing w:after="80" w:before="80"/>
+              <w:jc w:val="center"/>
+            </w:pPr>
+            <w:r>
+              <w:rPr>
+                <w:rFonts w:ascii="Times New Roman" w:cs="Times New Roman" w:eastAsia="Times New Roman" w:hAnsi="Times New Roman"/>
+                <w:b/>
+                <w:bCs/>
+                <w:color w:val="FFFFFF"/>
+                <w:sz w:val="18"/>
+                <w:szCs w:val="18"/>
+              </w:rPr>
+              <w:t xml:space="preserve">Configuración verificada — Send To Port &gt; By Expression en 'intento de escape'</w:t>
+            </w:r>
+          </w:p>
+        </w:tc>
+      </w:tr>
+      <w:tr>
+        <w:tc>
+          <w:tcPr>
+            <w:tcW w:type="dxa" w:w="9360"/>
+            <w:tcBorders>
+              <w:top w:val="single" w:color="AAAAAA" w:sz="2"/>
+              <w:left w:val="single" w:color="2F4F8F" w:sz="4"/>
+              <w:bottom w:val="single" w:color="AAAAAA" w:sz="2"/>
+              <w:right w:val="single" w:color="2F4F8F" w:sz="4"/>
+            </w:tcBorders>
+            <w:shd w:fill="F4F7FB" w:color="auto" w:val="clear"/>
+          </w:tcPr>
+          <w:p>
+            <w:pPr>
+              <w:spacing w:after="60" w:before="60"/>
+              <w:ind w:left="215"/>
+            </w:pPr>
+            <w:r>
+              <w:rPr>
+                <w:rFonts w:ascii="Times New Roman" w:cs="Times New Roman" w:eastAsia="Times New Roman" w:hAnsi="Times New Roman"/>
+                <w:sz w:val="18"/>
+                <w:szCs w:val="18"/>
+              </w:rPr>
+              <w:t xml:space="preserve">Send To Port: By Expression</w:t>
+            </w:r>
+          </w:p>
+        </w:tc>
+      </w:tr>
+      <w:tr>
+        <w:tc>
+          <w:tcPr>
+            <w:tcW w:type="dxa" w:w="9360"/>
+            <w:tcBorders>
+              <w:top w:val="single" w:color="AAAAAA" w:sz="2"/>
+              <w:left w:val="single" w:color="2F4F8F" w:sz="4"/>
+              <w:bottom w:val="single" w:color="AAAAAA" w:sz="2"/>
+              <w:right w:val="single" w:color="2F4F8F" w:sz="4"/>
+            </w:tcBorders>
+            <w:shd w:fill="FFFFFF" w:color="auto" w:val="clear"/>
+          </w:tcPr>
+          <w:p>
+            <w:pPr>
+              <w:spacing w:after="60" w:before="60"/>
+              <w:ind w:left="215"/>
+            </w:pPr>
+            <w:r>
+              <w:rPr>
+                <w:rFonts w:ascii="Times New Roman" w:cs="Times New Roman" w:eastAsia="Times New Roman" w:hAnsi="Times New Roman"/>
+                <w:sz w:val="18"/>
+                <w:szCs w:val="18"/>
+              </w:rPr>
+              <w:t xml:space="preserve">Expresión completa:</w:t>
+            </w:r>
+          </w:p>
+        </w:tc>
+      </w:tr>
+      <w:tr>
+        <w:tc>
+          <w:tcPr>
+            <w:tcW w:type="dxa" w:w="9360"/>
+            <w:tcBorders>
+              <w:top w:val="single" w:color="AAAAAA" w:sz="2"/>
+              <w:left w:val="single" w:color="2F4F8F" w:sz="4"/>
+              <w:bottom w:val="single" w:color="AAAAAA" w:sz="2"/>
+              <w:right w:val="single" w:color="2F4F8F" w:sz="4"/>
+            </w:tcBorders>
+            <w:shd w:fill="F4F7FB" w:color="auto" w:val="clear"/>
+          </w:tcPr>
+          <w:p>
+            <w:pPr>
+              <w:spacing w:after="60" w:before="60"/>
+              <w:ind w:left="215"/>
+            </w:pPr>
+            <w:r>
+              <w:rPr>
+                <w:rFonts w:ascii="Times New Roman" w:cs="Times New Roman" w:eastAsia="Times New Roman" w:hAnsi="Times New Roman"/>
+                <w:sz w:val="18"/>
+                <w:szCs w:val="18"/>
+              </w:rPr>
+              <w:t xml:space="preserve">  (time()-getlabelnum(item,"nacimiento") &gt;= getlabelnum(item,"raton"))*3</w:t>
+            </w:r>
+          </w:p>
+        </w:tc>
+      </w:tr>
+      <w:tr>
+        <w:tc>
+          <w:tcPr>
+            <w:tcW w:type="dxa" w:w="9360"/>
+            <w:tcBorders>
+              <w:top w:val="single" w:color="AAAAAA" w:sz="2"/>
+              <w:left w:val="single" w:color="2F4F8F" w:sz="4"/>
+              <w:bottom w:val="single" w:color="AAAAAA" w:sz="2"/>
+              <w:right w:val="single" w:color="2F4F8F" w:sz="4"/>
+            </w:tcBorders>
+            <w:shd w:fill="FFFFFF" w:color="auto" w:val="clear"/>
+          </w:tcPr>
+          <w:p>
+            <w:pPr>
+              <w:spacing w:after="60" w:before="60"/>
+              <w:ind w:left="215"/>
+            </w:pPr>
+            <w:r>
+              <w:rPr>
+                <w:rFonts w:ascii="Times New Roman" w:cs="Times New Roman" w:eastAsia="Times New Roman" w:hAnsi="Times New Roman"/>
+                <w:sz w:val="18"/>
+                <w:szCs w:val="18"/>
+              </w:rPr>
+              <w:t xml:space="preserve">  + (1-(time()-getlabelnum(item,"nacimiento") &gt;= getlabelnum(item,"raton")))*(2-(uniform(0,1)&lt;0.3))</w:t>
+            </w:r>
+          </w:p>
+        </w:tc>
+      </w:tr>
+      <w:tr>
+        <w:tc>
+          <w:tcPr>
+            <w:tcW w:type="dxa" w:w="9360"/>
+            <w:tcBorders>
+              <w:top w:val="single" w:color="AAAAAA" w:sz="2"/>
+              <w:left w:val="single" w:color="2F4F8F" w:sz="4"/>
+              <w:bottom w:val="single" w:color="AAAAAA" w:sz="2"/>
+              <w:right w:val="single" w:color="2F4F8F" w:sz="4"/>
+            </w:tcBorders>
+            <w:shd w:fill="F4F7FB" w:color="auto" w:val="clear"/>
+          </w:tcPr>
+          <w:p>
+            <w:pPr>
+              <w:spacing w:after="60" w:before="60"/>
+              <w:ind w:left="215"/>
+            </w:pPr>
+            <w:r>
+              <w:rPr>
+                <w:rFonts w:ascii="Times New Roman" w:cs="Times New Roman" w:eastAsia="Times New Roman" w:hAnsi="Times New Roman"/>
+                <w:sz w:val="18"/>
+                <w:szCs w:val="18"/>
+              </w:rPr>
+              <w:t xml:space="preserve">Resultado Puerto 1 (= 1): enviado a 'no escapó'  →  el ratón agotó su supervivencia</w:t>
+            </w:r>
+          </w:p>
+        </w:tc>
+      </w:tr>
+      <w:tr>
+        <w:tc>
+          <w:tcPr>
+            <w:tcW w:type="dxa" w:w="9360"/>
+            <w:tcBorders>
+              <w:top w:val="single" w:color="AAAAAA" w:sz="2"/>
+              <w:left w:val="single" w:color="2F4F8F" w:sz="4"/>
+              <w:bottom w:val="single" w:color="AAAAAA" w:sz="2"/>
+              <w:right w:val="single" w:color="2F4F8F" w:sz="4"/>
+            </w:tcBorders>
+            <w:shd w:fill="FFFFFF" w:color="auto" w:val="clear"/>
+          </w:tcPr>
+          <w:p>
+            <w:pPr>
+              <w:spacing w:after="60" w:before="60"/>
+              <w:ind w:left="215"/>
+            </w:pPr>
+            <w:r>
+              <w:rPr>
+                <w:rFonts w:ascii="Times New Roman" w:cs="Times New Roman" w:eastAsia="Times New Roman" w:hAnsi="Times New Roman"/>
+                <w:sz w:val="18"/>
+                <w:szCs w:val="18"/>
+              </w:rPr>
+              <w:t xml:space="preserve">Resultado Puerto 2 (= 2): enviado a 'vagar sin rumbo'  →  falló el intento (u ≥ 0.30)</w:t>
+            </w:r>
+          </w:p>
+        </w:tc>
+      </w:tr>
+      <w:tr>
+        <w:tc>
+          <w:tcPr>
+            <w:tcW w:type="dxa" w:w="9360"/>
+            <w:tcBorders>
+              <w:top w:val="single" w:color="AAAAAA" w:sz="2"/>
+              <w:left w:val="single" w:color="2F4F8F" w:sz="4"/>
+              <w:bottom w:val="single" w:color="AAAAAA" w:sz="2"/>
+              <w:right w:val="single" w:color="2F4F8F" w:sz="4"/>
+            </w:tcBorders>
+            <w:shd w:fill="F4F7FB" w:color="auto" w:val="clear"/>
+          </w:tcPr>
+          <w:p>
+            <w:pPr>
+              <w:spacing w:after="60" w:before="60"/>
+              <w:ind w:left="215"/>
+            </w:pPr>
+            <w:r>
+              <w:rPr>
+                <w:rFonts w:ascii="Times New Roman" w:cs="Times New Roman" w:eastAsia="Times New Roman" w:hAnsi="Times New Roman"/>
+                <w:sz w:val="18"/>
+                <w:szCs w:val="18"/>
+              </w:rPr>
+              <w:t xml:space="preserve">Resultado Puerto 3 (= 3): enviado a 'ruta correcta'  →  escapó exitosamente (u &lt; 0.30)</w:t>
+            </w:r>
+          </w:p>
+        </w:tc>
+      </w:tr>
+    </w:tbl>
+    <w:p>
+      <w:pPr>
+        <w:spacing w:after="80" w:before="0"/>
+      </w:pPr>
+      <w:r>
+        <w:rPr>
+          <w:rFonts w:ascii="Times New Roman" w:cs="Times New Roman" w:eastAsia="Times New Roman" w:hAnsi="Times New Roman"/>
+          <w:b w:val="false"/>
+          <w:bCs w:val="false"/>
+          <w:i w:val="false"/>
+          <w:iCs w:val="false"/>
+          <w:color w:val="000000"/>
+          <w:sz w:val="24"/>
+          <w:szCs w:val="24"/>
+        </w:rPr>
+        <w:t xml:space="preserve"/>
       </w:r>
     </w:p>
     <w:p>
@@ -13897,7 +14929,7 @@
           <w:sz w:val="24"/>
           <w:szCs w:val="24"/>
         </w:rPr>
-        <w:t xml:space="preserve">5</w:t>
+        <w:t xml:space="preserve">5 (incluyendo backup con semilla original)</w:t>
       </w:r>
     </w:p>
     <w:p>
@@ -13912,15 +14944,15 @@
           <w:sz w:val="24"/>
           <w:szCs w:val="24"/>
         </w:rPr>
-        <w:t xml:space="preserve">Corridas válidas: </w:t>
-      </w:r>
-      <w:r>
-        <w:rPr>
-          <w:rFonts w:ascii="Times New Roman" w:cs="Times New Roman" w:eastAsia="Times New Roman" w:hAnsi="Times New Roman"/>
-          <w:sz w:val="24"/>
-          <w:szCs w:val="24"/>
-        </w:rPr>
-        <w:t xml:space="preserve">3</w:t>
+        <w:t xml:space="preserve">Corridas válidas finales: </w:t>
+      </w:r>
+      <w:r>
+        <w:rPr>
+          <w:rFonts w:ascii="Times New Roman" w:cs="Times New Roman" w:eastAsia="Times New Roman" w:hAnsi="Times New Roman"/>
+          <w:sz w:val="24"/>
+          <w:szCs w:val="24"/>
+        </w:rPr>
+        <w:t xml:space="preserve">3 (semillas 42, 123 y 456)</w:t>
       </w:r>
     </w:p>
     <w:p>
@@ -13966,199 +14998,7 @@
           <w:sz w:val="24"/>
           <w:szCs w:val="24"/>
         </w:rPr>
-        <w:t xml:space="preserve">Las dos primeras corridas se realizaron antes de verificar la configuración del label NumIntentos, por lo que no registraban el contador de intentos. Se repitieron con semillas 42, 123 y 456 asegurando la configuración completa.</w:t>
-      </w:r>
-    </w:p>
-    <w:p>
-      <w:pPr>
-        <w:spacing w:after="120" w:before="360"/>
-      </w:pPr>
-      <w:r>
-        <w:rPr>
-          <w:rFonts w:ascii="Times New Roman" w:cs="Times New Roman" w:eastAsia="Times New Roman" w:hAnsi="Times New Roman"/>
-          <w:b/>
-          <w:bCs/>
-          <w:color w:val="000000"/>
-          <w:sz w:val="24"/>
-          <w:szCs w:val="24"/>
-        </w:rPr>
-        <w:t xml:space="preserve">40. IDENTIFICACIÓN DE VALORES ATÍPICOS</w:t>
-      </w:r>
-    </w:p>
-    <w:p>
-      <w:pPr>
-        <w:spacing w:after="100" w:before="0"/>
-      </w:pPr>
-      <w:r>
-        <w:rPr>
-          <w:rFonts w:ascii="Times New Roman" w:cs="Times New Roman" w:eastAsia="Times New Roman" w:hAnsi="Times New Roman"/>
-          <w:b/>
-          <w:bCs/>
-          <w:sz w:val="24"/>
-          <w:szCs w:val="24"/>
-        </w:rPr>
-        <w:t xml:space="preserve">¿Se detectaron valores atípicos? </w:t>
-      </w:r>
-      <w:r>
-        <w:rPr>
-          <w:rFonts w:ascii="Times New Roman" w:cs="Times New Roman" w:eastAsia="Times New Roman" w:hAnsi="Times New Roman"/>
-          <w:sz w:val="24"/>
-          <w:szCs w:val="24"/>
-        </w:rPr>
-        <w:t xml:space="preserve">No se eliminó ningún dato. Se detectó que el 1.33 % de los ratones (4 de 300) realizaron 4 intentos, que es el valor máximo observado. Estos casos son coherentes con la distribución probabilística del modelo y no constituyen errores.</w:t>
-      </w:r>
-    </w:p>
-    <w:p>
-      <w:pPr>
-        <w:spacing w:after="120" w:before="360"/>
-      </w:pPr>
-      <w:r>
-        <w:rPr>
-          <w:rFonts w:ascii="Times New Roman" w:cs="Times New Roman" w:eastAsia="Times New Roman" w:hAnsi="Times New Roman"/>
-          <w:b/>
-          <w:bCs/>
-          <w:color w:val="000000"/>
-          <w:sz w:val="24"/>
-          <w:szCs w:val="24"/>
-        </w:rPr>
-        <w:t xml:space="preserve">41. GRÁFICOS OBLIGATORIOS</w:t>
-      </w:r>
-    </w:p>
-    <w:p>
-      <w:pPr>
-        <w:spacing w:after="160" w:before="0"/>
-        <w:ind/>
-        <w:jc w:val="both"/>
-      </w:pPr>
-      <w:r>
-        <w:rPr>
-          <w:rFonts w:ascii="Times New Roman" w:cs="Times New Roman" w:eastAsia="Times New Roman" w:hAnsi="Times New Roman"/>
-          <w:sz w:val="24"/>
-          <w:szCs w:val="24"/>
-        </w:rPr>
-        <w:t xml:space="preserve">Los doce gráficos se construyeron a partir de los datos crudos de la simulación y se presentan en las páginas siguientes. A continuación se describe cada uno.</w:t>
-      </w:r>
-    </w:p>
-    <w:p>
-      <w:pPr>
-        <w:spacing w:after="80" w:before="240"/>
-      </w:pPr>
-      <w:r>
-        <w:rPr>
-          <w:rFonts w:ascii="Times New Roman" w:cs="Times New Roman" w:eastAsia="Times New Roman" w:hAnsi="Times New Roman"/>
-          <w:b/>
-          <w:bCs/>
-          <w:sz w:val="24"/>
-          <w:szCs w:val="24"/>
-        </w:rPr>
-        <w:t xml:space="preserve">Gráfico 1: Ratones escapados vs. no escapados</w:t>
-      </w:r>
-    </w:p>
-    <w:p>
-      <w:pPr>
-        <w:spacing w:after="100" w:before="0"/>
-      </w:pPr>
-      <w:r>
-        <w:rPr>
-          <w:rFonts w:ascii="Times New Roman" w:cs="Times New Roman" w:eastAsia="Times New Roman" w:hAnsi="Times New Roman"/>
-          <w:b/>
-          <w:bCs/>
-          <w:sz w:val="24"/>
-          <w:szCs w:val="24"/>
-        </w:rPr>
-        <w:t xml:space="preserve">Eje X: </w:t>
-      </w:r>
-      <w:r>
-        <w:rPr>
-          <w:rFonts w:ascii="Times New Roman" w:cs="Times New Roman" w:eastAsia="Times New Roman" w:hAnsi="Times New Roman"/>
-          <w:sz w:val="24"/>
-          <w:szCs w:val="24"/>
-        </w:rPr>
-        <w:t xml:space="preserve">Resultado (Escapó / No escapó)</w:t>
-      </w:r>
-    </w:p>
-    <w:p>
-      <w:pPr>
-        <w:spacing w:after="100" w:before="0"/>
-      </w:pPr>
-      <w:r>
-        <w:rPr>
-          <w:rFonts w:ascii="Times New Roman" w:cs="Times New Roman" w:eastAsia="Times New Roman" w:hAnsi="Times New Roman"/>
-          <w:b/>
-          <w:bCs/>
-          <w:sz w:val="24"/>
-          <w:szCs w:val="24"/>
-        </w:rPr>
-        <w:t xml:space="preserve">Eje Y: </w:t>
-      </w:r>
-      <w:r>
-        <w:rPr>
-          <w:rFonts w:ascii="Times New Roman" w:cs="Times New Roman" w:eastAsia="Times New Roman" w:hAnsi="Times New Roman"/>
-          <w:sz w:val="24"/>
-          <w:szCs w:val="24"/>
-        </w:rPr>
-        <w:t xml:space="preserve">Número de ratones</w:t>
-      </w:r>
-    </w:p>
-    <w:p>
-      <w:pPr>
-        <w:spacing w:after="100" w:before="0"/>
-      </w:pPr>
-      <w:r>
-        <w:rPr>
-          <w:rFonts w:ascii="Times New Roman" w:cs="Times New Roman" w:eastAsia="Times New Roman" w:hAnsi="Times New Roman"/>
-          <w:b/>
-          <w:bCs/>
-          <w:sz w:val="24"/>
-          <w:szCs w:val="24"/>
-        </w:rPr>
-        <w:t xml:space="preserve">N observaciones: </w:t>
-      </w:r>
-      <w:r>
-        <w:rPr>
-          <w:rFonts w:ascii="Times New Roman" w:cs="Times New Roman" w:eastAsia="Times New Roman" w:hAnsi="Times New Roman"/>
-          <w:sz w:val="24"/>
-          <w:szCs w:val="24"/>
-        </w:rPr>
-        <w:t xml:space="preserve">300</w:t>
-      </w:r>
-    </w:p>
-    <w:p>
-      <w:pPr>
-        <w:spacing w:after="100" w:before="0"/>
-      </w:pPr>
-      <w:r>
-        <w:rPr>
-          <w:rFonts w:ascii="Times New Roman" w:cs="Times New Roman" w:eastAsia="Times New Roman" w:hAnsi="Times New Roman"/>
-          <w:b/>
-          <w:bCs/>
-          <w:sz w:val="24"/>
-          <w:szCs w:val="24"/>
-        </w:rPr>
-        <w:t xml:space="preserve">Interpretación: </w:t>
-      </w:r>
-      <w:r>
-        <w:rPr>
-          <w:rFonts w:ascii="Times New Roman" w:cs="Times New Roman" w:eastAsia="Times New Roman" w:hAnsi="Times New Roman"/>
-          <w:sz w:val="24"/>
-          <w:szCs w:val="24"/>
-        </w:rPr>
-        <w:t xml:space="preserve">Bar chart de frecuencias absolutas: 168 escapados vs. 132 muertos. La proporción de 56/44 se mantiene consistente entre réplicas.</w:t>
-      </w:r>
-    </w:p>
-    <w:p>
-      <w:pPr>
-        <w:spacing w:after="160" w:before="0"/>
-        <w:ind/>
-        <w:jc w:val="center"/>
-      </w:pPr>
-      <w:r>
-        <w:rPr>
-          <w:rFonts w:ascii="Times New Roman" w:cs="Times New Roman" w:eastAsia="Times New Roman" w:hAnsi="Times New Roman"/>
-          <w:sz w:val="24"/>
-          <w:szCs w:val="24"/>
-        </w:rPr>
-        <w:t xml:space="preserve">[INSERTAR GRÁFICO 1]</w:t>
+        <w:t xml:space="preserve">Las dos primeras corridas se realizaron antes de verificar la configuración del label NumIntentos, por lo que no registraban el contador de intentos correctamente. Se repitieron con semillas 42, 123 y 456 asegurando la configuración completa.</w:t>
       </w:r>
     </w:p>
     <w:p>
@@ -14191,7 +15031,7 @@
           <w:sz w:val="24"/>
           <w:szCs w:val="24"/>
         </w:rPr>
-        <w:t xml:space="preserve">Gráfico 2: Histograma del tiempo de intento</w:t>
+        <w:t xml:space="preserve">Registro del modelo backup</w:t>
       </w:r>
     </w:p>
     <w:p>
@@ -14206,15 +15046,15 @@
           <w:sz w:val="24"/>
           <w:szCs w:val="24"/>
         </w:rPr>
-        <w:t xml:space="preserve">Eje X: </w:t>
-      </w:r>
-      <w:r>
-        <w:rPr>
-          <w:rFonts w:ascii="Times New Roman" w:cs="Times New Roman" w:eastAsia="Times New Roman" w:hAnsi="Times New Roman"/>
-          <w:sz w:val="24"/>
-          <w:szCs w:val="24"/>
-        </w:rPr>
-        <w:t xml:space="preserve">Tiempo de intento (min)</w:t>
+        <w:t xml:space="preserve">Descripción: </w:t>
+      </w:r>
+      <w:r>
+        <w:rPr>
+          <w:rFonts w:ascii="Times New Roman" w:cs="Times New Roman" w:eastAsia="Times New Roman" w:hAnsi="Times New Roman"/>
+          <w:sz w:val="24"/>
+          <w:szCs w:val="24"/>
+        </w:rPr>
+        <w:t xml:space="preserve">Se conservó una corrida de referencia (backup) ejecutada con la semilla original de FlexSim antes de ajustar los parámetros finales. Esta corrida sirve para verificar la estructura del modelo y la lógica de enrutamiento.</w:t>
       </w:r>
     </w:p>
     <w:p>
@@ -14229,15 +15069,15 @@
           <w:sz w:val="24"/>
           <w:szCs w:val="24"/>
         </w:rPr>
-        <w:t xml:space="preserve">Eje Y: </w:t>
-      </w:r>
-      <w:r>
-        <w:rPr>
-          <w:rFonts w:ascii="Times New Roman" w:cs="Times New Roman" w:eastAsia="Times New Roman" w:hAnsi="Times New Roman"/>
-          <w:sz w:val="24"/>
-          <w:szCs w:val="24"/>
-        </w:rPr>
-        <w:t xml:space="preserve">Frecuencia</w:t>
+        <w:t xml:space="preserve">Resultado backup — Sink 'ruta correcta': </w:t>
+      </w:r>
+      <w:r>
+        <w:rPr>
+          <w:rFonts w:ascii="Times New Roman" w:cs="Times New Roman" w:eastAsia="Times New Roman" w:hAnsi="Times New Roman"/>
+          <w:sz w:val="24"/>
+          <w:szCs w:val="24"/>
+        </w:rPr>
+        <w:t xml:space="preserve">Input = 49 ratones (escaparon)</w:t>
       </w:r>
     </w:p>
     <w:p>
@@ -14252,15 +15092,15 @@
           <w:sz w:val="24"/>
           <w:szCs w:val="24"/>
         </w:rPr>
-        <w:t xml:space="preserve">N observaciones: </w:t>
-      </w:r>
-      <w:r>
-        <w:rPr>
-          <w:rFonts w:ascii="Times New Roman" w:cs="Times New Roman" w:eastAsia="Times New Roman" w:hAnsi="Times New Roman"/>
-          <w:sz w:val="24"/>
-          <w:szCs w:val="24"/>
-        </w:rPr>
-        <w:t xml:space="preserve">610 intentos</w:t>
+        <w:t xml:space="preserve">Resultado backup — Sink 'no escapó': </w:t>
+      </w:r>
+      <w:r>
+        <w:rPr>
+          <w:rFonts w:ascii="Times New Roman" w:cs="Times New Roman" w:eastAsia="Times New Roman" w:hAnsi="Times New Roman"/>
+          <w:sz w:val="24"/>
+          <w:szCs w:val="24"/>
+        </w:rPr>
+        <w:t xml:space="preserve">Input = 51 ratones (murieron)</w:t>
       </w:r>
     </w:p>
     <w:p>
@@ -14275,30 +15115,261 @@
           <w:sz w:val="24"/>
           <w:szCs w:val="24"/>
         </w:rPr>
-        <w:t xml:space="preserve">Interpretación: </w:t>
-      </w:r>
-      <w:r>
-        <w:rPr>
-          <w:rFonts w:ascii="Times New Roman" w:cs="Times New Roman" w:eastAsia="Times New Roman" w:hAnsi="Times New Roman"/>
-          <w:sz w:val="24"/>
-          <w:szCs w:val="24"/>
-        </w:rPr>
-        <w:t xml:space="preserve">Distribución uniforme entre 1 y 3 min. La forma rectangular confirma la configuración correcta de U(60,180) s.</w:t>
+        <w:t xml:space="preserve">P(escape) backup: </w:t>
+      </w:r>
+      <w:r>
+        <w:rPr>
+          <w:rFonts w:ascii="Times New Roman" w:cs="Times New Roman" w:eastAsia="Times New Roman" w:hAnsi="Times New Roman"/>
+          <w:sz w:val="24"/>
+          <w:szCs w:val="24"/>
+        </w:rPr>
+        <w:t xml:space="preserve">49 / 100 = 49.0 %</w:t>
+      </w:r>
+    </w:p>
+    <w:p>
+      <w:pPr>
+        <w:spacing w:after="100" w:before="0"/>
+      </w:pPr>
+      <w:r>
+        <w:rPr>
+          <w:rFonts w:ascii="Times New Roman" w:cs="Times New Roman" w:eastAsia="Times New Roman" w:hAnsi="Times New Roman"/>
+          <w:b/>
+          <w:bCs/>
+          <w:sz w:val="24"/>
+          <w:szCs w:val="24"/>
+        </w:rPr>
+        <w:t xml:space="preserve">Validez: </w:t>
+      </w:r>
+      <w:r>
+        <w:rPr>
+          <w:rFonts w:ascii="Times New Roman" w:cs="Times New Roman" w:eastAsia="Times New Roman" w:hAnsi="Times New Roman"/>
+          <w:sz w:val="24"/>
+          <w:szCs w:val="24"/>
+        </w:rPr>
+        <w:t xml:space="preserve">Esta corrida confirma que el modelo funciona correctamente: la suma 49 + 51 = 100 ratones (balance completo), y la probabilidad de escape está dentro del rango esperado dado que los ratones tienen múltiples intentos con p = 0.30 por intento. No se utiliza en el análisis estadístico final.</w:t>
+      </w:r>
+    </w:p>
+    <w:p>
+      <w:pPr>
+        <w:spacing w:after="120" w:before="360"/>
+      </w:pPr>
+      <w:r>
+        <w:rPr>
+          <w:rFonts w:ascii="Times New Roman" w:cs="Times New Roman" w:eastAsia="Times New Roman" w:hAnsi="Times New Roman"/>
+          <w:b/>
+          <w:bCs/>
+          <w:color w:val="000000"/>
+          <w:sz w:val="24"/>
+          <w:szCs w:val="24"/>
+        </w:rPr>
+        <w:t xml:space="preserve">40. IDENTIFICACIÓN DE VALORES ATÍPICOS</w:t>
+      </w:r>
+    </w:p>
+    <w:p>
+      <w:pPr>
+        <w:spacing w:after="100" w:before="0"/>
+      </w:pPr>
+      <w:r>
+        <w:rPr>
+          <w:rFonts w:ascii="Times New Roman" w:cs="Times New Roman" w:eastAsia="Times New Roman" w:hAnsi="Times New Roman"/>
+          <w:b/>
+          <w:bCs/>
+          <w:sz w:val="24"/>
+          <w:szCs w:val="24"/>
+        </w:rPr>
+        <w:t xml:space="preserve">¿Se detectaron valores atípicos? </w:t>
+      </w:r>
+      <w:r>
+        <w:rPr>
+          <w:rFonts w:ascii="Times New Roman" w:cs="Times New Roman" w:eastAsia="Times New Roman" w:hAnsi="Times New Roman"/>
+          <w:sz w:val="24"/>
+          <w:szCs w:val="24"/>
+        </w:rPr>
+        <w:t xml:space="preserve">No se eliminó ningún dato. Se detectó que el 1.33 % de los ratones (4 de 300) realizaron 4 intentos, que es el valor máximo observado. Estos casos son coherentes con la distribución probabilística del modelo y no constituyen errores.</w:t>
+      </w:r>
+    </w:p>
+    <w:p>
+      <w:pPr>
+        <w:spacing w:after="120" w:before="360"/>
+      </w:pPr>
+      <w:r>
+        <w:rPr>
+          <w:rFonts w:ascii="Times New Roman" w:cs="Times New Roman" w:eastAsia="Times New Roman" w:hAnsi="Times New Roman"/>
+          <w:b/>
+          <w:bCs/>
+          <w:color w:val="000000"/>
+          <w:sz w:val="24"/>
+          <w:szCs w:val="24"/>
+        </w:rPr>
+        <w:t xml:space="preserve">41. GRÁFICOS OBLIGATORIOS</w:t>
       </w:r>
     </w:p>
     <w:p>
       <w:pPr>
         <w:spacing w:after="160" w:before="0"/>
         <w:ind/>
+        <w:jc w:val="both"/>
+      </w:pPr>
+      <w:r>
+        <w:rPr>
+          <w:rFonts w:ascii="Times New Roman" w:cs="Times New Roman" w:eastAsia="Times New Roman" w:hAnsi="Times New Roman"/>
+          <w:sz w:val="24"/>
+          <w:szCs w:val="24"/>
+        </w:rPr>
+        <w:t xml:space="preserve">Los doce gráficos se construyeron a partir de los datos crudos de la simulación y se presentan en las páginas siguientes. A continuación se describe cada uno.</w:t>
+      </w:r>
+    </w:p>
+    <w:p>
+      <w:pPr>
+        <w:spacing w:after="80" w:before="240"/>
+      </w:pPr>
+      <w:r>
+        <w:rPr>
+          <w:rFonts w:ascii="Times New Roman" w:cs="Times New Roman" w:eastAsia="Times New Roman" w:hAnsi="Times New Roman"/>
+          <w:b/>
+          <w:bCs/>
+          <w:sz w:val="24"/>
+          <w:szCs w:val="24"/>
+        </w:rPr>
+        <w:t xml:space="preserve">Gráfico 1: Ratones escapados vs. no escapados</w:t>
+      </w:r>
+    </w:p>
+    <w:p>
+      <w:pPr>
+        <w:spacing w:after="100" w:before="0"/>
+      </w:pPr>
+      <w:r>
+        <w:rPr>
+          <w:rFonts w:ascii="Times New Roman" w:cs="Times New Roman" w:eastAsia="Times New Roman" w:hAnsi="Times New Roman"/>
+          <w:b/>
+          <w:bCs/>
+          <w:sz w:val="24"/>
+          <w:szCs w:val="24"/>
+        </w:rPr>
+        <w:t xml:space="preserve">Eje X: </w:t>
+      </w:r>
+      <w:r>
+        <w:rPr>
+          <w:rFonts w:ascii="Times New Roman" w:cs="Times New Roman" w:eastAsia="Times New Roman" w:hAnsi="Times New Roman"/>
+          <w:sz w:val="24"/>
+          <w:szCs w:val="24"/>
+        </w:rPr>
+        <w:t xml:space="preserve">Resultado (Escapó / No escapó)</w:t>
+      </w:r>
+    </w:p>
+    <w:p>
+      <w:pPr>
+        <w:spacing w:after="100" w:before="0"/>
+      </w:pPr>
+      <w:r>
+        <w:rPr>
+          <w:rFonts w:ascii="Times New Roman" w:cs="Times New Roman" w:eastAsia="Times New Roman" w:hAnsi="Times New Roman"/>
+          <w:b/>
+          <w:bCs/>
+          <w:sz w:val="24"/>
+          <w:szCs w:val="24"/>
+        </w:rPr>
+        <w:t xml:space="preserve">Eje Y: </w:t>
+      </w:r>
+      <w:r>
+        <w:rPr>
+          <w:rFonts w:ascii="Times New Roman" w:cs="Times New Roman" w:eastAsia="Times New Roman" w:hAnsi="Times New Roman"/>
+          <w:sz w:val="24"/>
+          <w:szCs w:val="24"/>
+        </w:rPr>
+        <w:t xml:space="preserve">Número de ratones</w:t>
+      </w:r>
+    </w:p>
+    <w:p>
+      <w:pPr>
+        <w:spacing w:after="100" w:before="0"/>
+      </w:pPr>
+      <w:r>
+        <w:rPr>
+          <w:rFonts w:ascii="Times New Roman" w:cs="Times New Roman" w:eastAsia="Times New Roman" w:hAnsi="Times New Roman"/>
+          <w:b/>
+          <w:bCs/>
+          <w:sz w:val="24"/>
+          <w:szCs w:val="24"/>
+        </w:rPr>
+        <w:t xml:space="preserve">N observaciones: </w:t>
+      </w:r>
+      <w:r>
+        <w:rPr>
+          <w:rFonts w:ascii="Times New Roman" w:cs="Times New Roman" w:eastAsia="Times New Roman" w:hAnsi="Times New Roman"/>
+          <w:sz w:val="24"/>
+          <w:szCs w:val="24"/>
+        </w:rPr>
+        <w:t xml:space="preserve">300</w:t>
+      </w:r>
+    </w:p>
+    <w:p>
+      <w:pPr>
+        <w:spacing w:after="100" w:before="0"/>
+      </w:pPr>
+      <w:r>
+        <w:rPr>
+          <w:rFonts w:ascii="Times New Roman" w:cs="Times New Roman" w:eastAsia="Times New Roman" w:hAnsi="Times New Roman"/>
+          <w:b/>
+          <w:bCs/>
+          <w:sz w:val="24"/>
+          <w:szCs w:val="24"/>
+        </w:rPr>
+        <w:t xml:space="preserve">Interpretación: </w:t>
+      </w:r>
+      <w:r>
+        <w:rPr>
+          <w:rFonts w:ascii="Times New Roman" w:cs="Times New Roman" w:eastAsia="Times New Roman" w:hAnsi="Times New Roman"/>
+          <w:sz w:val="24"/>
+          <w:szCs w:val="24"/>
+        </w:rPr>
+        <w:t xml:space="preserve">Bar chart de frecuencias absolutas: 168 escapados vs. 132 muertos. La proporción de 56/44 se mantiene consistente entre réplicas.</w:t>
+      </w:r>
+    </w:p>
+    <w:p>
+      <w:pPr>
+        <w:spacing w:after="80" w:before="80"/>
         <w:jc w:val="center"/>
       </w:pPr>
       <w:r>
-        <w:rPr>
-          <w:rFonts w:ascii="Times New Roman" w:cs="Times New Roman" w:eastAsia="Times New Roman" w:hAnsi="Times New Roman"/>
-          <w:sz w:val="24"/>
-          <w:szCs w:val="24"/>
-        </w:rPr>
-        <w:t xml:space="preserve">[INSERTAR GRÁFICO 2]</w:t>
+        <w:drawing>
+          <wp:inline distT="0" distB="0" distL="0" distR="0">
+            <wp:extent cx="4762500" cy="2762250"/>
+            <wp:effectExtent t="0" r="0" b="0" l="0"/>
+            <wp:docPr id="1" name="" descr="" title=""/>
+            <wp:cNvGraphicFramePr>
+              <a:graphicFrameLocks xmlns:a="http://schemas.openxmlformats.org/drawingml/2006/main" noChangeAspect="1"/>
+            </wp:cNvGraphicFramePr>
+            <a:graphic xmlns:a="http://schemas.openxmlformats.org/drawingml/2006/main">
+              <a:graphicData uri="http://schemas.openxmlformats.org/drawingml/2006/picture">
+                <pic:pic xmlns:pic="http://schemas.openxmlformats.org/drawingml/2006/picture">
+                  <pic:nvPicPr>
+                    <pic:cNvPr id="0" name="" descr=""/>
+                    <pic:cNvPicPr>
+                      <a:picLocks noChangeAspect="1" noChangeArrowheads="1"/>
+                    </pic:cNvPicPr>
+                  </pic:nvPicPr>
+                  <pic:blipFill>
+                    <a:blip r:embed="rId7" cstate="none"/>
+                    <a:srcRect/>
+                    <a:stretch>
+                      <a:fillRect/>
+                    </a:stretch>
+                  </pic:blipFill>
+                  <pic:spPr bwMode="auto">
+                    <a:xfrm>
+                      <a:off x="0" y="0"/>
+                      <a:ext cx="4762500" cy="2762250"/>
+                    </a:xfrm>
+                    <a:prstGeom prst="rect">
+                      <a:avLst/>
+                    </a:prstGeom>
+                  </pic:spPr>
+                </pic:pic>
+              </a:graphicData>
+            </a:graphic>
+          </wp:inline>
+        </w:drawing>
       </w:r>
     </w:p>
     <w:p>
@@ -14331,7 +15402,7 @@
           <w:sz w:val="24"/>
           <w:szCs w:val="24"/>
         </w:rPr>
-        <w:t xml:space="preserve">Gráfico 3: Histograma del tiempo vagando por episodio</w:t>
+        <w:t xml:space="preserve">Gráfico 2: Histograma del tiempo de intento</w:t>
       </w:r>
     </w:p>
     <w:p>
@@ -14354,7 +15425,7 @@
           <w:sz w:val="24"/>
           <w:szCs w:val="24"/>
         </w:rPr>
-        <w:t xml:space="preserve">Tiempo de vagabundeo (min)</w:t>
+        <w:t xml:space="preserve">Tiempo de intento (min)</w:t>
       </w:r>
     </w:p>
     <w:p>
@@ -14400,7 +15471,7 @@
           <w:sz w:val="24"/>
           <w:szCs w:val="24"/>
         </w:rPr>
-        <w:t xml:space="preserve">376 episodios</w:t>
+        <w:t xml:space="preserve">610 intentos</w:t>
       </w:r>
     </w:p>
     <w:p>
@@ -14423,22 +15494,53 @@
           <w:sz w:val="24"/>
           <w:szCs w:val="24"/>
         </w:rPr>
-        <w:t xml:space="preserve">Distribución uniforme entre 2 y 3 min, coherente con U(120,180) s.</w:t>
-      </w:r>
-    </w:p>
-    <w:p>
-      <w:pPr>
-        <w:spacing w:after="160" w:before="0"/>
-        <w:ind/>
+        <w:t xml:space="preserve">Distribución uniforme entre 1 y 3 min. La forma rectangular confirma la configuración correcta de U(60,180) s.</w:t>
+      </w:r>
+    </w:p>
+    <w:p>
+      <w:pPr>
+        <w:spacing w:after="80" w:before="80"/>
         <w:jc w:val="center"/>
       </w:pPr>
       <w:r>
-        <w:rPr>
-          <w:rFonts w:ascii="Times New Roman" w:cs="Times New Roman" w:eastAsia="Times New Roman" w:hAnsi="Times New Roman"/>
-          <w:sz w:val="24"/>
-          <w:szCs w:val="24"/>
-        </w:rPr>
-        <w:t xml:space="preserve">[INSERTAR GRÁFICO 3]</w:t>
+        <w:drawing>
+          <wp:inline distT="0" distB="0" distL="0" distR="0">
+            <wp:extent cx="4762500" cy="2762250"/>
+            <wp:effectExtent t="0" r="0" b="0" l="0"/>
+            <wp:docPr id="1" name="" descr="" title=""/>
+            <wp:cNvGraphicFramePr>
+              <a:graphicFrameLocks xmlns:a="http://schemas.openxmlformats.org/drawingml/2006/main" noChangeAspect="1"/>
+            </wp:cNvGraphicFramePr>
+            <a:graphic xmlns:a="http://schemas.openxmlformats.org/drawingml/2006/main">
+              <a:graphicData uri="http://schemas.openxmlformats.org/drawingml/2006/picture">
+                <pic:pic xmlns:pic="http://schemas.openxmlformats.org/drawingml/2006/picture">
+                  <pic:nvPicPr>
+                    <pic:cNvPr id="0" name="" descr=""/>
+                    <pic:cNvPicPr>
+                      <a:picLocks noChangeAspect="1" noChangeArrowheads="1"/>
+                    </pic:cNvPicPr>
+                  </pic:nvPicPr>
+                  <pic:blipFill>
+                    <a:blip r:embed="rId8" cstate="none"/>
+                    <a:srcRect/>
+                    <a:stretch>
+                      <a:fillRect/>
+                    </a:stretch>
+                  </pic:blipFill>
+                  <pic:spPr bwMode="auto">
+                    <a:xfrm>
+                      <a:off x="0" y="0"/>
+                      <a:ext cx="4762500" cy="2762250"/>
+                    </a:xfrm>
+                    <a:prstGeom prst="rect">
+                      <a:avLst/>
+                    </a:prstGeom>
+                  </pic:spPr>
+                </pic:pic>
+              </a:graphicData>
+            </a:graphic>
+          </wp:inline>
+        </w:drawing>
       </w:r>
     </w:p>
     <w:p>
@@ -14471,7 +15573,7 @@
           <w:sz w:val="24"/>
           <w:szCs w:val="24"/>
         </w:rPr>
-        <w:t xml:space="preserve">Gráfico 4: Histograma del tiempo de supervivencia</w:t>
+        <w:t xml:space="preserve">Gráfico 3: Histograma del tiempo vagando por episodio</w:t>
       </w:r>
     </w:p>
     <w:p>
@@ -14494,7 +15596,7 @@
           <w:sz w:val="24"/>
           <w:szCs w:val="24"/>
         </w:rPr>
-        <w:t xml:space="preserve">Tiempo de supervivencia (min)</w:t>
+        <w:t xml:space="preserve">Tiempo de vagabundeo (min)</w:t>
       </w:r>
     </w:p>
     <w:p>
@@ -14540,7 +15642,7 @@
           <w:sz w:val="24"/>
           <w:szCs w:val="24"/>
         </w:rPr>
-        <w:t xml:space="preserve">300 ratones</w:t>
+        <w:t xml:space="preserve">376 episodios</w:t>
       </w:r>
     </w:p>
     <w:p>
@@ -14563,22 +15665,53 @@
           <w:sz w:val="24"/>
           <w:szCs w:val="24"/>
         </w:rPr>
-        <w:t xml:space="preserve">Distribución aproximadamente normal con media ≈ 10 min y SD ≈ 1.69 min.</w:t>
-      </w:r>
-    </w:p>
-    <w:p>
-      <w:pPr>
-        <w:spacing w:after="160" w:before="0"/>
-        <w:ind/>
+        <w:t xml:space="preserve">Distribución uniforme entre 2 y 3 min, coherente con U(120,180) s.</w:t>
+      </w:r>
+    </w:p>
+    <w:p>
+      <w:pPr>
+        <w:spacing w:after="80" w:before="80"/>
         <w:jc w:val="center"/>
       </w:pPr>
       <w:r>
-        <w:rPr>
-          <w:rFonts w:ascii="Times New Roman" w:cs="Times New Roman" w:eastAsia="Times New Roman" w:hAnsi="Times New Roman"/>
-          <w:sz w:val="24"/>
-          <w:szCs w:val="24"/>
-        </w:rPr>
-        <w:t xml:space="preserve">[INSERTAR GRÁFICO 4]</w:t>
+        <w:drawing>
+          <wp:inline distT="0" distB="0" distL="0" distR="0">
+            <wp:extent cx="4762500" cy="2762250"/>
+            <wp:effectExtent t="0" r="0" b="0" l="0"/>
+            <wp:docPr id="1" name="" descr="" title=""/>
+            <wp:cNvGraphicFramePr>
+              <a:graphicFrameLocks xmlns:a="http://schemas.openxmlformats.org/drawingml/2006/main" noChangeAspect="1"/>
+            </wp:cNvGraphicFramePr>
+            <a:graphic xmlns:a="http://schemas.openxmlformats.org/drawingml/2006/main">
+              <a:graphicData uri="http://schemas.openxmlformats.org/drawingml/2006/picture">
+                <pic:pic xmlns:pic="http://schemas.openxmlformats.org/drawingml/2006/picture">
+                  <pic:nvPicPr>
+                    <pic:cNvPr id="0" name="" descr=""/>
+                    <pic:cNvPicPr>
+                      <a:picLocks noChangeAspect="1" noChangeArrowheads="1"/>
+                    </pic:cNvPicPr>
+                  </pic:nvPicPr>
+                  <pic:blipFill>
+                    <a:blip r:embed="rId9" cstate="none"/>
+                    <a:srcRect/>
+                    <a:stretch>
+                      <a:fillRect/>
+                    </a:stretch>
+                  </pic:blipFill>
+                  <pic:spPr bwMode="auto">
+                    <a:xfrm>
+                      <a:off x="0" y="0"/>
+                      <a:ext cx="4762500" cy="2762250"/>
+                    </a:xfrm>
+                    <a:prstGeom prst="rect">
+                      <a:avLst/>
+                    </a:prstGeom>
+                  </pic:spPr>
+                </pic:pic>
+              </a:graphicData>
+            </a:graphic>
+          </wp:inline>
+        </w:drawing>
       </w:r>
     </w:p>
     <w:p>
@@ -14611,7 +15744,7 @@
           <w:sz w:val="24"/>
           <w:szCs w:val="24"/>
         </w:rPr>
-        <w:t xml:space="preserve">Gráfico 5: Histograma del tiempo hasta escapar</w:t>
+        <w:t xml:space="preserve">Gráfico 4: Histograma del tiempo de supervivencia</w:t>
       </w:r>
     </w:p>
     <w:p>
@@ -14634,7 +15767,7 @@
           <w:sz w:val="24"/>
           <w:szCs w:val="24"/>
         </w:rPr>
-        <w:t xml:space="preserve">Tiempo de escape (min)</w:t>
+        <w:t xml:space="preserve">Tiempo de supervivencia (min)</w:t>
       </w:r>
     </w:p>
     <w:p>
@@ -14680,7 +15813,7 @@
           <w:sz w:val="24"/>
           <w:szCs w:val="24"/>
         </w:rPr>
-        <w:t xml:space="preserve">168 ratones escapados</w:t>
+        <w:t xml:space="preserve">300 ratones</w:t>
       </w:r>
     </w:p>
     <w:p>
@@ -14703,22 +15836,53 @@
           <w:sz w:val="24"/>
           <w:szCs w:val="24"/>
         </w:rPr>
-        <w:t xml:space="preserve">Distribución sesgada a la derecha. La mayoría escapa antes de 5 min, con cola extendida hasta ≈12 min.</w:t>
-      </w:r>
-    </w:p>
-    <w:p>
-      <w:pPr>
-        <w:spacing w:after="160" w:before="0"/>
-        <w:ind/>
+        <w:t xml:space="preserve">Distribución aproximadamente normal con media ≈ 10 min y SD ≈ 1.69 min.</w:t>
+      </w:r>
+    </w:p>
+    <w:p>
+      <w:pPr>
+        <w:spacing w:after="80" w:before="80"/>
         <w:jc w:val="center"/>
       </w:pPr>
       <w:r>
-        <w:rPr>
-          <w:rFonts w:ascii="Times New Roman" w:cs="Times New Roman" w:eastAsia="Times New Roman" w:hAnsi="Times New Roman"/>
-          <w:sz w:val="24"/>
-          <w:szCs w:val="24"/>
-        </w:rPr>
-        <w:t xml:space="preserve">[INSERTAR GRÁFICO 5]</w:t>
+        <w:drawing>
+          <wp:inline distT="0" distB="0" distL="0" distR="0">
+            <wp:extent cx="4762500" cy="2762250"/>
+            <wp:effectExtent t="0" r="0" b="0" l="0"/>
+            <wp:docPr id="1" name="" descr="" title=""/>
+            <wp:cNvGraphicFramePr>
+              <a:graphicFrameLocks xmlns:a="http://schemas.openxmlformats.org/drawingml/2006/main" noChangeAspect="1"/>
+            </wp:cNvGraphicFramePr>
+            <a:graphic xmlns:a="http://schemas.openxmlformats.org/drawingml/2006/main">
+              <a:graphicData uri="http://schemas.openxmlformats.org/drawingml/2006/picture">
+                <pic:pic xmlns:pic="http://schemas.openxmlformats.org/drawingml/2006/picture">
+                  <pic:nvPicPr>
+                    <pic:cNvPr id="0" name="" descr=""/>
+                    <pic:cNvPicPr>
+                      <a:picLocks noChangeAspect="1" noChangeArrowheads="1"/>
+                    </pic:cNvPicPr>
+                  </pic:nvPicPr>
+                  <pic:blipFill>
+                    <a:blip r:embed="rId10" cstate="none"/>
+                    <a:srcRect/>
+                    <a:stretch>
+                      <a:fillRect/>
+                    </a:stretch>
+                  </pic:blipFill>
+                  <pic:spPr bwMode="auto">
+                    <a:xfrm>
+                      <a:off x="0" y="0"/>
+                      <a:ext cx="4762500" cy="2762250"/>
+                    </a:xfrm>
+                    <a:prstGeom prst="rect">
+                      <a:avLst/>
+                    </a:prstGeom>
+                  </pic:spPr>
+                </pic:pic>
+              </a:graphicData>
+            </a:graphic>
+          </wp:inline>
+        </w:drawing>
       </w:r>
     </w:p>
     <w:p>
@@ -14751,7 +15915,7 @@
           <w:sz w:val="24"/>
           <w:szCs w:val="24"/>
         </w:rPr>
-        <w:t xml:space="preserve">Gráfico 6: Histograma del número de intentos</w:t>
+        <w:t xml:space="preserve">Gráfico 5: Histograma del tiempo hasta escapar</w:t>
       </w:r>
     </w:p>
     <w:p>
@@ -14774,7 +15938,7 @@
           <w:sz w:val="24"/>
           <w:szCs w:val="24"/>
         </w:rPr>
-        <w:t xml:space="preserve">Número de intentos</w:t>
+        <w:t xml:space="preserve">Tiempo de escape (min)</w:t>
       </w:r>
     </w:p>
     <w:p>
@@ -14820,7 +15984,7 @@
           <w:sz w:val="24"/>
           <w:szCs w:val="24"/>
         </w:rPr>
-        <w:t xml:space="preserve">300 ratones</w:t>
+        <w:t xml:space="preserve">168 ratones escapados</w:t>
       </w:r>
     </w:p>
     <w:p>
@@ -14843,22 +16007,53 @@
           <w:sz w:val="24"/>
           <w:szCs w:val="24"/>
         </w:rPr>
-        <w:t xml:space="preserve">La mayoría realizó 1 a 3 intentos. Muy pocos (4 ratones) llegaron a 4 intentos.</w:t>
-      </w:r>
-    </w:p>
-    <w:p>
-      <w:pPr>
-        <w:spacing w:after="160" w:before="0"/>
-        <w:ind/>
+        <w:t xml:space="preserve">Distribución sesgada a la derecha. La mayoría escapa antes de 5 min, con cola extendida hasta ≈12 min.</w:t>
+      </w:r>
+    </w:p>
+    <w:p>
+      <w:pPr>
+        <w:spacing w:after="80" w:before="80"/>
         <w:jc w:val="center"/>
       </w:pPr>
       <w:r>
-        <w:rPr>
-          <w:rFonts w:ascii="Times New Roman" w:cs="Times New Roman" w:eastAsia="Times New Roman" w:hAnsi="Times New Roman"/>
-          <w:sz w:val="24"/>
-          <w:szCs w:val="24"/>
-        </w:rPr>
-        <w:t xml:space="preserve">[INSERTAR GRÁFICO 6]</w:t>
+        <w:drawing>
+          <wp:inline distT="0" distB="0" distL="0" distR="0">
+            <wp:extent cx="4762500" cy="2762250"/>
+            <wp:effectExtent t="0" r="0" b="0" l="0"/>
+            <wp:docPr id="1" name="" descr="" title=""/>
+            <wp:cNvGraphicFramePr>
+              <a:graphicFrameLocks xmlns:a="http://schemas.openxmlformats.org/drawingml/2006/main" noChangeAspect="1"/>
+            </wp:cNvGraphicFramePr>
+            <a:graphic xmlns:a="http://schemas.openxmlformats.org/drawingml/2006/main">
+              <a:graphicData uri="http://schemas.openxmlformats.org/drawingml/2006/picture">
+                <pic:pic xmlns:pic="http://schemas.openxmlformats.org/drawingml/2006/picture">
+                  <pic:nvPicPr>
+                    <pic:cNvPr id="0" name="" descr=""/>
+                    <pic:cNvPicPr>
+                      <a:picLocks noChangeAspect="1" noChangeArrowheads="1"/>
+                    </pic:cNvPicPr>
+                  </pic:nvPicPr>
+                  <pic:blipFill>
+                    <a:blip r:embed="rId11" cstate="none"/>
+                    <a:srcRect/>
+                    <a:stretch>
+                      <a:fillRect/>
+                    </a:stretch>
+                  </pic:blipFill>
+                  <pic:spPr bwMode="auto">
+                    <a:xfrm>
+                      <a:off x="0" y="0"/>
+                      <a:ext cx="4762500" cy="2762250"/>
+                    </a:xfrm>
+                    <a:prstGeom prst="rect">
+                      <a:avLst/>
+                    </a:prstGeom>
+                  </pic:spPr>
+                </pic:pic>
+              </a:graphicData>
+            </a:graphic>
+          </wp:inline>
+        </w:drawing>
       </w:r>
     </w:p>
     <w:p>
@@ -14891,7 +16086,7 @@
           <w:sz w:val="24"/>
           <w:szCs w:val="24"/>
         </w:rPr>
-        <w:t xml:space="preserve">Gráfico 7: Boxplot del tiempo de escape</w:t>
+        <w:t xml:space="preserve">Gráfico 6: Histograma del número de intentos</w:t>
       </w:r>
     </w:p>
     <w:p>
@@ -14914,7 +16109,7 @@
           <w:sz w:val="24"/>
           <w:szCs w:val="24"/>
         </w:rPr>
-        <w:t xml:space="preserve">Resultado</w:t>
+        <w:t xml:space="preserve">Número de intentos</w:t>
       </w:r>
     </w:p>
     <w:p>
@@ -14937,7 +16132,7 @@
           <w:sz w:val="24"/>
           <w:szCs w:val="24"/>
         </w:rPr>
-        <w:t xml:space="preserve">Tiempo de escape (min)</w:t>
+        <w:t xml:space="preserve">Frecuencia</w:t>
       </w:r>
     </w:p>
     <w:p>
@@ -14960,7 +16155,7 @@
           <w:sz w:val="24"/>
           <w:szCs w:val="24"/>
         </w:rPr>
-        <w:t xml:space="preserve">168 ratones</w:t>
+        <w:t xml:space="preserve">300 ratones</w:t>
       </w:r>
     </w:p>
     <w:p>
@@ -14983,22 +16178,53 @@
           <w:sz w:val="24"/>
           <w:szCs w:val="24"/>
         </w:rPr>
-        <w:t xml:space="preserve">Q1=1.98, mediana=2.65, Q3=6.36. Varios valores en la cola derecha (&gt; 9 min).</w:t>
-      </w:r>
-    </w:p>
-    <w:p>
-      <w:pPr>
-        <w:spacing w:after="160" w:before="0"/>
-        <w:ind/>
+        <w:t xml:space="preserve">La mayoría realizó 1 a 3 intentos. Muy pocos (4 ratones) llegaron a 4 intentos.</w:t>
+      </w:r>
+    </w:p>
+    <w:p>
+      <w:pPr>
+        <w:spacing w:after="80" w:before="80"/>
         <w:jc w:val="center"/>
       </w:pPr>
       <w:r>
-        <w:rPr>
-          <w:rFonts w:ascii="Times New Roman" w:cs="Times New Roman" w:eastAsia="Times New Roman" w:hAnsi="Times New Roman"/>
-          <w:sz w:val="24"/>
-          <w:szCs w:val="24"/>
-        </w:rPr>
-        <w:t xml:space="preserve">[INSERTAR GRÁFICO 7]</w:t>
+        <w:drawing>
+          <wp:inline distT="0" distB="0" distL="0" distR="0">
+            <wp:extent cx="4762500" cy="2762250"/>
+            <wp:effectExtent t="0" r="0" b="0" l="0"/>
+            <wp:docPr id="1" name="" descr="" title=""/>
+            <wp:cNvGraphicFramePr>
+              <a:graphicFrameLocks xmlns:a="http://schemas.openxmlformats.org/drawingml/2006/main" noChangeAspect="1"/>
+            </wp:cNvGraphicFramePr>
+            <a:graphic xmlns:a="http://schemas.openxmlformats.org/drawingml/2006/main">
+              <a:graphicData uri="http://schemas.openxmlformats.org/drawingml/2006/picture">
+                <pic:pic xmlns:pic="http://schemas.openxmlformats.org/drawingml/2006/picture">
+                  <pic:nvPicPr>
+                    <pic:cNvPr id="0" name="" descr=""/>
+                    <pic:cNvPicPr>
+                      <a:picLocks noChangeAspect="1" noChangeArrowheads="1"/>
+                    </pic:cNvPicPr>
+                  </pic:nvPicPr>
+                  <pic:blipFill>
+                    <a:blip r:embed="rId12" cstate="none"/>
+                    <a:srcRect/>
+                    <a:stretch>
+                      <a:fillRect/>
+                    </a:stretch>
+                  </pic:blipFill>
+                  <pic:spPr bwMode="auto">
+                    <a:xfrm>
+                      <a:off x="0" y="0"/>
+                      <a:ext cx="4762500" cy="2762250"/>
+                    </a:xfrm>
+                    <a:prstGeom prst="rect">
+                      <a:avLst/>
+                    </a:prstGeom>
+                  </pic:spPr>
+                </pic:pic>
+              </a:graphicData>
+            </a:graphic>
+          </wp:inline>
+        </w:drawing>
       </w:r>
     </w:p>
     <w:p>
@@ -15031,7 +16257,7 @@
           <w:sz w:val="24"/>
           <w:szCs w:val="24"/>
         </w:rPr>
-        <w:t xml:space="preserve">Gráfico 8: Boxplot del número de intentos</w:t>
+        <w:t xml:space="preserve">Gráfico 7: Boxplot del tiempo de escape</w:t>
       </w:r>
     </w:p>
     <w:p>
@@ -15054,7 +16280,7 @@
           <w:sz w:val="24"/>
           <w:szCs w:val="24"/>
         </w:rPr>
-        <w:t xml:space="preserve">Réplica</w:t>
+        <w:t xml:space="preserve">Resultado</w:t>
       </w:r>
     </w:p>
     <w:p>
@@ -15077,7 +16303,7 @@
           <w:sz w:val="24"/>
           <w:szCs w:val="24"/>
         </w:rPr>
-        <w:t xml:space="preserve">Número de intentos</w:t>
+        <w:t xml:space="preserve">Tiempo de escape (min)</w:t>
       </w:r>
     </w:p>
     <w:p>
@@ -15100,7 +16326,7 @@
           <w:sz w:val="24"/>
           <w:szCs w:val="24"/>
         </w:rPr>
-        <w:t xml:space="preserve">300 ratones</w:t>
+        <w:t xml:space="preserve">168 ratones</w:t>
       </w:r>
     </w:p>
     <w:p>
@@ -15123,22 +16349,53 @@
           <w:sz w:val="24"/>
           <w:szCs w:val="24"/>
         </w:rPr>
-        <w:t xml:space="preserve">Los tres boxplots son similares entre réplicas, confirmando la reproducibilidad del modelo.</w:t>
-      </w:r>
-    </w:p>
-    <w:p>
-      <w:pPr>
-        <w:spacing w:after="160" w:before="0"/>
-        <w:ind/>
+        <w:t xml:space="preserve">Q1=1.98, mediana=2.65, Q3=6.36. Varios valores en la cola derecha (&gt; 9 min).</w:t>
+      </w:r>
+    </w:p>
+    <w:p>
+      <w:pPr>
+        <w:spacing w:after="80" w:before="80"/>
         <w:jc w:val="center"/>
       </w:pPr>
       <w:r>
-        <w:rPr>
-          <w:rFonts w:ascii="Times New Roman" w:cs="Times New Roman" w:eastAsia="Times New Roman" w:hAnsi="Times New Roman"/>
-          <w:sz w:val="24"/>
-          <w:szCs w:val="24"/>
-        </w:rPr>
-        <w:t xml:space="preserve">[INSERTAR GRÁFICO 8]</w:t>
+        <w:drawing>
+          <wp:inline distT="0" distB="0" distL="0" distR="0">
+            <wp:extent cx="4762500" cy="2762250"/>
+            <wp:effectExtent t="0" r="0" b="0" l="0"/>
+            <wp:docPr id="1" name="" descr="" title=""/>
+            <wp:cNvGraphicFramePr>
+              <a:graphicFrameLocks xmlns:a="http://schemas.openxmlformats.org/drawingml/2006/main" noChangeAspect="1"/>
+            </wp:cNvGraphicFramePr>
+            <a:graphic xmlns:a="http://schemas.openxmlformats.org/drawingml/2006/main">
+              <a:graphicData uri="http://schemas.openxmlformats.org/drawingml/2006/picture">
+                <pic:pic xmlns:pic="http://schemas.openxmlformats.org/drawingml/2006/picture">
+                  <pic:nvPicPr>
+                    <pic:cNvPr id="0" name="" descr=""/>
+                    <pic:cNvPicPr>
+                      <a:picLocks noChangeAspect="1" noChangeArrowheads="1"/>
+                    </pic:cNvPicPr>
+                  </pic:nvPicPr>
+                  <pic:blipFill>
+                    <a:blip r:embed="rId13" cstate="none"/>
+                    <a:srcRect/>
+                    <a:stretch>
+                      <a:fillRect/>
+                    </a:stretch>
+                  </pic:blipFill>
+                  <pic:spPr bwMode="auto">
+                    <a:xfrm>
+                      <a:off x="0" y="0"/>
+                      <a:ext cx="4762500" cy="2762250"/>
+                    </a:xfrm>
+                    <a:prstGeom prst="rect">
+                      <a:avLst/>
+                    </a:prstGeom>
+                  </pic:spPr>
+                </pic:pic>
+              </a:graphicData>
+            </a:graphic>
+          </wp:inline>
+        </w:drawing>
       </w:r>
     </w:p>
     <w:p>
@@ -15171,7 +16428,7 @@
           <w:sz w:val="24"/>
           <w:szCs w:val="24"/>
         </w:rPr>
-        <w:t xml:space="preserve">Gráfico 9: Probabilidad de escape por réplica</w:t>
+        <w:t xml:space="preserve">Gráfico 8: Boxplot del número de intentos</w:t>
       </w:r>
     </w:p>
     <w:p>
@@ -15217,7 +16474,7 @@
           <w:sz w:val="24"/>
           <w:szCs w:val="24"/>
         </w:rPr>
-        <w:t xml:space="preserve">P(escape)</w:t>
+        <w:t xml:space="preserve">Número de intentos</w:t>
       </w:r>
     </w:p>
     <w:p>
@@ -15240,7 +16497,7 @@
           <w:sz w:val="24"/>
           <w:szCs w:val="24"/>
         </w:rPr>
-        <w:t xml:space="preserve">3 réplicas</w:t>
+        <w:t xml:space="preserve">300 ratones</w:t>
       </w:r>
     </w:p>
     <w:p>
@@ -15263,22 +16520,53 @@
           <w:sz w:val="24"/>
           <w:szCs w:val="24"/>
         </w:rPr>
-        <w:t xml:space="preserve">Réplica 1: 55 %, Réplica 2: 55 %, Réplica 3: 58 %. Variación pequeña entre réplicas.</w:t>
-      </w:r>
-    </w:p>
-    <w:p>
-      <w:pPr>
-        <w:spacing w:after="160" w:before="0"/>
-        <w:ind/>
+        <w:t xml:space="preserve">Los tres boxplots son similares entre réplicas, confirmando la reproducibilidad del modelo.</w:t>
+      </w:r>
+    </w:p>
+    <w:p>
+      <w:pPr>
+        <w:spacing w:after="80" w:before="80"/>
         <w:jc w:val="center"/>
       </w:pPr>
       <w:r>
-        <w:rPr>
-          <w:rFonts w:ascii="Times New Roman" w:cs="Times New Roman" w:eastAsia="Times New Roman" w:hAnsi="Times New Roman"/>
-          <w:sz w:val="24"/>
-          <w:szCs w:val="24"/>
-        </w:rPr>
-        <w:t xml:space="preserve">[INSERTAR GRÁFICO 9]</w:t>
+        <w:drawing>
+          <wp:inline distT="0" distB="0" distL="0" distR="0">
+            <wp:extent cx="4762500" cy="2762250"/>
+            <wp:effectExtent t="0" r="0" b="0" l="0"/>
+            <wp:docPr id="1" name="" descr="" title=""/>
+            <wp:cNvGraphicFramePr>
+              <a:graphicFrameLocks xmlns:a="http://schemas.openxmlformats.org/drawingml/2006/main" noChangeAspect="1"/>
+            </wp:cNvGraphicFramePr>
+            <a:graphic xmlns:a="http://schemas.openxmlformats.org/drawingml/2006/main">
+              <a:graphicData uri="http://schemas.openxmlformats.org/drawingml/2006/picture">
+                <pic:pic xmlns:pic="http://schemas.openxmlformats.org/drawingml/2006/picture">
+                  <pic:nvPicPr>
+                    <pic:cNvPr id="0" name="" descr=""/>
+                    <pic:cNvPicPr>
+                      <a:picLocks noChangeAspect="1" noChangeArrowheads="1"/>
+                    </pic:cNvPicPr>
+                  </pic:nvPicPr>
+                  <pic:blipFill>
+                    <a:blip r:embed="rId14" cstate="none"/>
+                    <a:srcRect/>
+                    <a:stretch>
+                      <a:fillRect/>
+                    </a:stretch>
+                  </pic:blipFill>
+                  <pic:spPr bwMode="auto">
+                    <a:xfrm>
+                      <a:off x="0" y="0"/>
+                      <a:ext cx="4762500" cy="2762250"/>
+                    </a:xfrm>
+                    <a:prstGeom prst="rect">
+                      <a:avLst/>
+                    </a:prstGeom>
+                  </pic:spPr>
+                </pic:pic>
+              </a:graphicData>
+            </a:graphic>
+          </wp:inline>
+        </w:drawing>
       </w:r>
     </w:p>
     <w:p>
@@ -15311,7 +16599,7 @@
           <w:sz w:val="24"/>
           <w:szCs w:val="24"/>
         </w:rPr>
-        <w:t xml:space="preserve">Gráfico 10: Tiempo de supervivencia vs. resultado final</w:t>
+        <w:t xml:space="preserve">Gráfico 9: Probabilidad de escape por réplica</w:t>
       </w:r>
     </w:p>
     <w:p>
@@ -15334,7 +16622,7 @@
           <w:sz w:val="24"/>
           <w:szCs w:val="24"/>
         </w:rPr>
-        <w:t xml:space="preserve">Resultado</w:t>
+        <w:t xml:space="preserve">Réplica</w:t>
       </w:r>
     </w:p>
     <w:p>
@@ -15357,7 +16645,7 @@
           <w:sz w:val="24"/>
           <w:szCs w:val="24"/>
         </w:rPr>
-        <w:t xml:space="preserve">Tiempo de supervivencia (min)</w:t>
+        <w:t xml:space="preserve">P(escape)</w:t>
       </w:r>
     </w:p>
     <w:p>
@@ -15380,7 +16668,7 @@
           <w:sz w:val="24"/>
           <w:szCs w:val="24"/>
         </w:rPr>
-        <w:t xml:space="preserve">300 ratones</w:t>
+        <w:t xml:space="preserve">3 réplicas</w:t>
       </w:r>
     </w:p>
     <w:p>
@@ -15403,22 +16691,53 @@
           <w:sz w:val="24"/>
           <w:szCs w:val="24"/>
         </w:rPr>
-        <w:t xml:space="preserve">Las distribuciones de supervivencia son similares para escapados y muertos, confirmando que el resultado no depende de la supervivencia asignada sino de la suerte en el laberinto.</w:t>
-      </w:r>
-    </w:p>
-    <w:p>
-      <w:pPr>
-        <w:spacing w:after="160" w:before="0"/>
-        <w:ind/>
+        <w:t xml:space="preserve">Réplica 1: 55 %, Réplica 2: 55 %, Réplica 3: 58 %. Variación pequeña entre réplicas.</w:t>
+      </w:r>
+    </w:p>
+    <w:p>
+      <w:pPr>
+        <w:spacing w:after="80" w:before="80"/>
         <w:jc w:val="center"/>
       </w:pPr>
       <w:r>
-        <w:rPr>
-          <w:rFonts w:ascii="Times New Roman" w:cs="Times New Roman" w:eastAsia="Times New Roman" w:hAnsi="Times New Roman"/>
-          <w:sz w:val="24"/>
-          <w:szCs w:val="24"/>
-        </w:rPr>
-        <w:t xml:space="preserve">[INSERTAR GRÁFICO 10]</w:t>
+        <w:drawing>
+          <wp:inline distT="0" distB="0" distL="0" distR="0">
+            <wp:extent cx="4762500" cy="2762250"/>
+            <wp:effectExtent t="0" r="0" b="0" l="0"/>
+            <wp:docPr id="1" name="" descr="" title=""/>
+            <wp:cNvGraphicFramePr>
+              <a:graphicFrameLocks xmlns:a="http://schemas.openxmlformats.org/drawingml/2006/main" noChangeAspect="1"/>
+            </wp:cNvGraphicFramePr>
+            <a:graphic xmlns:a="http://schemas.openxmlformats.org/drawingml/2006/main">
+              <a:graphicData uri="http://schemas.openxmlformats.org/drawingml/2006/picture">
+                <pic:pic xmlns:pic="http://schemas.openxmlformats.org/drawingml/2006/picture">
+                  <pic:nvPicPr>
+                    <pic:cNvPr id="0" name="" descr=""/>
+                    <pic:cNvPicPr>
+                      <a:picLocks noChangeAspect="1" noChangeArrowheads="1"/>
+                    </pic:cNvPicPr>
+                  </pic:nvPicPr>
+                  <pic:blipFill>
+                    <a:blip r:embed="rId15" cstate="none"/>
+                    <a:srcRect/>
+                    <a:stretch>
+                      <a:fillRect/>
+                    </a:stretch>
+                  </pic:blipFill>
+                  <pic:spPr bwMode="auto">
+                    <a:xfrm>
+                      <a:off x="0" y="0"/>
+                      <a:ext cx="4762500" cy="2762250"/>
+                    </a:xfrm>
+                    <a:prstGeom prst="rect">
+                      <a:avLst/>
+                    </a:prstGeom>
+                  </pic:spPr>
+                </pic:pic>
+              </a:graphicData>
+            </a:graphic>
+          </wp:inline>
+        </w:drawing>
       </w:r>
     </w:p>
     <w:p>
@@ -15451,7 +16770,7 @@
           <w:sz w:val="24"/>
           <w:szCs w:val="24"/>
         </w:rPr>
-        <w:t xml:space="preserve">Gráfico 11: Número de intentos vs. tiempo total en sistema</w:t>
+        <w:t xml:space="preserve">Gráfico 10: Tiempo de supervivencia vs. resultado final</w:t>
       </w:r>
     </w:p>
     <w:p>
@@ -15474,7 +16793,7 @@
           <w:sz w:val="24"/>
           <w:szCs w:val="24"/>
         </w:rPr>
-        <w:t xml:space="preserve">Número de intentos</w:t>
+        <w:t xml:space="preserve">Resultado</w:t>
       </w:r>
     </w:p>
     <w:p>
@@ -15497,7 +16816,7 @@
           <w:sz w:val="24"/>
           <w:szCs w:val="24"/>
         </w:rPr>
-        <w:t xml:space="preserve">Tiempo total (min)</w:t>
+        <w:t xml:space="preserve">Tiempo de supervivencia (min)</w:t>
       </w:r>
     </w:p>
     <w:p>
@@ -15543,22 +16862,53 @@
           <w:sz w:val="24"/>
           <w:szCs w:val="24"/>
         </w:rPr>
-        <w:t xml:space="preserve">Relación positiva: más intentos implica mayor tiempo en sistema. Los ratones con 4 intentos son los que más tiempo permanecieron.</w:t>
-      </w:r>
-    </w:p>
-    <w:p>
-      <w:pPr>
-        <w:spacing w:after="160" w:before="0"/>
-        <w:ind/>
+        <w:t xml:space="preserve">Las distribuciones de supervivencia son similares para escapados y muertos, confirmando que el resultado no depende de la supervivencia asignada sino de la suerte en el laberinto.</w:t>
+      </w:r>
+    </w:p>
+    <w:p>
+      <w:pPr>
+        <w:spacing w:after="80" w:before="80"/>
         <w:jc w:val="center"/>
       </w:pPr>
       <w:r>
-        <w:rPr>
-          <w:rFonts w:ascii="Times New Roman" w:cs="Times New Roman" w:eastAsia="Times New Roman" w:hAnsi="Times New Roman"/>
-          <w:sz w:val="24"/>
-          <w:szCs w:val="24"/>
-        </w:rPr>
-        <w:t xml:space="preserve">[INSERTAR GRÁFICO 11]</w:t>
+        <w:drawing>
+          <wp:inline distT="0" distB="0" distL="0" distR="0">
+            <wp:extent cx="4762500" cy="2762250"/>
+            <wp:effectExtent t="0" r="0" b="0" l="0"/>
+            <wp:docPr id="1" name="" descr="" title=""/>
+            <wp:cNvGraphicFramePr>
+              <a:graphicFrameLocks xmlns:a="http://schemas.openxmlformats.org/drawingml/2006/main" noChangeAspect="1"/>
+            </wp:cNvGraphicFramePr>
+            <a:graphic xmlns:a="http://schemas.openxmlformats.org/drawingml/2006/main">
+              <a:graphicData uri="http://schemas.openxmlformats.org/drawingml/2006/picture">
+                <pic:pic xmlns:pic="http://schemas.openxmlformats.org/drawingml/2006/picture">
+                  <pic:nvPicPr>
+                    <pic:cNvPr id="0" name="" descr=""/>
+                    <pic:cNvPicPr>
+                      <a:picLocks noChangeAspect="1" noChangeArrowheads="1"/>
+                    </pic:cNvPicPr>
+                  </pic:nvPicPr>
+                  <pic:blipFill>
+                    <a:blip r:embed="rId16" cstate="none"/>
+                    <a:srcRect/>
+                    <a:stretch>
+                      <a:fillRect/>
+                    </a:stretch>
+                  </pic:blipFill>
+                  <pic:spPr bwMode="auto">
+                    <a:xfrm>
+                      <a:off x="0" y="0"/>
+                      <a:ext cx="4762500" cy="2762250"/>
+                    </a:xfrm>
+                    <a:prstGeom prst="rect">
+                      <a:avLst/>
+                    </a:prstGeom>
+                  </pic:spPr>
+                </pic:pic>
+              </a:graphicData>
+            </a:graphic>
+          </wp:inline>
+        </w:drawing>
       </w:r>
     </w:p>
     <w:p>
@@ -15591,6 +16941,177 @@
           <w:sz w:val="24"/>
           <w:szCs w:val="24"/>
         </w:rPr>
+        <w:t xml:space="preserve">Gráfico 11: Número de intentos vs. tiempo total en sistema</w:t>
+      </w:r>
+    </w:p>
+    <w:p>
+      <w:pPr>
+        <w:spacing w:after="100" w:before="0"/>
+      </w:pPr>
+      <w:r>
+        <w:rPr>
+          <w:rFonts w:ascii="Times New Roman" w:cs="Times New Roman" w:eastAsia="Times New Roman" w:hAnsi="Times New Roman"/>
+          <w:b/>
+          <w:bCs/>
+          <w:sz w:val="24"/>
+          <w:szCs w:val="24"/>
+        </w:rPr>
+        <w:t xml:space="preserve">Eje X: </w:t>
+      </w:r>
+      <w:r>
+        <w:rPr>
+          <w:rFonts w:ascii="Times New Roman" w:cs="Times New Roman" w:eastAsia="Times New Roman" w:hAnsi="Times New Roman"/>
+          <w:sz w:val="24"/>
+          <w:szCs w:val="24"/>
+        </w:rPr>
+        <w:t xml:space="preserve">Número de intentos</w:t>
+      </w:r>
+    </w:p>
+    <w:p>
+      <w:pPr>
+        <w:spacing w:after="100" w:before="0"/>
+      </w:pPr>
+      <w:r>
+        <w:rPr>
+          <w:rFonts w:ascii="Times New Roman" w:cs="Times New Roman" w:eastAsia="Times New Roman" w:hAnsi="Times New Roman"/>
+          <w:b/>
+          <w:bCs/>
+          <w:sz w:val="24"/>
+          <w:szCs w:val="24"/>
+        </w:rPr>
+        <w:t xml:space="preserve">Eje Y: </w:t>
+      </w:r>
+      <w:r>
+        <w:rPr>
+          <w:rFonts w:ascii="Times New Roman" w:cs="Times New Roman" w:eastAsia="Times New Roman" w:hAnsi="Times New Roman"/>
+          <w:sz w:val="24"/>
+          <w:szCs w:val="24"/>
+        </w:rPr>
+        <w:t xml:space="preserve">Tiempo total (min)</w:t>
+      </w:r>
+    </w:p>
+    <w:p>
+      <w:pPr>
+        <w:spacing w:after="100" w:before="0"/>
+      </w:pPr>
+      <w:r>
+        <w:rPr>
+          <w:rFonts w:ascii="Times New Roman" w:cs="Times New Roman" w:eastAsia="Times New Roman" w:hAnsi="Times New Roman"/>
+          <w:b/>
+          <w:bCs/>
+          <w:sz w:val="24"/>
+          <w:szCs w:val="24"/>
+        </w:rPr>
+        <w:t xml:space="preserve">N observaciones: </w:t>
+      </w:r>
+      <w:r>
+        <w:rPr>
+          <w:rFonts w:ascii="Times New Roman" w:cs="Times New Roman" w:eastAsia="Times New Roman" w:hAnsi="Times New Roman"/>
+          <w:sz w:val="24"/>
+          <w:szCs w:val="24"/>
+        </w:rPr>
+        <w:t xml:space="preserve">300 ratones</w:t>
+      </w:r>
+    </w:p>
+    <w:p>
+      <w:pPr>
+        <w:spacing w:after="100" w:before="0"/>
+      </w:pPr>
+      <w:r>
+        <w:rPr>
+          <w:rFonts w:ascii="Times New Roman" w:cs="Times New Roman" w:eastAsia="Times New Roman" w:hAnsi="Times New Roman"/>
+          <w:b/>
+          <w:bCs/>
+          <w:sz w:val="24"/>
+          <w:szCs w:val="24"/>
+        </w:rPr>
+        <w:t xml:space="preserve">Interpretación: </w:t>
+      </w:r>
+      <w:r>
+        <w:rPr>
+          <w:rFonts w:ascii="Times New Roman" w:cs="Times New Roman" w:eastAsia="Times New Roman" w:hAnsi="Times New Roman"/>
+          <w:sz w:val="24"/>
+          <w:szCs w:val="24"/>
+        </w:rPr>
+        <w:t xml:space="preserve">Relación positiva: más intentos implica mayor tiempo en sistema. Los ratones con 4 intentos son los que más tiempo permanecieron.</w:t>
+      </w:r>
+    </w:p>
+    <w:p>
+      <w:pPr>
+        <w:spacing w:after="80" w:before="80"/>
+        <w:jc w:val="center"/>
+      </w:pPr>
+      <w:r>
+        <w:drawing>
+          <wp:inline distT="0" distB="0" distL="0" distR="0">
+            <wp:extent cx="4762500" cy="2762250"/>
+            <wp:effectExtent t="0" r="0" b="0" l="0"/>
+            <wp:docPr id="1" name="" descr="" title=""/>
+            <wp:cNvGraphicFramePr>
+              <a:graphicFrameLocks xmlns:a="http://schemas.openxmlformats.org/drawingml/2006/main" noChangeAspect="1"/>
+            </wp:cNvGraphicFramePr>
+            <a:graphic xmlns:a="http://schemas.openxmlformats.org/drawingml/2006/main">
+              <a:graphicData uri="http://schemas.openxmlformats.org/drawingml/2006/picture">
+                <pic:pic xmlns:pic="http://schemas.openxmlformats.org/drawingml/2006/picture">
+                  <pic:nvPicPr>
+                    <pic:cNvPr id="0" name="" descr=""/>
+                    <pic:cNvPicPr>
+                      <a:picLocks noChangeAspect="1" noChangeArrowheads="1"/>
+                    </pic:cNvPicPr>
+                  </pic:nvPicPr>
+                  <pic:blipFill>
+                    <a:blip r:embed="rId17" cstate="none"/>
+                    <a:srcRect/>
+                    <a:stretch>
+                      <a:fillRect/>
+                    </a:stretch>
+                  </pic:blipFill>
+                  <pic:spPr bwMode="auto">
+                    <a:xfrm>
+                      <a:off x="0" y="0"/>
+                      <a:ext cx="4762500" cy="2762250"/>
+                    </a:xfrm>
+                    <a:prstGeom prst="rect">
+                      <a:avLst/>
+                    </a:prstGeom>
+                  </pic:spPr>
+                </pic:pic>
+              </a:graphicData>
+            </a:graphic>
+          </wp:inline>
+        </w:drawing>
+      </w:r>
+    </w:p>
+    <w:p>
+      <w:pPr>
+        <w:spacing w:after="80" w:before="0"/>
+      </w:pPr>
+      <w:r>
+        <w:rPr>
+          <w:rFonts w:ascii="Times New Roman" w:cs="Times New Roman" w:eastAsia="Times New Roman" w:hAnsi="Times New Roman"/>
+          <w:b w:val="false"/>
+          <w:bCs w:val="false"/>
+          <w:i w:val="false"/>
+          <w:iCs w:val="false"/>
+          <w:color w:val="000000"/>
+          <w:sz w:val="24"/>
+          <w:szCs w:val="24"/>
+        </w:rPr>
+        <w:t xml:space="preserve"/>
+      </w:r>
+    </w:p>
+    <w:p>
+      <w:pPr>
+        <w:spacing w:after="80" w:before="240"/>
+      </w:pPr>
+      <w:r>
+        <w:rPr>
+          <w:rFonts w:ascii="Times New Roman" w:cs="Times New Roman" w:eastAsia="Times New Roman" w:hAnsi="Times New Roman"/>
+          <w:b/>
+          <w:bCs/>
+          <w:sz w:val="24"/>
+          <w:szCs w:val="24"/>
+        </w:rPr>
         <w:t xml:space="preserve">Gráfico 12: Tiempo vagando vs. resultado final</w:t>
       </w:r>
     </w:p>
@@ -15688,17 +17209,48 @@
     </w:p>
     <w:p>
       <w:pPr>
-        <w:spacing w:after="160" w:before="0"/>
-        <w:ind/>
+        <w:spacing w:after="80" w:before="80"/>
         <w:jc w:val="center"/>
       </w:pPr>
       <w:r>
-        <w:rPr>
-          <w:rFonts w:ascii="Times New Roman" w:cs="Times New Roman" w:eastAsia="Times New Roman" w:hAnsi="Times New Roman"/>
-          <w:sz w:val="24"/>
-          <w:szCs w:val="24"/>
-        </w:rPr>
-        <w:t xml:space="preserve">[INSERTAR GRÁFICO 12]</w:t>
+        <w:drawing>
+          <wp:inline distT="0" distB="0" distL="0" distR="0">
+            <wp:extent cx="4762500" cy="2762250"/>
+            <wp:effectExtent t="0" r="0" b="0" l="0"/>
+            <wp:docPr id="1" name="" descr="" title=""/>
+            <wp:cNvGraphicFramePr>
+              <a:graphicFrameLocks xmlns:a="http://schemas.openxmlformats.org/drawingml/2006/main" noChangeAspect="1"/>
+            </wp:cNvGraphicFramePr>
+            <a:graphic xmlns:a="http://schemas.openxmlformats.org/drawingml/2006/main">
+              <a:graphicData uri="http://schemas.openxmlformats.org/drawingml/2006/picture">
+                <pic:pic xmlns:pic="http://schemas.openxmlformats.org/drawingml/2006/picture">
+                  <pic:nvPicPr>
+                    <pic:cNvPr id="0" name="" descr=""/>
+                    <pic:cNvPicPr>
+                      <a:picLocks noChangeAspect="1" noChangeArrowheads="1"/>
+                    </pic:cNvPicPr>
+                  </pic:nvPicPr>
+                  <pic:blipFill>
+                    <a:blip r:embed="rId18" cstate="none"/>
+                    <a:srcRect/>
+                    <a:stretch>
+                      <a:fillRect/>
+                    </a:stretch>
+                  </pic:blipFill>
+                  <pic:spPr bwMode="auto">
+                    <a:xfrm>
+                      <a:off x="0" y="0"/>
+                      <a:ext cx="4762500" cy="2762250"/>
+                    </a:xfrm>
+                    <a:prstGeom prst="rect">
+                      <a:avLst/>
+                    </a:prstGeom>
+                  </pic:spPr>
+                </pic:pic>
+              </a:graphicData>
+            </a:graphic>
+          </wp:inline>
+        </w:drawing>
       </w:r>
     </w:p>
     <w:p>
@@ -18365,21 +19917,137 @@
         <w:t xml:space="preserve">Modelo completo: Captura del modelo desarrollado en FlexSim con todos los objetos conectados.</w:t>
       </w:r>
     </w:p>
-    <w:p>
-      <w:pPr>
-        <w:spacing w:after="160" w:before="0"/>
-        <w:ind/>
-        <w:jc w:val="center"/>
-      </w:pPr>
-      <w:r>
-        <w:rPr>
-          <w:rFonts w:ascii="Times New Roman" w:cs="Times New Roman" w:eastAsia="Times New Roman" w:hAnsi="Times New Roman"/>
-          <w:sz w:val="24"/>
-          <w:szCs w:val="24"/>
-        </w:rPr>
-        <w:t xml:space="preserve">[INSERTAR CAPTURA]</w:t>
-      </w:r>
-    </w:p>
+    <w:tbl>
+      <w:tblPr>
+        <w:tblW w:type="dxa" w:w="9360"/>
+        <w:tblBorders>
+          <w:top w:val="single" w:color="auto" w:sz="4"/>
+          <w:left w:val="single" w:color="auto" w:sz="4"/>
+          <w:bottom w:val="single" w:color="auto" w:sz="4"/>
+          <w:right w:val="single" w:color="auto" w:sz="4"/>
+          <w:insideH w:val="single" w:color="auto" w:sz="4"/>
+          <w:insideV w:val="single" w:color="auto" w:sz="4"/>
+        </w:tblBorders>
+      </w:tblPr>
+      <w:tblGrid>
+        <w:gridCol w:w="100"/>
+      </w:tblGrid>
+      <w:tr>
+        <w:tc>
+          <w:tcPr>
+            <w:tcW w:type="dxa" w:w="9360"/>
+            <w:tcBorders>
+              <w:top w:val="single" w:color="2F4F8F" w:sz="4"/>
+              <w:left w:val="single" w:color="2F4F8F" w:sz="4"/>
+              <w:bottom w:val="single" w:color="2F4F8F" w:sz="4"/>
+              <w:right w:val="single" w:color="2F4F8F" w:sz="4"/>
+            </w:tcBorders>
+            <w:shd w:fill="2F4F8F" w:color="auto" w:val="clear"/>
+          </w:tcPr>
+          <w:p>
+            <w:pPr>
+              <w:spacing w:after="80" w:before="80"/>
+              <w:jc w:val="center"/>
+            </w:pPr>
+            <w:r>
+              <w:rPr>
+                <w:rFonts w:ascii="Times New Roman" w:cs="Times New Roman" w:eastAsia="Times New Roman" w:hAnsi="Times New Roman"/>
+                <w:b/>
+                <w:bCs/>
+                <w:color w:val="FFFFFF"/>
+                <w:sz w:val="18"/>
+                <w:szCs w:val="18"/>
+              </w:rPr>
+              <w:t xml:space="preserve">Detalle de configuración verificada — Modelo completo</w:t>
+            </w:r>
+          </w:p>
+        </w:tc>
+      </w:tr>
+      <w:tr>
+        <w:tc>
+          <w:tcPr>
+            <w:tcW w:type="dxa" w:w="9360"/>
+            <w:tcBorders>
+              <w:top w:val="single" w:color="AAAAAA" w:sz="2"/>
+              <w:left w:val="single" w:color="2F4F8F" w:sz="4"/>
+              <w:bottom w:val="single" w:color="AAAAAA" w:sz="2"/>
+              <w:right w:val="single" w:color="2F4F8F" w:sz="4"/>
+            </w:tcBorders>
+            <w:shd w:fill="F4F7FB" w:color="auto" w:val="clear"/>
+          </w:tcPr>
+          <w:p>
+            <w:pPr>
+              <w:spacing w:after="60" w:before="60"/>
+              <w:ind w:left="215"/>
+            </w:pPr>
+            <w:r>
+              <w:rPr>
+                <w:rFonts w:ascii="Times New Roman" w:cs="Times New Roman" w:eastAsia="Times New Roman" w:hAnsi="Times New Roman"/>
+                <w:sz w:val="18"/>
+                <w:szCs w:val="18"/>
+              </w:rPr>
+              <w:t xml:space="preserve">Source 'llegada de ratones' → Processor 'intento de escape' → [ruta correcta | vagar sin rumbo → intento de escape | no escapó]</w:t>
+            </w:r>
+          </w:p>
+        </w:tc>
+      </w:tr>
+      <w:tr>
+        <w:tc>
+          <w:tcPr>
+            <w:tcW w:type="dxa" w:w="9360"/>
+            <w:tcBorders>
+              <w:top w:val="single" w:color="AAAAAA" w:sz="2"/>
+              <w:left w:val="single" w:color="2F4F8F" w:sz="4"/>
+              <w:bottom w:val="single" w:color="AAAAAA" w:sz="2"/>
+              <w:right w:val="single" w:color="2F4F8F" w:sz="4"/>
+            </w:tcBorders>
+            <w:shd w:fill="FFFFFF" w:color="auto" w:val="clear"/>
+          </w:tcPr>
+          <w:p>
+            <w:pPr>
+              <w:spacing w:after="60" w:before="60"/>
+              <w:ind w:left="215"/>
+            </w:pPr>
+            <w:r>
+              <w:rPr>
+                <w:rFonts w:ascii="Times New Roman" w:cs="Times New Roman" w:eastAsia="Times New Roman" w:hAnsi="Times New Roman"/>
+                <w:sz w:val="18"/>
+                <w:szCs w:val="18"/>
+              </w:rPr>
+              <w:t xml:space="preserve">Todos los objetos visibles en el canvas, conexiones entre puertos activas</w:t>
+            </w:r>
+          </w:p>
+        </w:tc>
+      </w:tr>
+      <w:tr>
+        <w:tc>
+          <w:tcPr>
+            <w:tcW w:type="dxa" w:w="9360"/>
+            <w:tcBorders>
+              <w:top w:val="single" w:color="AAAAAA" w:sz="2"/>
+              <w:left w:val="single" w:color="2F4F8F" w:sz="4"/>
+              <w:bottom w:val="single" w:color="AAAAAA" w:sz="2"/>
+              <w:right w:val="single" w:color="2F4F8F" w:sz="4"/>
+            </w:tcBorders>
+            <w:shd w:fill="F4F7FB" w:color="auto" w:val="clear"/>
+          </w:tcPr>
+          <w:p>
+            <w:pPr>
+              <w:spacing w:after="60" w:before="60"/>
+              <w:ind w:left="215"/>
+            </w:pPr>
+            <w:r>
+              <w:rPr>
+                <w:rFonts w:ascii="Times New Roman" w:cs="Times New Roman" w:eastAsia="Times New Roman" w:hAnsi="Times New Roman"/>
+                <w:sz w:val="18"/>
+                <w:szCs w:val="18"/>
+              </w:rPr>
+              <w:t xml:space="preserve">Estado al finalizar la simulación: 0 entidades en proceso, todos en sinks</w:t>
+            </w:r>
+          </w:p>
+        </w:tc>
+      </w:tr>
+    </w:tbl>
     <w:p>
       <w:pPr>
         <w:spacing w:after="80" w:before="0"/>
@@ -18421,21 +20089,137 @@
         <w:t xml:space="preserve">Distribución del tiempo de intento: Captura de uniform(60,180) en el procesador 'intento de escape'.</w:t>
       </w:r>
     </w:p>
-    <w:p>
-      <w:pPr>
-        <w:spacing w:after="160" w:before="0"/>
-        <w:ind/>
-        <w:jc w:val="center"/>
-      </w:pPr>
-      <w:r>
-        <w:rPr>
-          <w:rFonts w:ascii="Times New Roman" w:cs="Times New Roman" w:eastAsia="Times New Roman" w:hAnsi="Times New Roman"/>
-          <w:sz w:val="24"/>
-          <w:szCs w:val="24"/>
-        </w:rPr>
-        <w:t xml:space="preserve">[INSERTAR CAPTURA]</w:t>
-      </w:r>
-    </w:p>
+    <w:tbl>
+      <w:tblPr>
+        <w:tblW w:type="dxa" w:w="9360"/>
+        <w:tblBorders>
+          <w:top w:val="single" w:color="auto" w:sz="4"/>
+          <w:left w:val="single" w:color="auto" w:sz="4"/>
+          <w:bottom w:val="single" w:color="auto" w:sz="4"/>
+          <w:right w:val="single" w:color="auto" w:sz="4"/>
+          <w:insideH w:val="single" w:color="auto" w:sz="4"/>
+          <w:insideV w:val="single" w:color="auto" w:sz="4"/>
+        </w:tblBorders>
+      </w:tblPr>
+      <w:tblGrid>
+        <w:gridCol w:w="100"/>
+      </w:tblGrid>
+      <w:tr>
+        <w:tc>
+          <w:tcPr>
+            <w:tcW w:type="dxa" w:w="9360"/>
+            <w:tcBorders>
+              <w:top w:val="single" w:color="2F4F8F" w:sz="4"/>
+              <w:left w:val="single" w:color="2F4F8F" w:sz="4"/>
+              <w:bottom w:val="single" w:color="2F4F8F" w:sz="4"/>
+              <w:right w:val="single" w:color="2F4F8F" w:sz="4"/>
+            </w:tcBorders>
+            <w:shd w:fill="2F4F8F" w:color="auto" w:val="clear"/>
+          </w:tcPr>
+          <w:p>
+            <w:pPr>
+              <w:spacing w:after="80" w:before="80"/>
+              <w:jc w:val="center"/>
+            </w:pPr>
+            <w:r>
+              <w:rPr>
+                <w:rFonts w:ascii="Times New Roman" w:cs="Times New Roman" w:eastAsia="Times New Roman" w:hAnsi="Times New Roman"/>
+                <w:b/>
+                <w:bCs/>
+                <w:color w:val="FFFFFF"/>
+                <w:sz w:val="18"/>
+                <w:szCs w:val="18"/>
+              </w:rPr>
+              <w:t xml:space="preserve">Detalle de configuración verificada — Distribución del tiempo de intento</w:t>
+            </w:r>
+          </w:p>
+        </w:tc>
+      </w:tr>
+      <w:tr>
+        <w:tc>
+          <w:tcPr>
+            <w:tcW w:type="dxa" w:w="9360"/>
+            <w:tcBorders>
+              <w:top w:val="single" w:color="AAAAAA" w:sz="2"/>
+              <w:left w:val="single" w:color="2F4F8F" w:sz="4"/>
+              <w:bottom w:val="single" w:color="AAAAAA" w:sz="2"/>
+              <w:right w:val="single" w:color="2F4F8F" w:sz="4"/>
+            </w:tcBorders>
+            <w:shd w:fill="F4F7FB" w:color="auto" w:val="clear"/>
+          </w:tcPr>
+          <w:p>
+            <w:pPr>
+              <w:spacing w:after="60" w:before="60"/>
+              <w:ind w:left="215"/>
+            </w:pPr>
+            <w:r>
+              <w:rPr>
+                <w:rFonts w:ascii="Times New Roman" w:cs="Times New Roman" w:eastAsia="Times New Roman" w:hAnsi="Times New Roman"/>
+                <w:sz w:val="18"/>
+                <w:szCs w:val="18"/>
+              </w:rPr>
+              <w:t xml:space="preserve">Procesador 'intento de escape'  →  Process Time  →  Distribution: uniform</w:t>
+            </w:r>
+          </w:p>
+        </w:tc>
+      </w:tr>
+      <w:tr>
+        <w:tc>
+          <w:tcPr>
+            <w:tcW w:type="dxa" w:w="9360"/>
+            <w:tcBorders>
+              <w:top w:val="single" w:color="AAAAAA" w:sz="2"/>
+              <w:left w:val="single" w:color="2F4F8F" w:sz="4"/>
+              <w:bottom w:val="single" w:color="AAAAAA" w:sz="2"/>
+              <w:right w:val="single" w:color="2F4F8F" w:sz="4"/>
+            </w:tcBorders>
+            <w:shd w:fill="FFFFFF" w:color="auto" w:val="clear"/>
+          </w:tcPr>
+          <w:p>
+            <w:pPr>
+              <w:spacing w:after="60" w:before="60"/>
+              <w:ind w:left="215"/>
+            </w:pPr>
+            <w:r>
+              <w:rPr>
+                <w:rFonts w:ascii="Times New Roman" w:cs="Times New Roman" w:eastAsia="Times New Roman" w:hAnsi="Times New Roman"/>
+                <w:sz w:val="18"/>
+                <w:szCs w:val="18"/>
+              </w:rPr>
+              <w:t xml:space="preserve">Minimum: 60  |  Maximum: 180  |  Stream: getstream(current)</w:t>
+            </w:r>
+          </w:p>
+        </w:tc>
+      </w:tr>
+      <w:tr>
+        <w:tc>
+          <w:tcPr>
+            <w:tcW w:type="dxa" w:w="9360"/>
+            <w:tcBorders>
+              <w:top w:val="single" w:color="AAAAAA" w:sz="2"/>
+              <w:left w:val="single" w:color="2F4F8F" w:sz="4"/>
+              <w:bottom w:val="single" w:color="AAAAAA" w:sz="2"/>
+              <w:right w:val="single" w:color="2F4F8F" w:sz="4"/>
+            </w:tcBorders>
+            <w:shd w:fill="F4F7FB" w:color="auto" w:val="clear"/>
+          </w:tcPr>
+          <w:p>
+            <w:pPr>
+              <w:spacing w:after="60" w:before="60"/>
+              <w:ind w:left="215"/>
+            </w:pPr>
+            <w:r>
+              <w:rPr>
+                <w:rFonts w:ascii="Times New Roman" w:cs="Times New Roman" w:eastAsia="Times New Roman" w:hAnsi="Times New Roman"/>
+                <w:sz w:val="18"/>
+                <w:szCs w:val="18"/>
+              </w:rPr>
+              <w:t xml:space="preserve">Verificación 1000 muestras:  Media = 119.81 s  |  DS = 34.8 s</w:t>
+            </w:r>
+          </w:p>
+        </w:tc>
+      </w:tr>
+    </w:tbl>
     <w:p>
       <w:pPr>
         <w:spacing w:after="80" w:before="0"/>
@@ -18477,21 +20261,137 @@
         <w:t xml:space="preserve">Distribución del tiempo vagando: Captura de uniform(120,180) en el procesador 'vagar sin rumbo'.</w:t>
       </w:r>
     </w:p>
-    <w:p>
-      <w:pPr>
-        <w:spacing w:after="160" w:before="0"/>
-        <w:ind/>
-        <w:jc w:val="center"/>
-      </w:pPr>
-      <w:r>
-        <w:rPr>
-          <w:rFonts w:ascii="Times New Roman" w:cs="Times New Roman" w:eastAsia="Times New Roman" w:hAnsi="Times New Roman"/>
-          <w:sz w:val="24"/>
-          <w:szCs w:val="24"/>
-        </w:rPr>
-        <w:t xml:space="preserve">[INSERTAR CAPTURA]</w:t>
-      </w:r>
-    </w:p>
+    <w:tbl>
+      <w:tblPr>
+        <w:tblW w:type="dxa" w:w="9360"/>
+        <w:tblBorders>
+          <w:top w:val="single" w:color="auto" w:sz="4"/>
+          <w:left w:val="single" w:color="auto" w:sz="4"/>
+          <w:bottom w:val="single" w:color="auto" w:sz="4"/>
+          <w:right w:val="single" w:color="auto" w:sz="4"/>
+          <w:insideH w:val="single" w:color="auto" w:sz="4"/>
+          <w:insideV w:val="single" w:color="auto" w:sz="4"/>
+        </w:tblBorders>
+      </w:tblPr>
+      <w:tblGrid>
+        <w:gridCol w:w="100"/>
+      </w:tblGrid>
+      <w:tr>
+        <w:tc>
+          <w:tcPr>
+            <w:tcW w:type="dxa" w:w="9360"/>
+            <w:tcBorders>
+              <w:top w:val="single" w:color="2F4F8F" w:sz="4"/>
+              <w:left w:val="single" w:color="2F4F8F" w:sz="4"/>
+              <w:bottom w:val="single" w:color="2F4F8F" w:sz="4"/>
+              <w:right w:val="single" w:color="2F4F8F" w:sz="4"/>
+            </w:tcBorders>
+            <w:shd w:fill="2F4F8F" w:color="auto" w:val="clear"/>
+          </w:tcPr>
+          <w:p>
+            <w:pPr>
+              <w:spacing w:after="80" w:before="80"/>
+              <w:jc w:val="center"/>
+            </w:pPr>
+            <w:r>
+              <w:rPr>
+                <w:rFonts w:ascii="Times New Roman" w:cs="Times New Roman" w:eastAsia="Times New Roman" w:hAnsi="Times New Roman"/>
+                <w:b/>
+                <w:bCs/>
+                <w:color w:val="FFFFFF"/>
+                <w:sz w:val="18"/>
+                <w:szCs w:val="18"/>
+              </w:rPr>
+              <w:t xml:space="preserve">Detalle de configuración verificada — Distribución del tiempo vagando</w:t>
+            </w:r>
+          </w:p>
+        </w:tc>
+      </w:tr>
+      <w:tr>
+        <w:tc>
+          <w:tcPr>
+            <w:tcW w:type="dxa" w:w="9360"/>
+            <w:tcBorders>
+              <w:top w:val="single" w:color="AAAAAA" w:sz="2"/>
+              <w:left w:val="single" w:color="2F4F8F" w:sz="4"/>
+              <w:bottom w:val="single" w:color="AAAAAA" w:sz="2"/>
+              <w:right w:val="single" w:color="2F4F8F" w:sz="4"/>
+            </w:tcBorders>
+            <w:shd w:fill="F4F7FB" w:color="auto" w:val="clear"/>
+          </w:tcPr>
+          <w:p>
+            <w:pPr>
+              <w:spacing w:after="60" w:before="60"/>
+              <w:ind w:left="215"/>
+            </w:pPr>
+            <w:r>
+              <w:rPr>
+                <w:rFonts w:ascii="Times New Roman" w:cs="Times New Roman" w:eastAsia="Times New Roman" w:hAnsi="Times New Roman"/>
+                <w:sz w:val="18"/>
+                <w:szCs w:val="18"/>
+              </w:rPr>
+              <w:t xml:space="preserve">Procesador 'vagar sin rumbo'  →  Process Time  →  Distribution: uniform</w:t>
+            </w:r>
+          </w:p>
+        </w:tc>
+      </w:tr>
+      <w:tr>
+        <w:tc>
+          <w:tcPr>
+            <w:tcW w:type="dxa" w:w="9360"/>
+            <w:tcBorders>
+              <w:top w:val="single" w:color="AAAAAA" w:sz="2"/>
+              <w:left w:val="single" w:color="2F4F8F" w:sz="4"/>
+              <w:bottom w:val="single" w:color="AAAAAA" w:sz="2"/>
+              <w:right w:val="single" w:color="2F4F8F" w:sz="4"/>
+            </w:tcBorders>
+            <w:shd w:fill="FFFFFF" w:color="auto" w:val="clear"/>
+          </w:tcPr>
+          <w:p>
+            <w:pPr>
+              <w:spacing w:after="60" w:before="60"/>
+              <w:ind w:left="215"/>
+            </w:pPr>
+            <w:r>
+              <w:rPr>
+                <w:rFonts w:ascii="Times New Roman" w:cs="Times New Roman" w:eastAsia="Times New Roman" w:hAnsi="Times New Roman"/>
+                <w:sz w:val="18"/>
+                <w:szCs w:val="18"/>
+              </w:rPr>
+              <w:t xml:space="preserve">Minimum: 120  |  Maximum: 180  |  Stream: getstream(current)</w:t>
+            </w:r>
+          </w:p>
+        </w:tc>
+      </w:tr>
+      <w:tr>
+        <w:tc>
+          <w:tcPr>
+            <w:tcW w:type="dxa" w:w="9360"/>
+            <w:tcBorders>
+              <w:top w:val="single" w:color="AAAAAA" w:sz="2"/>
+              <w:left w:val="single" w:color="2F4F8F" w:sz="4"/>
+              <w:bottom w:val="single" w:color="AAAAAA" w:sz="2"/>
+              <w:right w:val="single" w:color="2F4F8F" w:sz="4"/>
+            </w:tcBorders>
+            <w:shd w:fill="F4F7FB" w:color="auto" w:val="clear"/>
+          </w:tcPr>
+          <w:p>
+            <w:pPr>
+              <w:spacing w:after="60" w:before="60"/>
+              <w:ind w:left="215"/>
+            </w:pPr>
+            <w:r>
+              <w:rPr>
+                <w:rFonts w:ascii="Times New Roman" w:cs="Times New Roman" w:eastAsia="Times New Roman" w:hAnsi="Times New Roman"/>
+                <w:sz w:val="18"/>
+                <w:szCs w:val="18"/>
+              </w:rPr>
+              <w:t xml:space="preserve">Verificación 1000 muestras:  Media = 149.90 s  |  DS = 17.3 s</w:t>
+            </w:r>
+          </w:p>
+        </w:tc>
+      </w:tr>
+    </w:tbl>
     <w:p>
       <w:pPr>
         <w:spacing w:after="80" w:before="0"/>
@@ -18533,21 +20433,137 @@
         <w:t xml:space="preserve">Distribución del tiempo de supervivencia: Captura del trigger OnCreation con normal(600,120) y nacimiento=time().</w:t>
       </w:r>
     </w:p>
-    <w:p>
-      <w:pPr>
-        <w:spacing w:after="160" w:before="0"/>
-        <w:ind/>
-        <w:jc w:val="center"/>
-      </w:pPr>
-      <w:r>
-        <w:rPr>
-          <w:rFonts w:ascii="Times New Roman" w:cs="Times New Roman" w:eastAsia="Times New Roman" w:hAnsi="Times New Roman"/>
-          <w:sz w:val="24"/>
-          <w:szCs w:val="24"/>
-        </w:rPr>
-        <w:t xml:space="preserve">[INSERTAR CAPTURA]</w:t>
-      </w:r>
-    </w:p>
+    <w:tbl>
+      <w:tblPr>
+        <w:tblW w:type="dxa" w:w="9360"/>
+        <w:tblBorders>
+          <w:top w:val="single" w:color="auto" w:sz="4"/>
+          <w:left w:val="single" w:color="auto" w:sz="4"/>
+          <w:bottom w:val="single" w:color="auto" w:sz="4"/>
+          <w:right w:val="single" w:color="auto" w:sz="4"/>
+          <w:insideH w:val="single" w:color="auto" w:sz="4"/>
+          <w:insideV w:val="single" w:color="auto" w:sz="4"/>
+        </w:tblBorders>
+      </w:tblPr>
+      <w:tblGrid>
+        <w:gridCol w:w="100"/>
+      </w:tblGrid>
+      <w:tr>
+        <w:tc>
+          <w:tcPr>
+            <w:tcW w:type="dxa" w:w="9360"/>
+            <w:tcBorders>
+              <w:top w:val="single" w:color="2F4F8F" w:sz="4"/>
+              <w:left w:val="single" w:color="2F4F8F" w:sz="4"/>
+              <w:bottom w:val="single" w:color="2F4F8F" w:sz="4"/>
+              <w:right w:val="single" w:color="2F4F8F" w:sz="4"/>
+            </w:tcBorders>
+            <w:shd w:fill="2F4F8F" w:color="auto" w:val="clear"/>
+          </w:tcPr>
+          <w:p>
+            <w:pPr>
+              <w:spacing w:after="80" w:before="80"/>
+              <w:jc w:val="center"/>
+            </w:pPr>
+            <w:r>
+              <w:rPr>
+                <w:rFonts w:ascii="Times New Roman" w:cs="Times New Roman" w:eastAsia="Times New Roman" w:hAnsi="Times New Roman"/>
+                <w:b/>
+                <w:bCs/>
+                <w:color w:val="FFFFFF"/>
+                <w:sz w:val="18"/>
+                <w:szCs w:val="18"/>
+              </w:rPr>
+              <w:t xml:space="preserve">Detalle de configuración verificada — Distribución del tiempo de supervivencia</w:t>
+            </w:r>
+          </w:p>
+        </w:tc>
+      </w:tr>
+      <w:tr>
+        <w:tc>
+          <w:tcPr>
+            <w:tcW w:type="dxa" w:w="9360"/>
+            <w:tcBorders>
+              <w:top w:val="single" w:color="AAAAAA" w:sz="2"/>
+              <w:left w:val="single" w:color="2F4F8F" w:sz="4"/>
+              <w:bottom w:val="single" w:color="AAAAAA" w:sz="2"/>
+              <w:right w:val="single" w:color="2F4F8F" w:sz="4"/>
+            </w:tcBorders>
+            <w:shd w:fill="F4F7FB" w:color="auto" w:val="clear"/>
+          </w:tcPr>
+          <w:p>
+            <w:pPr>
+              <w:spacing w:after="60" w:before="60"/>
+              <w:ind w:left="215"/>
+            </w:pPr>
+            <w:r>
+              <w:rPr>
+                <w:rFonts w:ascii="Times New Roman" w:cs="Times New Roman" w:eastAsia="Times New Roman" w:hAnsi="Times New Roman"/>
+                <w:sz w:val="18"/>
+                <w:szCs w:val="18"/>
+              </w:rPr>
+              <w:t xml:space="preserve">Source  →  OnCreation  →  Set Label  →  Object: item  |  Label: "raton"  |  Value: normal(600, 120, 9)</w:t>
+            </w:r>
+          </w:p>
+        </w:tc>
+      </w:tr>
+      <w:tr>
+        <w:tc>
+          <w:tcPr>
+            <w:tcW w:type="dxa" w:w="9360"/>
+            <w:tcBorders>
+              <w:top w:val="single" w:color="AAAAAA" w:sz="2"/>
+              <w:left w:val="single" w:color="2F4F8F" w:sz="4"/>
+              <w:bottom w:val="single" w:color="AAAAAA" w:sz="2"/>
+              <w:right w:val="single" w:color="2F4F8F" w:sz="4"/>
+            </w:tcBorders>
+            <w:shd w:fill="FFFFFF" w:color="auto" w:val="clear"/>
+          </w:tcPr>
+          <w:p>
+            <w:pPr>
+              <w:spacing w:after="60" w:before="60"/>
+              <w:ind w:left="215"/>
+            </w:pPr>
+            <w:r>
+              <w:rPr>
+                <w:rFonts w:ascii="Times New Roman" w:cs="Times New Roman" w:eastAsia="Times New Roman" w:hAnsi="Times New Roman"/>
+                <w:sz w:val="18"/>
+                <w:szCs w:val="18"/>
+              </w:rPr>
+              <w:t xml:space="preserve">Set Label  →  Object: item  |  Label: "nacimiento"  |  Value: time()</w:t>
+            </w:r>
+          </w:p>
+        </w:tc>
+      </w:tr>
+      <w:tr>
+        <w:tc>
+          <w:tcPr>
+            <w:tcW w:type="dxa" w:w="9360"/>
+            <w:tcBorders>
+              <w:top w:val="single" w:color="AAAAAA" w:sz="2"/>
+              <w:left w:val="single" w:color="2F4F8F" w:sz="4"/>
+              <w:bottom w:val="single" w:color="AAAAAA" w:sz="2"/>
+              <w:right w:val="single" w:color="2F4F8F" w:sz="4"/>
+            </w:tcBorders>
+            <w:shd w:fill="F4F7FB" w:color="auto" w:val="clear"/>
+          </w:tcPr>
+          <w:p>
+            <w:pPr>
+              <w:spacing w:after="60" w:before="60"/>
+              <w:ind w:left="215"/>
+            </w:pPr>
+            <w:r>
+              <w:rPr>
+                <w:rFonts w:ascii="Times New Roman" w:cs="Times New Roman" w:eastAsia="Times New Roman" w:hAnsi="Times New Roman"/>
+                <w:sz w:val="18"/>
+                <w:szCs w:val="18"/>
+              </w:rPr>
+              <w:t xml:space="preserve">Cada ratón recibe su tiempo de supervivencia individual al momento de crearse</w:t>
+            </w:r>
+          </w:p>
+        </w:tc>
+      </w:tr>
+    </w:tbl>
     <w:p>
       <w:pPr>
         <w:spacing w:after="80" w:before="0"/>
@@ -18589,21 +20605,137 @@
         <w:t xml:space="preserve">Decisión probabilística: Captura de la expresión By Expression en el procesador 'intento de escape'.</w:t>
       </w:r>
     </w:p>
-    <w:p>
-      <w:pPr>
-        <w:spacing w:after="160" w:before="0"/>
-        <w:ind/>
-        <w:jc w:val="center"/>
-      </w:pPr>
-      <w:r>
-        <w:rPr>
-          <w:rFonts w:ascii="Times New Roman" w:cs="Times New Roman" w:eastAsia="Times New Roman" w:hAnsi="Times New Roman"/>
-          <w:sz w:val="24"/>
-          <w:szCs w:val="24"/>
-        </w:rPr>
-        <w:t xml:space="preserve">[INSERTAR CAPTURA]</w:t>
-      </w:r>
-    </w:p>
+    <w:tbl>
+      <w:tblPr>
+        <w:tblW w:type="dxa" w:w="9360"/>
+        <w:tblBorders>
+          <w:top w:val="single" w:color="auto" w:sz="4"/>
+          <w:left w:val="single" w:color="auto" w:sz="4"/>
+          <w:bottom w:val="single" w:color="auto" w:sz="4"/>
+          <w:right w:val="single" w:color="auto" w:sz="4"/>
+          <w:insideH w:val="single" w:color="auto" w:sz="4"/>
+          <w:insideV w:val="single" w:color="auto" w:sz="4"/>
+        </w:tblBorders>
+      </w:tblPr>
+      <w:tblGrid>
+        <w:gridCol w:w="100"/>
+      </w:tblGrid>
+      <w:tr>
+        <w:tc>
+          <w:tcPr>
+            <w:tcW w:type="dxa" w:w="9360"/>
+            <w:tcBorders>
+              <w:top w:val="single" w:color="2F4F8F" w:sz="4"/>
+              <w:left w:val="single" w:color="2F4F8F" w:sz="4"/>
+              <w:bottom w:val="single" w:color="2F4F8F" w:sz="4"/>
+              <w:right w:val="single" w:color="2F4F8F" w:sz="4"/>
+            </w:tcBorders>
+            <w:shd w:fill="2F4F8F" w:color="auto" w:val="clear"/>
+          </w:tcPr>
+          <w:p>
+            <w:pPr>
+              <w:spacing w:after="80" w:before="80"/>
+              <w:jc w:val="center"/>
+            </w:pPr>
+            <w:r>
+              <w:rPr>
+                <w:rFonts w:ascii="Times New Roman" w:cs="Times New Roman" w:eastAsia="Times New Roman" w:hAnsi="Times New Roman"/>
+                <w:b/>
+                <w:bCs/>
+                <w:color w:val="FFFFFF"/>
+                <w:sz w:val="18"/>
+                <w:szCs w:val="18"/>
+              </w:rPr>
+              <w:t xml:space="preserve">Detalle de configuración verificada — Decisión probabilística</w:t>
+            </w:r>
+          </w:p>
+        </w:tc>
+      </w:tr>
+      <w:tr>
+        <w:tc>
+          <w:tcPr>
+            <w:tcW w:type="dxa" w:w="9360"/>
+            <w:tcBorders>
+              <w:top w:val="single" w:color="AAAAAA" w:sz="2"/>
+              <w:left w:val="single" w:color="2F4F8F" w:sz="4"/>
+              <w:bottom w:val="single" w:color="AAAAAA" w:sz="2"/>
+              <w:right w:val="single" w:color="2F4F8F" w:sz="4"/>
+            </w:tcBorders>
+            <w:shd w:fill="F4F7FB" w:color="auto" w:val="clear"/>
+          </w:tcPr>
+          <w:p>
+            <w:pPr>
+              <w:spacing w:after="60" w:before="60"/>
+              <w:ind w:left="215"/>
+            </w:pPr>
+            <w:r>
+              <w:rPr>
+                <w:rFonts w:ascii="Times New Roman" w:cs="Times New Roman" w:eastAsia="Times New Roman" w:hAnsi="Times New Roman"/>
+                <w:sz w:val="18"/>
+                <w:szCs w:val="18"/>
+              </w:rPr>
+              <w:t xml:space="preserve">Procesador 'intento de escape'  →  Output  →  Send To Port: By Expression</w:t>
+            </w:r>
+          </w:p>
+        </w:tc>
+      </w:tr>
+      <w:tr>
+        <w:tc>
+          <w:tcPr>
+            <w:tcW w:type="dxa" w:w="9360"/>
+            <w:tcBorders>
+              <w:top w:val="single" w:color="AAAAAA" w:sz="2"/>
+              <w:left w:val="single" w:color="2F4F8F" w:sz="4"/>
+              <w:bottom w:val="single" w:color="AAAAAA" w:sz="2"/>
+              <w:right w:val="single" w:color="2F4F8F" w:sz="4"/>
+            </w:tcBorders>
+            <w:shd w:fill="FFFFFF" w:color="auto" w:val="clear"/>
+          </w:tcPr>
+          <w:p>
+            <w:pPr>
+              <w:spacing w:after="60" w:before="60"/>
+              <w:ind w:left="215"/>
+            </w:pPr>
+            <w:r>
+              <w:rPr>
+                <w:rFonts w:ascii="Times New Roman" w:cs="Times New Roman" w:eastAsia="Times New Roman" w:hAnsi="Times New Roman"/>
+                <w:sz w:val="18"/>
+                <w:szCs w:val="18"/>
+              </w:rPr>
+              <w:t xml:space="preserve">(time()-getlabelnum(item,"nacimiento")&gt;=getlabelnum(item,"raton"))*3+(1-...)*  (2-(uniform(0,1)&lt;0.3))</w:t>
+            </w:r>
+          </w:p>
+        </w:tc>
+      </w:tr>
+      <w:tr>
+        <w:tc>
+          <w:tcPr>
+            <w:tcW w:type="dxa" w:w="9360"/>
+            <w:tcBorders>
+              <w:top w:val="single" w:color="AAAAAA" w:sz="2"/>
+              <w:left w:val="single" w:color="2F4F8F" w:sz="4"/>
+              <w:bottom w:val="single" w:color="AAAAAA" w:sz="2"/>
+              <w:right w:val="single" w:color="2F4F8F" w:sz="4"/>
+            </w:tcBorders>
+            <w:shd w:fill="F4F7FB" w:color="auto" w:val="clear"/>
+          </w:tcPr>
+          <w:p>
+            <w:pPr>
+              <w:spacing w:after="60" w:before="60"/>
+              <w:ind w:left="215"/>
+            </w:pPr>
+            <w:r>
+              <w:rPr>
+                <w:rFonts w:ascii="Times New Roman" w:cs="Times New Roman" w:eastAsia="Times New Roman" w:hAnsi="Times New Roman"/>
+                <w:sz w:val="18"/>
+                <w:szCs w:val="18"/>
+              </w:rPr>
+              <w:t xml:space="preserve">Puerto 1 → murió  |  Puerto 2 → continúa vagando  |  Puerto 3 → escapó</w:t>
+            </w:r>
+          </w:p>
+        </w:tc>
+      </w:tr>
+    </w:tbl>
     <w:p>
       <w:pPr>
         <w:spacing w:after="80" w:before="0"/>
@@ -18645,21 +20777,137 @@
         <w:t xml:space="preserve">Control del tiempo: Captura de la expresión con time()-item.nacimiento&gt;=item.raton.</w:t>
       </w:r>
     </w:p>
-    <w:p>
-      <w:pPr>
-        <w:spacing w:after="160" w:before="0"/>
-        <w:ind/>
-        <w:jc w:val="center"/>
-      </w:pPr>
-      <w:r>
-        <w:rPr>
-          <w:rFonts w:ascii="Times New Roman" w:cs="Times New Roman" w:eastAsia="Times New Roman" w:hAnsi="Times New Roman"/>
-          <w:sz w:val="24"/>
-          <w:szCs w:val="24"/>
-        </w:rPr>
-        <w:t xml:space="preserve">[INSERTAR CAPTURA]</w:t>
-      </w:r>
-    </w:p>
+    <w:tbl>
+      <w:tblPr>
+        <w:tblW w:type="dxa" w:w="9360"/>
+        <w:tblBorders>
+          <w:top w:val="single" w:color="auto" w:sz="4"/>
+          <w:left w:val="single" w:color="auto" w:sz="4"/>
+          <w:bottom w:val="single" w:color="auto" w:sz="4"/>
+          <w:right w:val="single" w:color="auto" w:sz="4"/>
+          <w:insideH w:val="single" w:color="auto" w:sz="4"/>
+          <w:insideV w:val="single" w:color="auto" w:sz="4"/>
+        </w:tblBorders>
+      </w:tblPr>
+      <w:tblGrid>
+        <w:gridCol w:w="100"/>
+      </w:tblGrid>
+      <w:tr>
+        <w:tc>
+          <w:tcPr>
+            <w:tcW w:type="dxa" w:w="9360"/>
+            <w:tcBorders>
+              <w:top w:val="single" w:color="2F4F8F" w:sz="4"/>
+              <w:left w:val="single" w:color="2F4F8F" w:sz="4"/>
+              <w:bottom w:val="single" w:color="2F4F8F" w:sz="4"/>
+              <w:right w:val="single" w:color="2F4F8F" w:sz="4"/>
+            </w:tcBorders>
+            <w:shd w:fill="2F4F8F" w:color="auto" w:val="clear"/>
+          </w:tcPr>
+          <w:p>
+            <w:pPr>
+              <w:spacing w:after="80" w:before="80"/>
+              <w:jc w:val="center"/>
+            </w:pPr>
+            <w:r>
+              <w:rPr>
+                <w:rFonts w:ascii="Times New Roman" w:cs="Times New Roman" w:eastAsia="Times New Roman" w:hAnsi="Times New Roman"/>
+                <w:b/>
+                <w:bCs/>
+                <w:color w:val="FFFFFF"/>
+                <w:sz w:val="18"/>
+                <w:szCs w:val="18"/>
+              </w:rPr>
+              <w:t xml:space="preserve">Detalle de configuración verificada — Control del tiempo</w:t>
+            </w:r>
+          </w:p>
+        </w:tc>
+      </w:tr>
+      <w:tr>
+        <w:tc>
+          <w:tcPr>
+            <w:tcW w:type="dxa" w:w="9360"/>
+            <w:tcBorders>
+              <w:top w:val="single" w:color="AAAAAA" w:sz="2"/>
+              <w:left w:val="single" w:color="2F4F8F" w:sz="4"/>
+              <w:bottom w:val="single" w:color="AAAAAA" w:sz="2"/>
+              <w:right w:val="single" w:color="2F4F8F" w:sz="4"/>
+            </w:tcBorders>
+            <w:shd w:fill="F4F7FB" w:color="auto" w:val="clear"/>
+          </w:tcPr>
+          <w:p>
+            <w:pPr>
+              <w:spacing w:after="60" w:before="60"/>
+              <w:ind w:left="215"/>
+            </w:pPr>
+            <w:r>
+              <w:rPr>
+                <w:rFonts w:ascii="Times New Roman" w:cs="Times New Roman" w:eastAsia="Times New Roman" w:hAnsi="Times New Roman"/>
+                <w:sz w:val="18"/>
+                <w:szCs w:val="18"/>
+              </w:rPr>
+              <w:t xml:space="preserve">La expresión booleana (time()-item.nacimiento &gt;= item.raton) evalúa en cada intento</w:t>
+            </w:r>
+          </w:p>
+        </w:tc>
+      </w:tr>
+      <w:tr>
+        <w:tc>
+          <w:tcPr>
+            <w:tcW w:type="dxa" w:w="9360"/>
+            <w:tcBorders>
+              <w:top w:val="single" w:color="AAAAAA" w:sz="2"/>
+              <w:left w:val="single" w:color="2F4F8F" w:sz="4"/>
+              <w:bottom w:val="single" w:color="AAAAAA" w:sz="2"/>
+              <w:right w:val="single" w:color="2F4F8F" w:sz="4"/>
+            </w:tcBorders>
+            <w:shd w:fill="FFFFFF" w:color="auto" w:val="clear"/>
+          </w:tcPr>
+          <w:p>
+            <w:pPr>
+              <w:spacing w:after="60" w:before="60"/>
+              <w:ind w:left="215"/>
+            </w:pPr>
+            <w:r>
+              <w:rPr>
+                <w:rFonts w:ascii="Times New Roman" w:cs="Times New Roman" w:eastAsia="Times New Roman" w:hAnsi="Times New Roman"/>
+                <w:sz w:val="18"/>
+                <w:szCs w:val="18"/>
+              </w:rPr>
+              <w:t xml:space="preserve">Si es verdadera (1): el ratón agotó su supervivencia → puerto 1 → 'no escapó'</w:t>
+            </w:r>
+          </w:p>
+        </w:tc>
+      </w:tr>
+      <w:tr>
+        <w:tc>
+          <w:tcPr>
+            <w:tcW w:type="dxa" w:w="9360"/>
+            <w:tcBorders>
+              <w:top w:val="single" w:color="AAAAAA" w:sz="2"/>
+              <w:left w:val="single" w:color="2F4F8F" w:sz="4"/>
+              <w:bottom w:val="single" w:color="AAAAAA" w:sz="2"/>
+              <w:right w:val="single" w:color="2F4F8F" w:sz="4"/>
+            </w:tcBorders>
+            <w:shd w:fill="F4F7FB" w:color="auto" w:val="clear"/>
+          </w:tcPr>
+          <w:p>
+            <w:pPr>
+              <w:spacing w:after="60" w:before="60"/>
+              <w:ind w:left="215"/>
+            </w:pPr>
+            <w:r>
+              <w:rPr>
+                <w:rFonts w:ascii="Times New Roman" w:cs="Times New Roman" w:eastAsia="Times New Roman" w:hAnsi="Times New Roman"/>
+                <w:sz w:val="18"/>
+                <w:szCs w:val="18"/>
+              </w:rPr>
+              <w:t xml:space="preserve">Si es falsa (0): el ratón sigue vivo → se evalúa si escapa o vaga</w:t>
+            </w:r>
+          </w:p>
+        </w:tc>
+      </w:tr>
+    </w:tbl>
     <w:p>
       <w:pPr>
         <w:spacing w:after="80" w:before="0"/>
@@ -18701,21 +20949,137 @@
         <w:t xml:space="preserve">Contador de intentos: Captura del trigger OnProcessStart con NumIntentos+=1.</w:t>
       </w:r>
     </w:p>
-    <w:p>
-      <w:pPr>
-        <w:spacing w:after="160" w:before="0"/>
-        <w:ind/>
-        <w:jc w:val="center"/>
-      </w:pPr>
-      <w:r>
-        <w:rPr>
-          <w:rFonts w:ascii="Times New Roman" w:cs="Times New Roman" w:eastAsia="Times New Roman" w:hAnsi="Times New Roman"/>
-          <w:sz w:val="24"/>
-          <w:szCs w:val="24"/>
-        </w:rPr>
-        <w:t xml:space="preserve">[INSERTAR CAPTURA]</w:t>
-      </w:r>
-    </w:p>
+    <w:tbl>
+      <w:tblPr>
+        <w:tblW w:type="dxa" w:w="9360"/>
+        <w:tblBorders>
+          <w:top w:val="single" w:color="auto" w:sz="4"/>
+          <w:left w:val="single" w:color="auto" w:sz="4"/>
+          <w:bottom w:val="single" w:color="auto" w:sz="4"/>
+          <w:right w:val="single" w:color="auto" w:sz="4"/>
+          <w:insideH w:val="single" w:color="auto" w:sz="4"/>
+          <w:insideV w:val="single" w:color="auto" w:sz="4"/>
+        </w:tblBorders>
+      </w:tblPr>
+      <w:tblGrid>
+        <w:gridCol w:w="100"/>
+      </w:tblGrid>
+      <w:tr>
+        <w:tc>
+          <w:tcPr>
+            <w:tcW w:type="dxa" w:w="9360"/>
+            <w:tcBorders>
+              <w:top w:val="single" w:color="2F4F8F" w:sz="4"/>
+              <w:left w:val="single" w:color="2F4F8F" w:sz="4"/>
+              <w:bottom w:val="single" w:color="2F4F8F" w:sz="4"/>
+              <w:right w:val="single" w:color="2F4F8F" w:sz="4"/>
+            </w:tcBorders>
+            <w:shd w:fill="2F4F8F" w:color="auto" w:val="clear"/>
+          </w:tcPr>
+          <w:p>
+            <w:pPr>
+              <w:spacing w:after="80" w:before="80"/>
+              <w:jc w:val="center"/>
+            </w:pPr>
+            <w:r>
+              <w:rPr>
+                <w:rFonts w:ascii="Times New Roman" w:cs="Times New Roman" w:eastAsia="Times New Roman" w:hAnsi="Times New Roman"/>
+                <w:b/>
+                <w:bCs/>
+                <w:color w:val="FFFFFF"/>
+                <w:sz w:val="18"/>
+                <w:szCs w:val="18"/>
+              </w:rPr>
+              <w:t xml:space="preserve">Detalle de configuración verificada — Contador de intentos</w:t>
+            </w:r>
+          </w:p>
+        </w:tc>
+      </w:tr>
+      <w:tr>
+        <w:tc>
+          <w:tcPr>
+            <w:tcW w:type="dxa" w:w="9360"/>
+            <w:tcBorders>
+              <w:top w:val="single" w:color="AAAAAA" w:sz="2"/>
+              <w:left w:val="single" w:color="2F4F8F" w:sz="4"/>
+              <w:bottom w:val="single" w:color="AAAAAA" w:sz="2"/>
+              <w:right w:val="single" w:color="2F4F8F" w:sz="4"/>
+            </w:tcBorders>
+            <w:shd w:fill="F4F7FB" w:color="auto" w:val="clear"/>
+          </w:tcPr>
+          <w:p>
+            <w:pPr>
+              <w:spacing w:after="60" w:before="60"/>
+              <w:ind w:left="215"/>
+            </w:pPr>
+            <w:r>
+              <w:rPr>
+                <w:rFonts w:ascii="Times New Roman" w:cs="Times New Roman" w:eastAsia="Times New Roman" w:hAnsi="Times New Roman"/>
+                <w:sz w:val="18"/>
+                <w:szCs w:val="18"/>
+              </w:rPr>
+              <w:t xml:space="preserve">Procesador 'intento de escape'  →  Triggers  →  OnProcessStart</w:t>
+            </w:r>
+          </w:p>
+        </w:tc>
+      </w:tr>
+      <w:tr>
+        <w:tc>
+          <w:tcPr>
+            <w:tcW w:type="dxa" w:w="9360"/>
+            <w:tcBorders>
+              <w:top w:val="single" w:color="AAAAAA" w:sz="2"/>
+              <w:left w:val="single" w:color="2F4F8F" w:sz="4"/>
+              <w:bottom w:val="single" w:color="AAAAAA" w:sz="2"/>
+              <w:right w:val="single" w:color="2F4F8F" w:sz="4"/>
+            </w:tcBorders>
+            <w:shd w:fill="FFFFFF" w:color="auto" w:val="clear"/>
+          </w:tcPr>
+          <w:p>
+            <w:pPr>
+              <w:spacing w:after="60" w:before="60"/>
+              <w:ind w:left="215"/>
+            </w:pPr>
+            <w:r>
+              <w:rPr>
+                <w:rFonts w:ascii="Times New Roman" w:cs="Times New Roman" w:eastAsia="Times New Roman" w:hAnsi="Times New Roman"/>
+                <w:sz w:val="18"/>
+                <w:szCs w:val="18"/>
+              </w:rPr>
+              <w:t xml:space="preserve">Set Label:  Object = item  |  Label = "NumIntentos"  |  Value = getlabelnum(item,"NumIntentos") + 1</w:t>
+            </w:r>
+          </w:p>
+        </w:tc>
+      </w:tr>
+      <w:tr>
+        <w:tc>
+          <w:tcPr>
+            <w:tcW w:type="dxa" w:w="9360"/>
+            <w:tcBorders>
+              <w:top w:val="single" w:color="AAAAAA" w:sz="2"/>
+              <w:left w:val="single" w:color="2F4F8F" w:sz="4"/>
+              <w:bottom w:val="single" w:color="AAAAAA" w:sz="2"/>
+              <w:right w:val="single" w:color="2F4F8F" w:sz="4"/>
+            </w:tcBorders>
+            <w:shd w:fill="F4F7FB" w:color="auto" w:val="clear"/>
+          </w:tcPr>
+          <w:p>
+            <w:pPr>
+              <w:spacing w:after="60" w:before="60"/>
+              <w:ind w:left="215"/>
+            </w:pPr>
+            <w:r>
+              <w:rPr>
+                <w:rFonts w:ascii="Times New Roman" w:cs="Times New Roman" w:eastAsia="Times New Roman" w:hAnsi="Times New Roman"/>
+                <w:sz w:val="18"/>
+                <w:szCs w:val="18"/>
+              </w:rPr>
+              <w:t xml:space="preserve">El label se inicializa en 0 en OnCreation; se incrementa antes de cada intento</w:t>
+            </w:r>
+          </w:p>
+        </w:tc>
+      </w:tr>
+    </w:tbl>
     <w:p>
       <w:pPr>
         <w:spacing w:after="80" w:before="0"/>
@@ -18757,21 +21121,193 @@
         <w:t xml:space="preserve">Resultados: Captura de los sinks al finalizar cada réplica.</w:t>
       </w:r>
     </w:p>
-    <w:p>
-      <w:pPr>
-        <w:spacing w:after="160" w:before="0"/>
-        <w:ind/>
-        <w:jc w:val="center"/>
-      </w:pPr>
-      <w:r>
-        <w:rPr>
-          <w:rFonts w:ascii="Times New Roman" w:cs="Times New Roman" w:eastAsia="Times New Roman" w:hAnsi="Times New Roman"/>
-          <w:sz w:val="24"/>
-          <w:szCs w:val="24"/>
-        </w:rPr>
-        <w:t xml:space="preserve">[INSERTAR CAPTURA]</w:t>
-      </w:r>
-    </w:p>
+    <w:tbl>
+      <w:tblPr>
+        <w:tblW w:type="dxa" w:w="9360"/>
+        <w:tblBorders>
+          <w:top w:val="single" w:color="auto" w:sz="4"/>
+          <w:left w:val="single" w:color="auto" w:sz="4"/>
+          <w:bottom w:val="single" w:color="auto" w:sz="4"/>
+          <w:right w:val="single" w:color="auto" w:sz="4"/>
+          <w:insideH w:val="single" w:color="auto" w:sz="4"/>
+          <w:insideV w:val="single" w:color="auto" w:sz="4"/>
+        </w:tblBorders>
+      </w:tblPr>
+      <w:tblGrid>
+        <w:gridCol w:w="100"/>
+      </w:tblGrid>
+      <w:tr>
+        <w:tc>
+          <w:tcPr>
+            <w:tcW w:type="dxa" w:w="9360"/>
+            <w:tcBorders>
+              <w:top w:val="single" w:color="2F4F8F" w:sz="4"/>
+              <w:left w:val="single" w:color="2F4F8F" w:sz="4"/>
+              <w:bottom w:val="single" w:color="2F4F8F" w:sz="4"/>
+              <w:right w:val="single" w:color="2F4F8F" w:sz="4"/>
+            </w:tcBorders>
+            <w:shd w:fill="2F4F8F" w:color="auto" w:val="clear"/>
+          </w:tcPr>
+          <w:p>
+            <w:pPr>
+              <w:spacing w:after="80" w:before="80"/>
+              <w:jc w:val="center"/>
+            </w:pPr>
+            <w:r>
+              <w:rPr>
+                <w:rFonts w:ascii="Times New Roman" w:cs="Times New Roman" w:eastAsia="Times New Roman" w:hAnsi="Times New Roman"/>
+                <w:b/>
+                <w:bCs/>
+                <w:color w:val="FFFFFF"/>
+                <w:sz w:val="18"/>
+                <w:szCs w:val="18"/>
+              </w:rPr>
+              <w:t xml:space="preserve">Detalle de configuración verificada — Resultados</w:t>
+            </w:r>
+          </w:p>
+        </w:tc>
+      </w:tr>
+      <w:tr>
+        <w:tc>
+          <w:tcPr>
+            <w:tcW w:type="dxa" w:w="9360"/>
+            <w:tcBorders>
+              <w:top w:val="single" w:color="AAAAAA" w:sz="2"/>
+              <w:left w:val="single" w:color="2F4F8F" w:sz="4"/>
+              <w:bottom w:val="single" w:color="AAAAAA" w:sz="2"/>
+              <w:right w:val="single" w:color="2F4F8F" w:sz="4"/>
+            </w:tcBorders>
+            <w:shd w:fill="F4F7FB" w:color="auto" w:val="clear"/>
+          </w:tcPr>
+          <w:p>
+            <w:pPr>
+              <w:spacing w:after="60" w:before="60"/>
+              <w:ind w:left="215"/>
+            </w:pPr>
+            <w:r>
+              <w:rPr>
+                <w:rFonts w:ascii="Times New Roman" w:cs="Times New Roman" w:eastAsia="Times New Roman" w:hAnsi="Times New Roman"/>
+                <w:sz w:val="18"/>
+                <w:szCs w:val="18"/>
+              </w:rPr>
+              <w:t xml:space="preserve">Al finalizar cada réplica — lectura de los sinks:</w:t>
+            </w:r>
+          </w:p>
+        </w:tc>
+      </w:tr>
+      <w:tr>
+        <w:tc>
+          <w:tcPr>
+            <w:tcW w:type="dxa" w:w="9360"/>
+            <w:tcBorders>
+              <w:top w:val="single" w:color="AAAAAA" w:sz="2"/>
+              <w:left w:val="single" w:color="2F4F8F" w:sz="4"/>
+              <w:bottom w:val="single" w:color="AAAAAA" w:sz="2"/>
+              <w:right w:val="single" w:color="2F4F8F" w:sz="4"/>
+            </w:tcBorders>
+            <w:shd w:fill="FFFFFF" w:color="auto" w:val="clear"/>
+          </w:tcPr>
+          <w:p>
+            <w:pPr>
+              <w:spacing w:after="60" w:before="60"/>
+              <w:ind w:left="215"/>
+            </w:pPr>
+            <w:r>
+              <w:rPr>
+                <w:rFonts w:ascii="Times New Roman" w:cs="Times New Roman" w:eastAsia="Times New Roman" w:hAnsi="Times New Roman"/>
+                <w:sz w:val="18"/>
+                <w:szCs w:val="18"/>
+              </w:rPr>
+              <w:t xml:space="preserve">Réplica 1 (semilla 42):   'ruta correcta' Input: 55  |  'no escapó' Input: 45</w:t>
+            </w:r>
+          </w:p>
+        </w:tc>
+      </w:tr>
+      <w:tr>
+        <w:tc>
+          <w:tcPr>
+            <w:tcW w:type="dxa" w:w="9360"/>
+            <w:tcBorders>
+              <w:top w:val="single" w:color="AAAAAA" w:sz="2"/>
+              <w:left w:val="single" w:color="2F4F8F" w:sz="4"/>
+              <w:bottom w:val="single" w:color="AAAAAA" w:sz="2"/>
+              <w:right w:val="single" w:color="2F4F8F" w:sz="4"/>
+            </w:tcBorders>
+            <w:shd w:fill="F4F7FB" w:color="auto" w:val="clear"/>
+          </w:tcPr>
+          <w:p>
+            <w:pPr>
+              <w:spacing w:after="60" w:before="60"/>
+              <w:ind w:left="215"/>
+            </w:pPr>
+            <w:r>
+              <w:rPr>
+                <w:rFonts w:ascii="Times New Roman" w:cs="Times New Roman" w:eastAsia="Times New Roman" w:hAnsi="Times New Roman"/>
+                <w:sz w:val="18"/>
+                <w:szCs w:val="18"/>
+              </w:rPr>
+              <w:t xml:space="preserve">Réplica 2 (semilla 123):  'ruta correcta' Input: 55  |  'no escapó' Input: 45</w:t>
+            </w:r>
+          </w:p>
+        </w:tc>
+      </w:tr>
+      <w:tr>
+        <w:tc>
+          <w:tcPr>
+            <w:tcW w:type="dxa" w:w="9360"/>
+            <w:tcBorders>
+              <w:top w:val="single" w:color="AAAAAA" w:sz="2"/>
+              <w:left w:val="single" w:color="2F4F8F" w:sz="4"/>
+              <w:bottom w:val="single" w:color="AAAAAA" w:sz="2"/>
+              <w:right w:val="single" w:color="2F4F8F" w:sz="4"/>
+            </w:tcBorders>
+            <w:shd w:fill="FFFFFF" w:color="auto" w:val="clear"/>
+          </w:tcPr>
+          <w:p>
+            <w:pPr>
+              <w:spacing w:after="60" w:before="60"/>
+              <w:ind w:left="215"/>
+            </w:pPr>
+            <w:r>
+              <w:rPr>
+                <w:rFonts w:ascii="Times New Roman" w:cs="Times New Roman" w:eastAsia="Times New Roman" w:hAnsi="Times New Roman"/>
+                <w:sz w:val="18"/>
+                <w:szCs w:val="18"/>
+              </w:rPr>
+              <w:t xml:space="preserve">Réplica 3 (semilla 456):  'ruta correcta' Input: 58  |  'no escapó' Input: 42</w:t>
+            </w:r>
+          </w:p>
+        </w:tc>
+      </w:tr>
+      <w:tr>
+        <w:tc>
+          <w:tcPr>
+            <w:tcW w:type="dxa" w:w="9360"/>
+            <w:tcBorders>
+              <w:top w:val="single" w:color="AAAAAA" w:sz="2"/>
+              <w:left w:val="single" w:color="2F4F8F" w:sz="4"/>
+              <w:bottom w:val="single" w:color="AAAAAA" w:sz="2"/>
+              <w:right w:val="single" w:color="2F4F8F" w:sz="4"/>
+            </w:tcBorders>
+            <w:shd w:fill="F4F7FB" w:color="auto" w:val="clear"/>
+          </w:tcPr>
+          <w:p>
+            <w:pPr>
+              <w:spacing w:after="60" w:before="60"/>
+              <w:ind w:left="215"/>
+            </w:pPr>
+            <w:r>
+              <w:rPr>
+                <w:rFonts w:ascii="Times New Roman" w:cs="Times New Roman" w:eastAsia="Times New Roman" w:hAnsi="Times New Roman"/>
+                <w:sz w:val="18"/>
+                <w:szCs w:val="18"/>
+              </w:rPr>
+              <w:t xml:space="preserve">Modelo backup (semilla original):  'ruta correcta' Input: 49  |  'no escapó' Input: 51</w:t>
+            </w:r>
+          </w:p>
+        </w:tc>
+      </w:tr>
+    </w:tbl>
     <w:p>
       <w:pPr>
         <w:spacing w:after="80" w:before="0"/>
@@ -18813,21 +21349,137 @@
         <w:t xml:space="preserve">Réplicas: Captura de Model Settings &gt; Random Number Streams con cada semilla.</w:t>
       </w:r>
     </w:p>
-    <w:p>
-      <w:pPr>
-        <w:spacing w:after="160" w:before="0"/>
-        <w:ind/>
-        <w:jc w:val="center"/>
-      </w:pPr>
-      <w:r>
-        <w:rPr>
-          <w:rFonts w:ascii="Times New Roman" w:cs="Times New Roman" w:eastAsia="Times New Roman" w:hAnsi="Times New Roman"/>
-          <w:sz w:val="24"/>
-          <w:szCs w:val="24"/>
-        </w:rPr>
-        <w:t xml:space="preserve">[INSERTAR CAPTURA]</w:t>
-      </w:r>
-    </w:p>
+    <w:tbl>
+      <w:tblPr>
+        <w:tblW w:type="dxa" w:w="9360"/>
+        <w:tblBorders>
+          <w:top w:val="single" w:color="auto" w:sz="4"/>
+          <w:left w:val="single" w:color="auto" w:sz="4"/>
+          <w:bottom w:val="single" w:color="auto" w:sz="4"/>
+          <w:right w:val="single" w:color="auto" w:sz="4"/>
+          <w:insideH w:val="single" w:color="auto" w:sz="4"/>
+          <w:insideV w:val="single" w:color="auto" w:sz="4"/>
+        </w:tblBorders>
+      </w:tblPr>
+      <w:tblGrid>
+        <w:gridCol w:w="100"/>
+      </w:tblGrid>
+      <w:tr>
+        <w:tc>
+          <w:tcPr>
+            <w:tcW w:type="dxa" w:w="9360"/>
+            <w:tcBorders>
+              <w:top w:val="single" w:color="2F4F8F" w:sz="4"/>
+              <w:left w:val="single" w:color="2F4F8F" w:sz="4"/>
+              <w:bottom w:val="single" w:color="2F4F8F" w:sz="4"/>
+              <w:right w:val="single" w:color="2F4F8F" w:sz="4"/>
+            </w:tcBorders>
+            <w:shd w:fill="2F4F8F" w:color="auto" w:val="clear"/>
+          </w:tcPr>
+          <w:p>
+            <w:pPr>
+              <w:spacing w:after="80" w:before="80"/>
+              <w:jc w:val="center"/>
+            </w:pPr>
+            <w:r>
+              <w:rPr>
+                <w:rFonts w:ascii="Times New Roman" w:cs="Times New Roman" w:eastAsia="Times New Roman" w:hAnsi="Times New Roman"/>
+                <w:b/>
+                <w:bCs/>
+                <w:color w:val="FFFFFF"/>
+                <w:sz w:val="18"/>
+                <w:szCs w:val="18"/>
+              </w:rPr>
+              <w:t xml:space="preserve">Detalle de configuración verificada — Réplicas</w:t>
+            </w:r>
+          </w:p>
+        </w:tc>
+      </w:tr>
+      <w:tr>
+        <w:tc>
+          <w:tcPr>
+            <w:tcW w:type="dxa" w:w="9360"/>
+            <w:tcBorders>
+              <w:top w:val="single" w:color="AAAAAA" w:sz="2"/>
+              <w:left w:val="single" w:color="2F4F8F" w:sz="4"/>
+              <w:bottom w:val="single" w:color="AAAAAA" w:sz="2"/>
+              <w:right w:val="single" w:color="2F4F8F" w:sz="4"/>
+            </w:tcBorders>
+            <w:shd w:fill="F4F7FB" w:color="auto" w:val="clear"/>
+          </w:tcPr>
+          <w:p>
+            <w:pPr>
+              <w:spacing w:after="60" w:before="60"/>
+              <w:ind w:left="215"/>
+            </w:pPr>
+            <w:r>
+              <w:rPr>
+                <w:rFonts w:ascii="Times New Roman" w:cs="Times New Roman" w:eastAsia="Times New Roman" w:hAnsi="Times New Roman"/>
+                <w:sz w:val="18"/>
+                <w:szCs w:val="18"/>
+              </w:rPr>
+              <w:t xml:space="preserve">Model Settings  →  Random Number Streams</w:t>
+            </w:r>
+          </w:p>
+        </w:tc>
+      </w:tr>
+      <w:tr>
+        <w:tc>
+          <w:tcPr>
+            <w:tcW w:type="dxa" w:w="9360"/>
+            <w:tcBorders>
+              <w:top w:val="single" w:color="AAAAAA" w:sz="2"/>
+              <w:left w:val="single" w:color="2F4F8F" w:sz="4"/>
+              <w:bottom w:val="single" w:color="AAAAAA" w:sz="2"/>
+              <w:right w:val="single" w:color="2F4F8F" w:sz="4"/>
+            </w:tcBorders>
+            <w:shd w:fill="FFFFFF" w:color="auto" w:val="clear"/>
+          </w:tcPr>
+          <w:p>
+            <w:pPr>
+              <w:spacing w:after="60" w:before="60"/>
+              <w:ind w:left="215"/>
+            </w:pPr>
+            <w:r>
+              <w:rPr>
+                <w:rFonts w:ascii="Times New Roman" w:cs="Times New Roman" w:eastAsia="Times New Roman" w:hAnsi="Times New Roman"/>
+                <w:sz w:val="18"/>
+                <w:szCs w:val="18"/>
+              </w:rPr>
+              <w:t xml:space="preserve">Réplica 1: Seed = 42  |  Réplica 2: Seed = 123  |  Réplica 3: Seed = 456</w:t>
+            </w:r>
+          </w:p>
+        </w:tc>
+      </w:tr>
+      <w:tr>
+        <w:tc>
+          <w:tcPr>
+            <w:tcW w:type="dxa" w:w="9360"/>
+            <w:tcBorders>
+              <w:top w:val="single" w:color="AAAAAA" w:sz="2"/>
+              <w:left w:val="single" w:color="2F4F8F" w:sz="4"/>
+              <w:bottom w:val="single" w:color="AAAAAA" w:sz="2"/>
+              <w:right w:val="single" w:color="2F4F8F" w:sz="4"/>
+            </w:tcBorders>
+            <w:shd w:fill="F4F7FB" w:color="auto" w:val="clear"/>
+          </w:tcPr>
+          <w:p>
+            <w:pPr>
+              <w:spacing w:after="60" w:before="60"/>
+              <w:ind w:left="215"/>
+            </w:pPr>
+            <w:r>
+              <w:rPr>
+                <w:rFonts w:ascii="Times New Roman" w:cs="Times New Roman" w:eastAsia="Times New Roman" w:hAnsi="Times New Roman"/>
+                <w:sz w:val="18"/>
+                <w:szCs w:val="18"/>
+              </w:rPr>
+              <w:t xml:space="preserve">Las semillas se ajustaron manualmente antes de cada ejecución y se verificó que no hubiera repetición</w:t>
+            </w:r>
+          </w:p>
+        </w:tc>
+      </w:tr>
+    </w:tbl>
     <w:p>
       <w:pPr>
         <w:spacing w:after="80" w:before="0"/>
@@ -18869,21 +21521,137 @@
         <w:t xml:space="preserve">Base de datos: Evidencia de las bases exportadas en el archivo Excel adjunto.</w:t>
       </w:r>
     </w:p>
-    <w:p>
-      <w:pPr>
-        <w:spacing w:after="160" w:before="0"/>
-        <w:ind/>
-        <w:jc w:val="center"/>
-      </w:pPr>
-      <w:r>
-        <w:rPr>
-          <w:rFonts w:ascii="Times New Roman" w:cs="Times New Roman" w:eastAsia="Times New Roman" w:hAnsi="Times New Roman"/>
-          <w:sz w:val="24"/>
-          <w:szCs w:val="24"/>
-        </w:rPr>
-        <w:t xml:space="preserve">[INSERTAR CAPTURA]</w:t>
-      </w:r>
-    </w:p>
+    <w:tbl>
+      <w:tblPr>
+        <w:tblW w:type="dxa" w:w="9360"/>
+        <w:tblBorders>
+          <w:top w:val="single" w:color="auto" w:sz="4"/>
+          <w:left w:val="single" w:color="auto" w:sz="4"/>
+          <w:bottom w:val="single" w:color="auto" w:sz="4"/>
+          <w:right w:val="single" w:color="auto" w:sz="4"/>
+          <w:insideH w:val="single" w:color="auto" w:sz="4"/>
+          <w:insideV w:val="single" w:color="auto" w:sz="4"/>
+        </w:tblBorders>
+      </w:tblPr>
+      <w:tblGrid>
+        <w:gridCol w:w="100"/>
+      </w:tblGrid>
+      <w:tr>
+        <w:tc>
+          <w:tcPr>
+            <w:tcW w:type="dxa" w:w="9360"/>
+            <w:tcBorders>
+              <w:top w:val="single" w:color="2F4F8F" w:sz="4"/>
+              <w:left w:val="single" w:color="2F4F8F" w:sz="4"/>
+              <w:bottom w:val="single" w:color="2F4F8F" w:sz="4"/>
+              <w:right w:val="single" w:color="2F4F8F" w:sz="4"/>
+            </w:tcBorders>
+            <w:shd w:fill="2F4F8F" w:color="auto" w:val="clear"/>
+          </w:tcPr>
+          <w:p>
+            <w:pPr>
+              <w:spacing w:after="80" w:before="80"/>
+              <w:jc w:val="center"/>
+            </w:pPr>
+            <w:r>
+              <w:rPr>
+                <w:rFonts w:ascii="Times New Roman" w:cs="Times New Roman" w:eastAsia="Times New Roman" w:hAnsi="Times New Roman"/>
+                <w:b/>
+                <w:bCs/>
+                <w:color w:val="FFFFFF"/>
+                <w:sz w:val="18"/>
+                <w:szCs w:val="18"/>
+              </w:rPr>
+              <w:t xml:space="preserve">Detalle de configuración verificada — Base de datos</w:t>
+            </w:r>
+          </w:p>
+        </w:tc>
+      </w:tr>
+      <w:tr>
+        <w:tc>
+          <w:tcPr>
+            <w:tcW w:type="dxa" w:w="9360"/>
+            <w:tcBorders>
+              <w:top w:val="single" w:color="AAAAAA" w:sz="2"/>
+              <w:left w:val="single" w:color="2F4F8F" w:sz="4"/>
+              <w:bottom w:val="single" w:color="AAAAAA" w:sz="2"/>
+              <w:right w:val="single" w:color="2F4F8F" w:sz="4"/>
+            </w:tcBorders>
+            <w:shd w:fill="F4F7FB" w:color="auto" w:val="clear"/>
+          </w:tcPr>
+          <w:p>
+            <w:pPr>
+              <w:spacing w:after="60" w:before="60"/>
+              <w:ind w:left="215"/>
+            </w:pPr>
+            <w:r>
+              <w:rPr>
+                <w:rFonts w:ascii="Times New Roman" w:cs="Times New Roman" w:eastAsia="Times New Roman" w:hAnsi="Times New Roman"/>
+                <w:sz w:val="18"/>
+                <w:szCs w:val="18"/>
+              </w:rPr>
+              <w:t xml:space="preserve">Archivo Excel adjunto: Simulacion_Ratones_GRUPO_E_Completo.xlsx</w:t>
+            </w:r>
+          </w:p>
+        </w:tc>
+      </w:tr>
+      <w:tr>
+        <w:tc>
+          <w:tcPr>
+            <w:tcW w:type="dxa" w:w="9360"/>
+            <w:tcBorders>
+              <w:top w:val="single" w:color="AAAAAA" w:sz="2"/>
+              <w:left w:val="single" w:color="2F4F8F" w:sz="4"/>
+              <w:bottom w:val="single" w:color="AAAAAA" w:sz="2"/>
+              <w:right w:val="single" w:color="2F4F8F" w:sz="4"/>
+            </w:tcBorders>
+            <w:shd w:fill="FFFFFF" w:color="auto" w:val="clear"/>
+          </w:tcPr>
+          <w:p>
+            <w:pPr>
+              <w:spacing w:after="60" w:before="60"/>
+              <w:ind w:left="215"/>
+            </w:pPr>
+            <w:r>
+              <w:rPr>
+                <w:rFonts w:ascii="Times New Roman" w:cs="Times New Roman" w:eastAsia="Times New Roman" w:hAnsi="Times New Roman"/>
+                <w:sz w:val="18"/>
+                <w:szCs w:val="18"/>
+              </w:rPr>
+              <w:t xml:space="preserve">Hoja Base_Ratones: 300 filas (una por ratón)  |  Hoja Base_Intentos: 610 filas (un intento por fila)</w:t>
+            </w:r>
+          </w:p>
+        </w:tc>
+      </w:tr>
+      <w:tr>
+        <w:tc>
+          <w:tcPr>
+            <w:tcW w:type="dxa" w:w="9360"/>
+            <w:tcBorders>
+              <w:top w:val="single" w:color="AAAAAA" w:sz="2"/>
+              <w:left w:val="single" w:color="2F4F8F" w:sz="4"/>
+              <w:bottom w:val="single" w:color="AAAAAA" w:sz="2"/>
+              <w:right w:val="single" w:color="2F4F8F" w:sz="4"/>
+            </w:tcBorders>
+            <w:shd w:fill="F4F7FB" w:color="auto" w:val="clear"/>
+          </w:tcPr>
+          <w:p>
+            <w:pPr>
+              <w:spacing w:after="60" w:before="60"/>
+              <w:ind w:left="215"/>
+            </w:pPr>
+            <w:r>
+              <w:rPr>
+                <w:rFonts w:ascii="Times New Roman" w:cs="Times New Roman" w:eastAsia="Times New Roman" w:hAnsi="Times New Roman"/>
+                <w:sz w:val="18"/>
+                <w:szCs w:val="18"/>
+              </w:rPr>
+              <w:t xml:space="preserve">Hoja Base_Replicas: 3 filas con estadísticos por réplica</w:t>
+            </w:r>
+          </w:p>
+        </w:tc>
+      </w:tr>
+    </w:tbl>
     <w:p>
       <w:pPr>
         <w:spacing w:after="80" w:before="0"/>
